--- a/BẢNG PHÂN CÔNG VAI TRÒ VÀ NHIỆM VỤ CHI TIẾT THÀNH VIÊN - NHÓM 05.docx
+++ b/BẢNG PHÂN CÔNG VAI TRÒ VÀ NHIỆM VỤ CHI TIẾT THÀNH VIÊN - NHÓM 05.docx
@@ -77,9 +77,25 @@
           <w:b/>
           <w:i w:val="0"/>
           <w:color w:val="003366"/>
-          <w:sz w:val="32"/>
+          <w:sz w:val="30"/>
         </w:rPr>
-        <w:t>BẢNG PHÂN CÔNG VAI TRÒ VÀ NHIỆM VỤ CHI TIẾT</w:t>
+        <w:t>BẢNG PHÂN CÔNG VAI TRÒ VÀ NHIỆM VỤ CHI TIẾT THEO CÁC GIAI ĐOẠN</w:t>
+      </w:r>
+    </w:p>
+    <w:p>
+      <w:pPr>
+        <w:spacing w:before="0" w:after="80" w:line="312" w:lineRule="auto"/>
+        <w:jc w:val="center"/>
+      </w:pPr>
+      <w:r>
+        <w:rPr>
+          <w:rFonts w:ascii="Times New Roman" w:hAnsi="Times New Roman"/>
+          <w:b/>
+          <w:i/>
+          <w:color w:val="B40000"/>
+          <w:sz w:val="24"/>
+        </w:rPr>
+        <w:t>(CÁC GIAI ĐOẠN ĐẶT CẠNH NHAU TƯƠNG ỨNG TỪNG CHƯƠNG I ĐẾN V CỦA BÁO CÁO)</w:t>
       </w:r>
     </w:p>
     <w:p>
@@ -93,7 +109,7 @@
           <w:b/>
           <w:i w:val="0"/>
           <w:color w:val="000000"/>
-          <w:sz w:val="27"/>
+          <w:sz w:val="26"/>
         </w:rPr>
         <w:t>HỌC PHẦN: ĐỒ ÁN CHUYÊN NGÀNH CÔNG NGHỆ PHẦN MỀM</w:t>
       </w:r>
@@ -125,9 +141,9 @@
           <w:b w:val="0"/>
           <w:i/>
           <w:color w:val="000000"/>
-          <w:sz w:val="24"/>
+          <w:sz w:val="23"/>
         </w:rPr>
-        <w:t>Ứng dụng: Vibe Người Tốt (React + TypeScript + Electron + Python Socket Backend)</w:t>
+        <w:t>Ứng dụng: Vibe Người Tốt (React 18 + TypeScript + Electron + Python Socket Backend)</w:t>
       </w:r>
     </w:p>
     <w:p>
@@ -157,9 +173,9 @@
           <w:b/>
           <w:i w:val="0"/>
           <w:color w:val="003366"/>
-          <w:sz w:val="28"/>
+          <w:sz w:val="27"/>
         </w:rPr>
-        <w:t>DANH SÁCH THÀNH VIÊN VÀ PHÂN CÔNG TRÁCH NHIỆM</w:t>
+        <w:t>BẢNG I. DANH SÁCH THÀNH VIÊN VÀ PHÂN CÔNG TRÁCH NHIỆM TỔNG QUÁT</w:t>
       </w:r>
     </w:p>
     <w:tbl>
@@ -444,7 +460,7 @@
                 <w:color w:val="000000"/>
                 <w:sz w:val="24"/>
               </w:rPr>
-              <w:t>Nhóm trưởng: Định hướng đề tài, quản lý tiến độ, kiến trúc hệ thống, Socket Backend &amp; tổng hợp báo cáo.</w:t>
+              <w:t>Nhóm trưởng: Định hướng kỹ thuật, kiến trúc hệ thống, lập trình Socket Backend đa luồng, máy chủ WAN, tự động hóa &amp; tổng hợp toàn văn báo cáo.</w:t>
             </w:r>
           </w:p>
         </w:tc>
@@ -581,7 +597,7 @@
                 <w:color w:val="000000"/>
                 <w:sz w:val="24"/>
               </w:rPr>
-              <w:t>Thành viên: Phân tích người dùng, thiết kế và lập trình giao diện Frontend (UI/UX), kiểm thử giao diện.</w:t>
+              <w:t>Thành viên: Phân tích người dùng, thiết kế giao diện Figma, lập trình toàn bộ Frontend (React 18, Tailwind, TitleBar, CallModal) &amp; kiểm thử UI/UX.</w:t>
             </w:r>
           </w:p>
         </w:tc>
@@ -718,7 +734,7 @@
                 <w:color w:val="000000"/>
                 <w:sz w:val="24"/>
               </w:rPr>
-              <w:t>Thành viên: Khảo sát nghiệp vụ, mô hình hóa Use Case/Class Diagram, thiết kế giao diện khung chat.</w:t>
+              <w:t>Thành viên: Khảo sát nghiệp vụ, mô hình hóa hệ thống UML (BFD, Use Case, Class, Sequence), lập trình giao diện khung chat &amp; biên soạn Chương 2, 4.</w:t>
             </w:r>
           </w:p>
         </w:tc>
@@ -855,7 +871,7 @@
                 <w:color w:val="000000"/>
                 <w:sz w:val="24"/>
               </w:rPr>
-              <w:t>Thành viên: Nghiên cứu công nghệ mạng Socket/WebSocket, thiết kế CSDL &amp; API truyền tệp tin đa phương tiện.</w:t>
+              <w:t>Thành viên: Nghiên cứu công nghệ mạng Socket, thiết kế CSDL SQLite (chat_database.db), lập trình API upload/download truyền file Base64 &amp; bảo mật PBKDF2.</w:t>
             </w:r>
           </w:p>
         </w:tc>
@@ -992,7 +1008,7 @@
                 <w:color w:val="000000"/>
                 <w:sz w:val="24"/>
               </w:rPr>
-              <w:t>Thành viên: Khảo sát thực tế, lập kế hoạch kiểm thử, thiết kế kịch bản Test Cases và biên tập tài liệu.</w:t>
+              <w:t>Thành viên: Lập kế hoạch kiểm thử (Test Plan), thiết kế và thực thi 22 kịch bản Test Cases (100% Pass), chuẩn hóa định dạng văn bản &amp; làm Slide thuyết trình.</w:t>
             </w:r>
           </w:p>
         </w:tc>
@@ -1011,12 +1027,12 @@
           <w:color w:val="000000"/>
           <w:sz w:val="23"/>
         </w:rPr>
-        <w:t>Bảng trên thể hiện cơ cấu tổ chức và trách nhiệm cụ thể của từng thành viên trong Nhóm 05 đối với học phần Đồ án chuyên ngành Công nghệ phần mềm. Tất cả thành viên cam kết tham gia đầy đủ các giai đoạn nghiên cứu, phân tích, thiết kế, lập trình và hoàn thiện báo cáo đúng tiến độ đề ra.</w:t>
+        <w:t>Bảng trên thể hiện cơ cấu tổ chức và trách nhiệm cốt lõi của từng thành viên trong Nhóm 05. Mỗi thành viên đều cam kết tham gia xuyên suốt từ Giai đoạn 1 đến Giai đoạn 5 (tương ứng từ Chương I đến Chương V trong đề cương báo cáo) đúng tiến độ 7 tuần đã cam kết với Khoa.</w:t>
       </w:r>
     </w:p>
     <w:p>
       <w:pPr>
-        <w:spacing w:before="0" w:after="240" w:line="312" w:lineRule="auto"/>
+        <w:spacing w:before="0" w:after="200" w:line="312" w:lineRule="auto"/>
         <w:jc w:val="both"/>
       </w:pPr>
       <w:r>
@@ -1027,60 +1043,12 @@
           <w:color w:val="003366"/>
           <w:sz w:val="28"/>
         </w:rPr>
-        <w:t>PHẦN I. BẢN ĐẶC TẢ CÔNG VIỆC VÀ CÁCH THỨC THỰC HIỆN CHI TIẾT</w:t>
+        <w:t>PHẦN I. CHI TIẾT NHIỆM VỤ CỦA TỪNG THÀNH VIÊN THEO TỪNG GIAI ĐOẠN (ĐẶT GẦN NHAU THEO TỪNG CHƯƠNG)</w:t>
       </w:r>
     </w:p>
     <w:p>
       <w:pPr>
-        <w:spacing w:before="200" w:after="40" w:line="312" w:lineRule="auto"/>
-        <w:jc w:val="both"/>
-      </w:pPr>
-      <w:r>
-        <w:rPr>
-          <w:rFonts w:ascii="Times New Roman" w:hAnsi="Times New Roman"/>
-          <w:b/>
-          <w:i w:val="0"/>
-          <w:color w:val="003366"/>
-          <w:sz w:val="27"/>
-        </w:rPr>
-        <w:t>1. VŨ DUY THÁI SƠN - NHÓM TRƯỞNG</w:t>
-      </w:r>
-    </w:p>
-    <w:p>
-      <w:pPr>
-        <w:spacing w:before="0" w:after="40" w:line="312" w:lineRule="auto"/>
-        <w:jc w:val="both"/>
-      </w:pPr>
-      <w:r>
-        <w:rPr>
-          <w:rFonts w:ascii="Times New Roman" w:hAnsi="Times New Roman"/>
-          <w:b/>
-          <w:i w:val="0"/>
-          <w:color w:val="000000"/>
-          <w:sz w:val="24"/>
-        </w:rPr>
-        <w:t>• Mã sinh viên: 20231735   |   Lớp: DCCNTT.14.5</w:t>
-      </w:r>
-    </w:p>
-    <w:p>
-      <w:pPr>
-        <w:spacing w:before="0" w:after="40" w:line="312" w:lineRule="auto"/>
-        <w:jc w:val="both"/>
-      </w:pPr>
-      <w:r>
-        <w:rPr>
-          <w:rFonts w:ascii="Times New Roman" w:hAnsi="Times New Roman"/>
-          <w:b/>
-          <w:i w:val="0"/>
-          <w:color w:val="000000"/>
-          <w:sz w:val="24"/>
-        </w:rPr>
-        <w:t>• Vai trò đảm nhiệm: Trưởng nhóm, Kiến trúc sư hệ thống, Lập trình Socket Backend &amp; Tự động hóa</w:t>
-      </w:r>
-    </w:p>
-    <w:p>
-      <w:pPr>
-        <w:spacing w:before="0" w:after="120" w:line="312" w:lineRule="auto"/>
+        <w:spacing w:before="0" w:after="280" w:line="312" w:lineRule="auto"/>
         <w:jc w:val="both"/>
       </w:pPr>
       <w:r>
@@ -1091,7 +1059,23 @@
           <w:color w:val="000000"/>
           <w:sz w:val="24"/>
         </w:rPr>
-        <w:t>• Trách nhiệm cốt lõi: Chịu trách nhiệm toàn diện trước Giảng viên hướng dẫn về tiến độ, chất lượng mã nguồn, độ ổn định của hệ thống mạng và tính hoàn thiện của hồ sơ báo cáo đồ án.</w:t>
+        <w:t>Nguyên tắc cấu trúc: Tại mỗi Giai đoạn (tương ứng với từng Chương của Báo cáo đồ án), công việc chi tiết và cách thức thực hiện của toàn bộ 5 thành viên được đặt ngay sát cạnh nhau để người đọc và giảng viên dễ dàng đối chiếu, đánh giá tính đồng bộ và đóng góp của từng người.</w:t>
+      </w:r>
+    </w:p>
+    <w:p>
+      <w:pPr>
+        <w:spacing w:before="280" w:after="40" w:line="312" w:lineRule="auto"/>
+        <w:jc w:val="both"/>
+      </w:pPr>
+      <w:r>
+        <w:rPr>
+          <w:rFonts w:ascii="Times New Roman" w:hAnsi="Times New Roman"/>
+          <w:b/>
+          <w:i w:val="0"/>
+          <w:color w:val="003366"/>
+          <w:sz w:val="26"/>
+        </w:rPr>
+        <w:t>MỤC 1. GIAI ĐOẠN 1: KHỞI TẠO ĐỀ TÀI, XÁC ĐỊNH MỤC TIÊU VÀ PHẠM VI NGHIÊN CỨU</w:t>
       </w:r>
     </w:p>
     <w:p>
@@ -1103,288 +1087,753 @@
         <w:rPr>
           <w:rFonts w:ascii="Times New Roman" w:hAnsi="Times New Roman"/>
           <w:b/>
-          <w:i w:val="0"/>
-          <w:color w:val="000000"/>
-          <w:sz w:val="25"/>
+          <w:i/>
+          <w:color w:val="B40000"/>
+          <w:sz w:val="24"/>
         </w:rPr>
-        <w:t>Các nhiệm vụ và các bước thực hiện chi tiết:</w:t>
+        <w:t>★ TƯƠNG ỨNG: CHƯƠNG I. TỔNG QUAN VỀ ĐỀ TÀI (Tiến độ: Tuần 1)</w:t>
       </w:r>
     </w:p>
     <w:p>
       <w:pPr>
-        <w:spacing w:before="0" w:after="40" w:line="312" w:lineRule="auto"/>
-        <w:jc w:val="both"/>
-      </w:pPr>
-      <w:r>
-        <w:rPr>
-          <w:rFonts w:ascii="Times New Roman" w:hAnsi="Times New Roman"/>
-          <w:b/>
-          <w:i/>
-          <w:color w:val="B40000"/>
-          <w:sz w:val="24"/>
-        </w:rPr>
-        <w:t>Giai đoạn 1: Khởi tạo dự án &amp; Định hướng kỹ thuật</w:t>
-      </w:r>
-    </w:p>
-    <w:p>
-      <w:pPr>
-        <w:spacing w:before="0" w:after="40" w:line="312" w:lineRule="auto"/>
+        <w:spacing w:before="0" w:after="160" w:line="312" w:lineRule="auto"/>
         <w:jc w:val="both"/>
       </w:pPr>
       <w:r>
         <w:rPr>
           <w:rFonts w:ascii="Times New Roman" w:hAnsi="Times New Roman"/>
           <w:b w:val="0"/>
-          <w:i w:val="0"/>
+          <w:i/>
           <w:color w:val="000000"/>
           <w:sz w:val="24"/>
         </w:rPr>
-        <w:t>• Nghiên cứu tổng quan thị trường ứng dụng tin nhắn (Telegram, Zalo, Discord).</w:t>
+        <w:t>Mục tiêu giai đoạn: Làm rõ tính cấp thiết của ứng dụng nhắn tin trong kỷ nguyên số, xác định yêu cầu nghiệp vụ cốt lõi, thiết lập mục tiêu tổng quát và mục tiêu cụ thể đo lường được, khởi tạo kho mã nguồn Git và phân công kế hoạch 7 tuần.</w:t>
       </w:r>
     </w:p>
+    <w:tbl>
+      <w:tblPr>
+        <w:tblW w:type="auto" w:w="0"/>
+        <w:jc w:val="center"/>
+        <w:tblLook w:firstColumn="1" w:firstRow="1" w:lastColumn="0" w:lastRow="0" w:noHBand="0" w:noVBand="1" w:val="04A0"/>
+      </w:tblPr>
+      <w:tblGrid>
+        <w:gridCol w:w="3135"/>
+        <w:gridCol w:w="3135"/>
+        <w:gridCol w:w="3135"/>
+      </w:tblGrid>
+      <w:tr>
+        <w:tc>
+          <w:tcPr>
+            <w:tcW w:type="dxa" w:w="3135"/>
+            <w:shd w:fill="003366"/>
+            <w:tcMar>
+              <w:top w:w="100" w:type="dxa"/>
+              <w:bottom w:w="100" w:type="dxa"/>
+              <w:left w:w="80" w:type="dxa"/>
+              <w:right w:w="80" w:type="dxa"/>
+            </w:tcMar>
+          </w:tcPr>
+          <w:p>
+            <w:pPr>
+              <w:jc w:val="center"/>
+            </w:pPr>
+            <w:r>
+              <w:rPr>
+                <w:rFonts w:ascii="Times New Roman" w:hAnsi="Times New Roman"/>
+                <w:b/>
+                <w:i w:val="0"/>
+                <w:color w:val="FFFFFF"/>
+                <w:sz w:val="23"/>
+              </w:rPr>
+              <w:t>STT</w:t>
+            </w:r>
+          </w:p>
+        </w:tc>
+        <w:tc>
+          <w:tcPr>
+            <w:tcW w:type="dxa" w:w="3135"/>
+            <w:shd w:fill="003366"/>
+            <w:tcMar>
+              <w:top w:w="100" w:type="dxa"/>
+              <w:bottom w:w="100" w:type="dxa"/>
+              <w:left w:w="80" w:type="dxa"/>
+              <w:right w:w="80" w:type="dxa"/>
+            </w:tcMar>
+          </w:tcPr>
+          <w:p>
+            <w:pPr>
+              <w:jc w:val="center"/>
+            </w:pPr>
+            <w:r>
+              <w:rPr>
+                <w:rFonts w:ascii="Times New Roman" w:hAnsi="Times New Roman"/>
+                <w:b/>
+                <w:i w:val="0"/>
+                <w:color w:val="FFFFFF"/>
+                <w:sz w:val="23"/>
+              </w:rPr>
+              <w:t>Thành viên thực hiện</w:t>
+            </w:r>
+          </w:p>
+        </w:tc>
+        <w:tc>
+          <w:tcPr>
+            <w:tcW w:type="dxa" w:w="3135"/>
+            <w:shd w:fill="003366"/>
+            <w:tcMar>
+              <w:top w:w="100" w:type="dxa"/>
+              <w:bottom w:w="100" w:type="dxa"/>
+              <w:left w:w="80" w:type="dxa"/>
+              <w:right w:w="80" w:type="dxa"/>
+            </w:tcMar>
+          </w:tcPr>
+          <w:p>
+            <w:pPr>
+              <w:jc w:val="center"/>
+            </w:pPr>
+            <w:r>
+              <w:rPr>
+                <w:rFonts w:ascii="Times New Roman" w:hAnsi="Times New Roman"/>
+                <w:b/>
+                <w:i w:val="0"/>
+                <w:color w:val="FFFFFF"/>
+                <w:sz w:val="23"/>
+              </w:rPr>
+              <w:t>Công việc chi tiết &amp; Cách thức thực hiện trong Giai đoạn</w:t>
+            </w:r>
+          </w:p>
+        </w:tc>
+      </w:tr>
+      <w:tr>
+        <w:tc>
+          <w:tcPr>
+            <w:tcW w:type="dxa" w:w="3135"/>
+            <w:shd w:fill="FFFFFF"/>
+            <w:tcMar>
+              <w:top w:w="80" w:type="dxa"/>
+              <w:bottom w:w="80" w:type="dxa"/>
+              <w:left w:w="60" w:type="dxa"/>
+              <w:right w:w="60" w:type="dxa"/>
+            </w:tcMar>
+          </w:tcPr>
+          <w:p>
+            <w:pPr>
+              <w:jc w:val="center"/>
+            </w:pPr>
+            <w:r>
+              <w:rPr>
+                <w:rFonts w:ascii="Times New Roman" w:hAnsi="Times New Roman"/>
+                <w:b/>
+                <w:i w:val="0"/>
+                <w:color w:val="000000"/>
+                <w:sz w:val="22"/>
+              </w:rPr>
+              <w:t>1</w:t>
+            </w:r>
+          </w:p>
+        </w:tc>
+        <w:tc>
+          <w:tcPr>
+            <w:tcW w:type="dxa" w:w="3135"/>
+            <w:shd w:fill="FFFFFF"/>
+            <w:tcMar>
+              <w:top w:w="80" w:type="dxa"/>
+              <w:bottom w:w="80" w:type="dxa"/>
+              <w:left w:w="80" w:type="dxa"/>
+              <w:right w:w="80" w:type="dxa"/>
+            </w:tcMar>
+          </w:tcPr>
+          <w:p>
+            <w:pPr>
+              <w:jc w:val="left"/>
+            </w:pPr>
+            <w:r>
+              <w:rPr>
+                <w:rFonts w:ascii="Times New Roman" w:hAnsi="Times New Roman"/>
+                <w:b/>
+                <w:i w:val="0"/>
+                <w:color w:val="003366"/>
+                <w:sz w:val="22"/>
+              </w:rPr>
+              <w:t>1. Vũ Duy Thái Sơn (Nhóm trưởng):</w:t>
+            </w:r>
+          </w:p>
+        </w:tc>
+        <w:tc>
+          <w:tcPr>
+            <w:tcW w:type="dxa" w:w="3135"/>
+            <w:shd w:fill="FFFFFF"/>
+            <w:tcMar>
+              <w:top w:w="80" w:type="dxa"/>
+              <w:bottom w:w="80" w:type="dxa"/>
+              <w:left w:w="80" w:type="dxa"/>
+              <w:right w:w="80" w:type="dxa"/>
+            </w:tcMar>
+          </w:tcPr>
+          <w:p>
+            <w:pPr>
+              <w:jc w:val="left"/>
+            </w:pPr>
+            <w:r/>
+          </w:p>
+          <w:p>
+            <w:pPr>
+              <w:spacing w:before="0" w:after="40" w:line="276" w:lineRule="auto"/>
+              <w:jc w:val="both"/>
+            </w:pPr>
+            <w:r>
+              <w:rPr>
+                <w:rFonts w:ascii="Times New Roman" w:hAnsi="Times New Roman"/>
+                <w:b w:val="0"/>
+                <w:i w:val="0"/>
+                <w:color w:val="000000"/>
+                <w:sz w:val="22"/>
+              </w:rPr>
+              <w:t>• Định hướng chiến lược kỹ thuật: Quyết định chuyển dịch đề tài từ mô hình Python Tkinter cũ sang Kiến trúc lai hiện đại (React 18 + TypeScript + Electron + Python 3.13 Socket Backend).</w:t>
+            </w:r>
+          </w:p>
+          <w:p>
+            <w:pPr>
+              <w:spacing w:before="0" w:after="40" w:line="276" w:lineRule="auto"/>
+              <w:jc w:val="both"/>
+            </w:pPr>
+            <w:r>
+              <w:rPr>
+                <w:rFonts w:ascii="Times New Roman" w:hAnsi="Times New Roman"/>
+                <w:b w:val="0"/>
+                <w:i w:val="0"/>
+                <w:color w:val="000000"/>
+                <w:sz w:val="22"/>
+              </w:rPr>
+              <w:t>• Thiết lập mục tiêu tổng quát và hệ thống mục tiêu kỹ thuật cụ thể (độ trễ &lt; 50ms, giao diện đa nền tảng, nhắn tin WAN xuyên mạng).</w:t>
+            </w:r>
+          </w:p>
+          <w:p>
+            <w:pPr>
+              <w:spacing w:before="0" w:after="40" w:line="276" w:lineRule="auto"/>
+              <w:jc w:val="both"/>
+            </w:pPr>
+            <w:r>
+              <w:rPr>
+                <w:rFonts w:ascii="Times New Roman" w:hAnsi="Times New Roman"/>
+                <w:b w:val="0"/>
+                <w:i w:val="0"/>
+                <w:color w:val="000000"/>
+                <w:sz w:val="22"/>
+              </w:rPr>
+              <w:t>• Khởi tạo kho mã nguồn GitHub chính thức (Son3333/chat-online-), cấu hình phân quyền nhánh main và thiết lập quy trình làm việc nhóm.</w:t>
+            </w:r>
+          </w:p>
+          <w:p>
+            <w:pPr>
+              <w:spacing w:before="0" w:after="40" w:line="276" w:lineRule="auto"/>
+              <w:jc w:val="both"/>
+            </w:pPr>
+            <w:r>
+              <w:rPr>
+                <w:rFonts w:ascii="Times New Roman" w:hAnsi="Times New Roman"/>
+                <w:b w:val="0"/>
+                <w:i w:val="0"/>
+                <w:color w:val="000000"/>
+                <w:sz w:val="22"/>
+              </w:rPr>
+              <w:t>• Phân chia lộ trình đồ án 7 tuần, phân công nhiệm vụ cụ thể cho từng thành viên và trực tiếp chắp bút phần Mục tiêu đề tài trong Chương I.</w:t>
+            </w:r>
+          </w:p>
+        </w:tc>
+      </w:tr>
+      <w:tr>
+        <w:tc>
+          <w:tcPr>
+            <w:tcW w:type="dxa" w:w="3135"/>
+            <w:shd w:fill="F7F9FC"/>
+            <w:tcMar>
+              <w:top w:w="80" w:type="dxa"/>
+              <w:bottom w:w="80" w:type="dxa"/>
+              <w:left w:w="60" w:type="dxa"/>
+              <w:right w:w="60" w:type="dxa"/>
+            </w:tcMar>
+          </w:tcPr>
+          <w:p>
+            <w:pPr>
+              <w:jc w:val="center"/>
+            </w:pPr>
+            <w:r>
+              <w:rPr>
+                <w:rFonts w:ascii="Times New Roman" w:hAnsi="Times New Roman"/>
+                <w:b/>
+                <w:i w:val="0"/>
+                <w:color w:val="000000"/>
+                <w:sz w:val="22"/>
+              </w:rPr>
+              <w:t>2</w:t>
+            </w:r>
+          </w:p>
+        </w:tc>
+        <w:tc>
+          <w:tcPr>
+            <w:tcW w:type="dxa" w:w="3135"/>
+            <w:shd w:fill="F7F9FC"/>
+            <w:tcMar>
+              <w:top w:w="80" w:type="dxa"/>
+              <w:bottom w:w="80" w:type="dxa"/>
+              <w:left w:w="80" w:type="dxa"/>
+              <w:right w:w="80" w:type="dxa"/>
+            </w:tcMar>
+          </w:tcPr>
+          <w:p>
+            <w:pPr>
+              <w:jc w:val="left"/>
+            </w:pPr>
+            <w:r>
+              <w:rPr>
+                <w:rFonts w:ascii="Times New Roman" w:hAnsi="Times New Roman"/>
+                <w:b/>
+                <w:i w:val="0"/>
+                <w:color w:val="003366"/>
+                <w:sz w:val="22"/>
+              </w:rPr>
+              <w:t>2. Vy Thế Mạnh (Thành viên - Frontend UI/UX):</w:t>
+            </w:r>
+          </w:p>
+        </w:tc>
+        <w:tc>
+          <w:tcPr>
+            <w:tcW w:type="dxa" w:w="3135"/>
+            <w:shd w:fill="F7F9FC"/>
+            <w:tcMar>
+              <w:top w:w="80" w:type="dxa"/>
+              <w:bottom w:w="80" w:type="dxa"/>
+              <w:left w:w="80" w:type="dxa"/>
+              <w:right w:w="80" w:type="dxa"/>
+            </w:tcMar>
+          </w:tcPr>
+          <w:p>
+            <w:pPr>
+              <w:jc w:val="left"/>
+            </w:pPr>
+            <w:r/>
+          </w:p>
+          <w:p>
+            <w:pPr>
+              <w:spacing w:before="0" w:after="40" w:line="276" w:lineRule="auto"/>
+              <w:jc w:val="both"/>
+            </w:pPr>
+            <w:r>
+              <w:rPr>
+                <w:rFonts w:ascii="Times New Roman" w:hAnsi="Times New Roman"/>
+                <w:b w:val="0"/>
+                <w:i w:val="0"/>
+                <w:color w:val="000000"/>
+                <w:sz w:val="22"/>
+              </w:rPr>
+              <w:t>• Khảo sát tính cấp thiết của đề tài: Thu thập số liệu về nhu cầu trao đổi thông tin tốc độ cao của sinh viên và người làm việc văn phòng.</w:t>
+            </w:r>
+          </w:p>
+          <w:p>
+            <w:pPr>
+              <w:spacing w:before="0" w:after="40" w:line="276" w:lineRule="auto"/>
+              <w:jc w:val="both"/>
+            </w:pPr>
+            <w:r>
+              <w:rPr>
+                <w:rFonts w:ascii="Times New Roman" w:hAnsi="Times New Roman"/>
+                <w:b w:val="0"/>
+                <w:i w:val="0"/>
+                <w:color w:val="000000"/>
+                <w:sz w:val="22"/>
+              </w:rPr>
+              <w:t>• Phân tích những hạn chế của các ứng dụng nhắn tin hiện hành (quảng cáo phiền phức, bảo mật dữ liệu, chiếm dụng tài nguyên máy tính).</w:t>
+            </w:r>
+          </w:p>
+          <w:p>
+            <w:pPr>
+              <w:spacing w:before="0" w:after="40" w:line="276" w:lineRule="auto"/>
+              <w:jc w:val="both"/>
+            </w:pPr>
+            <w:r>
+              <w:rPr>
+                <w:rFonts w:ascii="Times New Roman" w:hAnsi="Times New Roman"/>
+                <w:b w:val="0"/>
+                <w:i w:val="0"/>
+                <w:color w:val="000000"/>
+                <w:sz w:val="22"/>
+              </w:rPr>
+              <w:t>• Viết nội dung mục 1.1 Đặt vấn đề và tính cấp thiết của đề tài trong Chương I.</w:t>
+            </w:r>
+          </w:p>
+        </w:tc>
+      </w:tr>
+      <w:tr>
+        <w:tc>
+          <w:tcPr>
+            <w:tcW w:type="dxa" w:w="3135"/>
+            <w:shd w:fill="FFFFFF"/>
+            <w:tcMar>
+              <w:top w:w="80" w:type="dxa"/>
+              <w:bottom w:w="80" w:type="dxa"/>
+              <w:left w:w="60" w:type="dxa"/>
+              <w:right w:w="60" w:type="dxa"/>
+            </w:tcMar>
+          </w:tcPr>
+          <w:p>
+            <w:pPr>
+              <w:jc w:val="center"/>
+            </w:pPr>
+            <w:r>
+              <w:rPr>
+                <w:rFonts w:ascii="Times New Roman" w:hAnsi="Times New Roman"/>
+                <w:b/>
+                <w:i w:val="0"/>
+                <w:color w:val="000000"/>
+                <w:sz w:val="22"/>
+              </w:rPr>
+              <w:t>3</w:t>
+            </w:r>
+          </w:p>
+        </w:tc>
+        <w:tc>
+          <w:tcPr>
+            <w:tcW w:type="dxa" w:w="3135"/>
+            <w:shd w:fill="FFFFFF"/>
+            <w:tcMar>
+              <w:top w:w="80" w:type="dxa"/>
+              <w:bottom w:w="80" w:type="dxa"/>
+              <w:left w:w="80" w:type="dxa"/>
+              <w:right w:w="80" w:type="dxa"/>
+            </w:tcMar>
+          </w:tcPr>
+          <w:p>
+            <w:pPr>
+              <w:jc w:val="left"/>
+            </w:pPr>
+            <w:r>
+              <w:rPr>
+                <w:rFonts w:ascii="Times New Roman" w:hAnsi="Times New Roman"/>
+                <w:b/>
+                <w:i w:val="0"/>
+                <w:color w:val="003366"/>
+                <w:sz w:val="22"/>
+              </w:rPr>
+              <w:t>3. Vũ Minh Dân (Thành viên - Phân tích nghiệp vụ BA):</w:t>
+            </w:r>
+          </w:p>
+        </w:tc>
+        <w:tc>
+          <w:tcPr>
+            <w:tcW w:type="dxa" w:w="3135"/>
+            <w:shd w:fill="FFFFFF"/>
+            <w:tcMar>
+              <w:top w:w="80" w:type="dxa"/>
+              <w:bottom w:w="80" w:type="dxa"/>
+              <w:left w:w="80" w:type="dxa"/>
+              <w:right w:w="80" w:type="dxa"/>
+            </w:tcMar>
+          </w:tcPr>
+          <w:p>
+            <w:pPr>
+              <w:jc w:val="left"/>
+            </w:pPr>
+            <w:r/>
+          </w:p>
+          <w:p>
+            <w:pPr>
+              <w:spacing w:before="0" w:after="40" w:line="276" w:lineRule="auto"/>
+              <w:jc w:val="both"/>
+            </w:pPr>
+            <w:r>
+              <w:rPr>
+                <w:rFonts w:ascii="Times New Roman" w:hAnsi="Times New Roman"/>
+                <w:b w:val="0"/>
+                <w:i w:val="0"/>
+                <w:color w:val="000000"/>
+                <w:sz w:val="22"/>
+              </w:rPr>
+              <w:t>• Khảo sát và tổng hợp danh mục yêu cầu nghiệp vụ trao đổi thông tin (nhắn tin cá nhân 1-1, nhắn tin nhóm, đính kèm hình ảnh và tệp tin).</w:t>
+            </w:r>
+          </w:p>
+          <w:p>
+            <w:pPr>
+              <w:spacing w:before="0" w:after="40" w:line="276" w:lineRule="auto"/>
+              <w:jc w:val="both"/>
+            </w:pPr>
+            <w:r>
+              <w:rPr>
+                <w:rFonts w:ascii="Times New Roman" w:hAnsi="Times New Roman"/>
+                <w:b w:val="0"/>
+                <w:i w:val="0"/>
+                <w:color w:val="000000"/>
+                <w:sz w:val="22"/>
+              </w:rPr>
+              <w:t>• Xác định các ràng buộc nghiệp vụ về thời gian thực (Real-time Delivery) và tính riêng tư của các cuộc hội thoại.</w:t>
+            </w:r>
+          </w:p>
+          <w:p>
+            <w:pPr>
+              <w:spacing w:before="0" w:after="40" w:line="276" w:lineRule="auto"/>
+              <w:jc w:val="both"/>
+            </w:pPr>
+            <w:r>
+              <w:rPr>
+                <w:rFonts w:ascii="Times New Roman" w:hAnsi="Times New Roman"/>
+                <w:b w:val="0"/>
+                <w:i w:val="0"/>
+                <w:color w:val="000000"/>
+                <w:sz w:val="22"/>
+              </w:rPr>
+              <w:t>• Viết nội dung mục 1.2 Yêu cầu nghiệp vụ của đề tài trong văn bản Chương I.</w:t>
+            </w:r>
+          </w:p>
+        </w:tc>
+      </w:tr>
+      <w:tr>
+        <w:tc>
+          <w:tcPr>
+            <w:tcW w:type="dxa" w:w="3135"/>
+            <w:shd w:fill="F7F9FC"/>
+            <w:tcMar>
+              <w:top w:w="80" w:type="dxa"/>
+              <w:bottom w:w="80" w:type="dxa"/>
+              <w:left w:w="60" w:type="dxa"/>
+              <w:right w:w="60" w:type="dxa"/>
+            </w:tcMar>
+          </w:tcPr>
+          <w:p>
+            <w:pPr>
+              <w:jc w:val="center"/>
+            </w:pPr>
+            <w:r>
+              <w:rPr>
+                <w:rFonts w:ascii="Times New Roman" w:hAnsi="Times New Roman"/>
+                <w:b/>
+                <w:i w:val="0"/>
+                <w:color w:val="000000"/>
+                <w:sz w:val="22"/>
+              </w:rPr>
+              <w:t>4</w:t>
+            </w:r>
+          </w:p>
+        </w:tc>
+        <w:tc>
+          <w:tcPr>
+            <w:tcW w:type="dxa" w:w="3135"/>
+            <w:shd w:fill="F7F9FC"/>
+            <w:tcMar>
+              <w:top w:w="80" w:type="dxa"/>
+              <w:bottom w:w="80" w:type="dxa"/>
+              <w:left w:w="80" w:type="dxa"/>
+              <w:right w:w="80" w:type="dxa"/>
+            </w:tcMar>
+          </w:tcPr>
+          <w:p>
+            <w:pPr>
+              <w:jc w:val="left"/>
+            </w:pPr>
+            <w:r>
+              <w:rPr>
+                <w:rFonts w:ascii="Times New Roman" w:hAnsi="Times New Roman"/>
+                <w:b/>
+                <w:i w:val="0"/>
+                <w:color w:val="003366"/>
+                <w:sz w:val="22"/>
+              </w:rPr>
+              <w:t>4. Phạm Đức Tâm (Thành viên - Backend &amp; CSDL):</w:t>
+            </w:r>
+          </w:p>
+        </w:tc>
+        <w:tc>
+          <w:tcPr>
+            <w:tcW w:type="dxa" w:w="3135"/>
+            <w:shd w:fill="F7F9FC"/>
+            <w:tcMar>
+              <w:top w:w="80" w:type="dxa"/>
+              <w:bottom w:w="80" w:type="dxa"/>
+              <w:left w:w="80" w:type="dxa"/>
+              <w:right w:w="80" w:type="dxa"/>
+            </w:tcMar>
+          </w:tcPr>
+          <w:p>
+            <w:pPr>
+              <w:jc w:val="left"/>
+            </w:pPr>
+            <w:r/>
+          </w:p>
+          <w:p>
+            <w:pPr>
+              <w:spacing w:before="0" w:after="40" w:line="276" w:lineRule="auto"/>
+              <w:jc w:val="both"/>
+            </w:pPr>
+            <w:r>
+              <w:rPr>
+                <w:rFonts w:ascii="Times New Roman" w:hAnsi="Times New Roman"/>
+                <w:b w:val="0"/>
+                <w:i w:val="0"/>
+                <w:color w:val="000000"/>
+                <w:sz w:val="22"/>
+              </w:rPr>
+              <w:t>• Thu thập tài liệu học thuật về mô hình Client - Server và các giao thức mạng Socket TCP, WebSocket.</w:t>
+            </w:r>
+          </w:p>
+          <w:p>
+            <w:pPr>
+              <w:spacing w:before="0" w:after="40" w:line="276" w:lineRule="auto"/>
+              <w:jc w:val="both"/>
+            </w:pPr>
+            <w:r>
+              <w:rPr>
+                <w:rFonts w:ascii="Times New Roman" w:hAnsi="Times New Roman"/>
+                <w:b w:val="0"/>
+                <w:i w:val="0"/>
+                <w:color w:val="000000"/>
+                <w:sz w:val="22"/>
+              </w:rPr>
+              <w:t>• Khảo sát kiến trúc kỹ thuật của các nền tảng tin nhắn lớn (Telegram MTProto, Discord Gateway, Zalo).</w:t>
+            </w:r>
+          </w:p>
+          <w:p>
+            <w:pPr>
+              <w:spacing w:before="0" w:after="40" w:line="276" w:lineRule="auto"/>
+              <w:jc w:val="both"/>
+            </w:pPr>
+            <w:r>
+              <w:rPr>
+                <w:rFonts w:ascii="Times New Roman" w:hAnsi="Times New Roman"/>
+                <w:b w:val="0"/>
+                <w:i w:val="0"/>
+                <w:color w:val="000000"/>
+                <w:sz w:val="22"/>
+              </w:rPr>
+              <w:t>• Đóng góp phần khảo sát công nghệ và chuẩn bị tư liệu tham khảo cho đề cương chi tiết của đề tài.</w:t>
+            </w:r>
+          </w:p>
+        </w:tc>
+      </w:tr>
+      <w:tr>
+        <w:tc>
+          <w:tcPr>
+            <w:tcW w:type="dxa" w:w="3135"/>
+            <w:shd w:fill="FFFFFF"/>
+            <w:tcMar>
+              <w:top w:w="80" w:type="dxa"/>
+              <w:bottom w:w="80" w:type="dxa"/>
+              <w:left w:w="60" w:type="dxa"/>
+              <w:right w:w="60" w:type="dxa"/>
+            </w:tcMar>
+          </w:tcPr>
+          <w:p>
+            <w:pPr>
+              <w:jc w:val="center"/>
+            </w:pPr>
+            <w:r>
+              <w:rPr>
+                <w:rFonts w:ascii="Times New Roman" w:hAnsi="Times New Roman"/>
+                <w:b/>
+                <w:i w:val="0"/>
+                <w:color w:val="000000"/>
+                <w:sz w:val="22"/>
+              </w:rPr>
+              <w:t>5</w:t>
+            </w:r>
+          </w:p>
+        </w:tc>
+        <w:tc>
+          <w:tcPr>
+            <w:tcW w:type="dxa" w:w="3135"/>
+            <w:shd w:fill="FFFFFF"/>
+            <w:tcMar>
+              <w:top w:w="80" w:type="dxa"/>
+              <w:bottom w:w="80" w:type="dxa"/>
+              <w:left w:w="80" w:type="dxa"/>
+              <w:right w:w="80" w:type="dxa"/>
+            </w:tcMar>
+          </w:tcPr>
+          <w:p>
+            <w:pPr>
+              <w:jc w:val="left"/>
+            </w:pPr>
+            <w:r>
+              <w:rPr>
+                <w:rFonts w:ascii="Times New Roman" w:hAnsi="Times New Roman"/>
+                <w:b/>
+                <w:i w:val="0"/>
+                <w:color w:val="003366"/>
+                <w:sz w:val="22"/>
+              </w:rPr>
+              <w:t>5. Hữu (Thành viên - QA &amp; Biên tập tài liệu):</w:t>
+            </w:r>
+          </w:p>
+        </w:tc>
+        <w:tc>
+          <w:tcPr>
+            <w:tcW w:type="dxa" w:w="3135"/>
+            <w:shd w:fill="FFFFFF"/>
+            <w:tcMar>
+              <w:top w:w="80" w:type="dxa"/>
+              <w:bottom w:w="80" w:type="dxa"/>
+              <w:left w:w="80" w:type="dxa"/>
+              <w:right w:w="80" w:type="dxa"/>
+            </w:tcMar>
+          </w:tcPr>
+          <w:p>
+            <w:pPr>
+              <w:jc w:val="left"/>
+            </w:pPr>
+            <w:r/>
+          </w:p>
+          <w:p>
+            <w:pPr>
+              <w:spacing w:before="0" w:after="40" w:line="276" w:lineRule="auto"/>
+              <w:jc w:val="both"/>
+            </w:pPr>
+            <w:r>
+              <w:rPr>
+                <w:rFonts w:ascii="Times New Roman" w:hAnsi="Times New Roman"/>
+                <w:b w:val="0"/>
+                <w:i w:val="0"/>
+                <w:color w:val="000000"/>
+                <w:sz w:val="22"/>
+              </w:rPr>
+              <w:t>• Tổng hợp toàn bộ tài liệu nghiên cứu, ghi chú khảo sát ban đầu của các thành viên trong nhóm.</w:t>
+            </w:r>
+          </w:p>
+          <w:p>
+            <w:pPr>
+              <w:spacing w:before="0" w:after="40" w:line="276" w:lineRule="auto"/>
+              <w:jc w:val="both"/>
+            </w:pPr>
+            <w:r>
+              <w:rPr>
+                <w:rFonts w:ascii="Times New Roman" w:hAnsi="Times New Roman"/>
+                <w:b w:val="0"/>
+                <w:i w:val="0"/>
+                <w:color w:val="000000"/>
+                <w:sz w:val="22"/>
+              </w:rPr>
+              <w:t>• Soạn thảo và chuẩn hóa định dạng văn bản Chương I theo quy chuẩn font Times New Roman, cỡ chữ 13, căn lề chuẩn Đại học Công nghệ Đông Á.</w:t>
+            </w:r>
+          </w:p>
+          <w:p>
+            <w:pPr>
+              <w:spacing w:before="0" w:after="40" w:line="276" w:lineRule="auto"/>
+              <w:jc w:val="both"/>
+            </w:pPr>
+            <w:r>
+              <w:rPr>
+                <w:rFonts w:ascii="Times New Roman" w:hAnsi="Times New Roman"/>
+                <w:b w:val="0"/>
+                <w:i w:val="0"/>
+                <w:color w:val="000000"/>
+                <w:sz w:val="22"/>
+              </w:rPr>
+              <w:t>• Lập bảng theo dõi tiến độ công việc ban đầu và chuẩn bị biên bản họp nhóm Tuần 1.</w:t>
+            </w:r>
+          </w:p>
+        </w:tc>
+      </w:tr>
+    </w:tbl>
     <w:p>
       <w:pPr>
-        <w:spacing w:before="0" w:after="40" w:line="312" w:lineRule="auto"/>
-        <w:jc w:val="both"/>
-      </w:pPr>
-      <w:r>
-        <w:rPr>
-          <w:rFonts w:ascii="Times New Roman" w:hAnsi="Times New Roman"/>
-          <w:b w:val="0"/>
-          <w:i w:val="0"/>
-          <w:color w:val="000000"/>
-          <w:sz w:val="24"/>
-        </w:rPr>
-        <w:t>• Lựa chọn công nghệ: Quyết định chuyển dịch từ Python Tkinter cũ sang Kiến trúc lai (Hybrid Architecture) kết hợp Python 3.13 Socket Backend với React 18 + TypeScript + Electron Desktop để đạt hiệu năng tối đa.</w:t>
-      </w:r>
-    </w:p>
-    <w:p>
-      <w:pPr>
-        <w:spacing w:before="0" w:after="40" w:line="312" w:lineRule="auto"/>
-        <w:jc w:val="both"/>
-      </w:pPr>
-      <w:r>
-        <w:rPr>
-          <w:rFonts w:ascii="Times New Roman" w:hAnsi="Times New Roman"/>
-          <w:b w:val="0"/>
-          <w:i w:val="0"/>
-          <w:color w:val="000000"/>
-          <w:sz w:val="24"/>
-        </w:rPr>
-        <w:t>• Thiết lập kho lưu trữ mã nguồn GitHub (repository Son3333/chat-online-) và phân quyền nhánh main cho các thành viên.</w:t>
-      </w:r>
-    </w:p>
-    <w:p>
-      <w:pPr>
-        <w:spacing w:before="0" w:after="40" w:line="312" w:lineRule="auto"/>
-        <w:jc w:val="both"/>
-      </w:pPr>
-      <w:r>
-        <w:rPr>
-          <w:rFonts w:ascii="Times New Roman" w:hAnsi="Times New Roman"/>
-          <w:b/>
-          <w:i/>
-          <w:color w:val="B40000"/>
-          <w:sz w:val="24"/>
-        </w:rPr>
-        <w:t>Giai đoạn 2: Thiết kế Kiến trúc mạng &amp; Giao thức truyền tin (Wire Protocol)</w:t>
-      </w:r>
-    </w:p>
-    <w:p>
-      <w:pPr>
-        <w:spacing w:before="0" w:after="40" w:line="312" w:lineRule="auto"/>
-        <w:jc w:val="both"/>
-      </w:pPr>
-      <w:r>
-        <w:rPr>
-          <w:rFonts w:ascii="Times New Roman" w:hAnsi="Times New Roman"/>
-          <w:b w:val="0"/>
-          <w:i w:val="0"/>
-          <w:color w:val="000000"/>
-          <w:sz w:val="24"/>
-        </w:rPr>
-        <w:t>• Xây dựng giao thức mạng TCP Socket tùy biến: Thiết kế cấu trúc gói tin cố định với Header 4-byte Big-Endian biểu thị độ dài Payload và Body là chuỗi UTF-8 JSON nhằm giải quyết triệt để lỗi phân mảnh gói tin TCP (Packet Fragmentation).</w:t>
-      </w:r>
-    </w:p>
-    <w:p>
-      <w:pPr>
-        <w:spacing w:before="0" w:after="40" w:line="312" w:lineRule="auto"/>
-        <w:jc w:val="both"/>
-      </w:pPr>
-      <w:r>
-        <w:rPr>
-          <w:rFonts w:ascii="Times New Roman" w:hAnsi="Times New Roman"/>
-          <w:b w:val="0"/>
-          <w:i w:val="0"/>
-          <w:color w:val="000000"/>
-          <w:sz w:val="24"/>
-        </w:rPr>
-        <w:t>• Xây dựng mô hình Client - Server đa luồng (Multi-threading Concurrency) trong src/server/server.py: Luồng chính lắng nghe cổng 8888, mỗi máy khách kết nối được cấp phát một Worker Thread riêng biệt để xử lý song song không bị tắc nghẽn.</w:t>
-      </w:r>
-    </w:p>
-    <w:p>
-      <w:pPr>
-        <w:spacing w:before="0" w:after="40" w:line="312" w:lineRule="auto"/>
-        <w:jc w:val="both"/>
-      </w:pPr>
-      <w:r>
-        <w:rPr>
-          <w:rFonts w:ascii="Times New Roman" w:hAnsi="Times New Roman"/>
-          <w:b w:val="0"/>
-          <w:i w:val="0"/>
-          <w:color w:val="000000"/>
-          <w:sz w:val="24"/>
-        </w:rPr>
-        <w:t>• Thiết kế mô-đun Cầu nối TCP IPC trong frontend/electron/python_bridge.ts kết nối giữa Electron Node.js và Python Server.</w:t>
-      </w:r>
-    </w:p>
-    <w:p>
-      <w:pPr>
-        <w:spacing w:before="0" w:after="40" w:line="312" w:lineRule="auto"/>
-        <w:jc w:val="both"/>
-      </w:pPr>
-      <w:r>
-        <w:rPr>
-          <w:rFonts w:ascii="Times New Roman" w:hAnsi="Times New Roman"/>
-          <w:b/>
-          <w:i/>
-          <w:color w:val="B40000"/>
-          <w:sz w:val="24"/>
-        </w:rPr>
-        <w:t>Giai đoạn 3: Hiện thực hóa Máy chủ WAN Internet &amp; Cơ chế Tự động hóa All-in-One</w:t>
-      </w:r>
-    </w:p>
-    <w:p>
-      <w:pPr>
-        <w:spacing w:before="0" w:after="40" w:line="312" w:lineRule="auto"/>
-        <w:jc w:val="both"/>
-      </w:pPr>
-      <w:r>
-        <w:rPr>
-          <w:rFonts w:ascii="Times New Roman" w:hAnsi="Times New Roman"/>
-          <w:b w:val="0"/>
-          <w:i w:val="0"/>
-          <w:color w:val="000000"/>
-          <w:sz w:val="24"/>
-        </w:rPr>
-        <w:t>• Lập trình run_server_wan.py: Tích hợp tiện ích Bore TCP Tunnel công cộng tự động mở cổng ra mạng diện rộng Internet (bore.pub:38888) giúp người dùng có thể nhắn tin xuyên mạng LAN/4G/Wifi mà không cần cấu hình NAT Router.</w:t>
-      </w:r>
-    </w:p>
-    <w:p>
-      <w:pPr>
-        <w:spacing w:before="0" w:after="40" w:line="312" w:lineRule="auto"/>
-        <w:jc w:val="both"/>
-      </w:pPr>
-      <w:r>
-        <w:rPr>
-          <w:rFonts w:ascii="Times New Roman" w:hAnsi="Times New Roman"/>
-          <w:b w:val="0"/>
-          <w:i w:val="0"/>
-          <w:color w:val="000000"/>
-          <w:sz w:val="24"/>
-        </w:rPr>
-        <w:t>• Xây dựng mô-đun tự động hóa scripts/setup_all_in_one.py và scripts/create_shortcut.py: Sử dụng Windows Shell COM (IShellLinkW) native hỗ trợ trọn vẹn đường dẫn tiếng Việt có dấu để tự động tạo lối tắt ngoài Desktop ('Vibe Người Tốt.lnk') kèm biểu tượng Shin-chan (app.ico).</w:t>
-      </w:r>
-    </w:p>
-    <w:p>
-      <w:pPr>
-        <w:spacing w:before="0" w:after="40" w:line="312" w:lineRule="auto"/>
-        <w:jc w:val="both"/>
-      </w:pPr>
-      <w:r>
-        <w:rPr>
-          <w:rFonts w:ascii="Times New Roman" w:hAnsi="Times New Roman"/>
-          <w:b w:val="0"/>
-          <w:i w:val="0"/>
-          <w:color w:val="000000"/>
-          <w:sz w:val="24"/>
-        </w:rPr>
-        <w:t>• Cài đặt tự khởi động cùng Windows: Tự động đăng ký lối tắt Server WAN ngầm vào thư mục Startup của Windows, máy tính bật là server hoạt động sẵn sàng.</w:t>
-      </w:r>
-    </w:p>
-    <w:p>
-      <w:pPr>
-        <w:spacing w:before="0" w:after="40" w:line="312" w:lineRule="auto"/>
-        <w:jc w:val="both"/>
-      </w:pPr>
-      <w:r>
-        <w:rPr>
-          <w:rFonts w:ascii="Times New Roman" w:hAnsi="Times New Roman"/>
-          <w:b w:val="0"/>
-          <w:i w:val="0"/>
-          <w:color w:val="000000"/>
-          <w:sz w:val="24"/>
-        </w:rPr>
-        <w:t>• Lập trình cơ chế lắng nghe cập nhật Git mỗi 2 giây (frontend/electron/updater.ts) cho phép người dùng lựa chọn [Cập nhật ngay] hoặc [Để sau].</w:t>
-      </w:r>
-    </w:p>
-    <w:p>
-      <w:pPr>
-        <w:spacing w:before="0" w:after="40" w:line="312" w:lineRule="auto"/>
-        <w:jc w:val="both"/>
-      </w:pPr>
-      <w:r>
-        <w:rPr>
-          <w:rFonts w:ascii="Times New Roman" w:hAnsi="Times New Roman"/>
-          <w:b/>
-          <w:i/>
-          <w:color w:val="B40000"/>
-          <w:sz w:val="24"/>
-        </w:rPr>
-        <w:t>Giai đoạn 4: Tổng hợp báo cáo, kiểm thử tích hợp &amp; Điều phối bảo vệ</w:t>
-      </w:r>
-    </w:p>
-    <w:p>
-      <w:pPr>
-        <w:spacing w:before="0" w:after="40" w:line="312" w:lineRule="auto"/>
-        <w:jc w:val="both"/>
-      </w:pPr>
-      <w:r>
-        <w:rPr>
-          <w:rFonts w:ascii="Times New Roman" w:hAnsi="Times New Roman"/>
-          <w:b w:val="0"/>
-          <w:i w:val="0"/>
-          <w:color w:val="000000"/>
-          <w:sz w:val="24"/>
-        </w:rPr>
-        <w:t>• Tổng hợp và rà soát toàn bộ các chương báo cáo Word (.docx) của đề tài.</w:t>
-      </w:r>
-    </w:p>
-    <w:p>
-      <w:pPr>
-        <w:spacing w:before="0" w:after="40" w:line="312" w:lineRule="auto"/>
-        <w:jc w:val="both"/>
-      </w:pPr>
-      <w:r>
-        <w:rPr>
-          <w:rFonts w:ascii="Times New Roman" w:hAnsi="Times New Roman"/>
-          <w:b w:val="0"/>
-          <w:i w:val="0"/>
-          <w:color w:val="000000"/>
-          <w:sz w:val="24"/>
-        </w:rPr>
-        <w:t>• Viết kịch bản khởi chạy 1-Click duy nhất qua tệp CHAY_UNG_DUNG.bat.</w:t>
-      </w:r>
-    </w:p>
-    <w:p>
-      <w:pPr>
-        <w:spacing w:before="0" w:after="40" w:line="312" w:lineRule="auto"/>
-        <w:jc w:val="both"/>
-      </w:pPr>
-      <w:r>
-        <w:rPr>
-          <w:rFonts w:ascii="Times New Roman" w:hAnsi="Times New Roman"/>
-          <w:b w:val="0"/>
-          <w:i w:val="0"/>
-          <w:color w:val="000000"/>
-          <w:sz w:val="24"/>
-        </w:rPr>
-        <w:t>• Điều phối các buổi họp nhóm trực tuyến, kiểm tra tiến độ hàng tuần và giải quyết các xung đột mã nguồn trên Git.</w:t>
-      </w:r>
-    </w:p>
-    <w:p>
-      <w:pPr>
-        <w:spacing w:before="80" w:after="40" w:line="312" w:lineRule="auto"/>
+        <w:spacing w:before="120" w:after="280" w:line="312" w:lineRule="auto"/>
         <w:jc w:val="both"/>
       </w:pPr>
       <w:r>
@@ -1392,26 +1841,10 @@
           <w:rFonts w:ascii="Times New Roman" w:hAnsi="Times New Roman"/>
           <w:b/>
           <w:i w:val="0"/>
-          <w:color w:val="000000"/>
-          <w:sz w:val="24"/>
+          <w:color w:val="006400"/>
+          <w:sz w:val="23"/>
         </w:rPr>
-        <w:t>• Sản phẩm bàn giao cụ thể (Deliverables): Tệp run_server.py, run_server_wan.py, src/server/server.py, scripts/setup_all_in_one.py, scripts/create_shortcut.py, CHAY_UNG_DUNG.bat, frontend/electron/main.ts, python_bridge.ts, updater.ts, tổng hợp toàn văn báo cáo.</w:t>
-      </w:r>
-    </w:p>
-    <w:p>
-      <w:pPr>
-        <w:spacing w:before="0" w:after="280" w:line="312" w:lineRule="auto"/>
-        <w:jc w:val="both"/>
-      </w:pPr>
-      <w:r>
-        <w:rPr>
-          <w:rFonts w:ascii="Times New Roman" w:hAnsi="Times New Roman"/>
-          <w:b/>
-          <w:i w:val="0"/>
-          <w:color w:val="008000"/>
-          <w:sz w:val="24"/>
-        </w:rPr>
-        <w:t>• Đánh giá mức độ hoàn thành nhiệm vụ: 100% - Hoàn thành xuất sắc nhiệm vụ Trưởng nhóm.</w:t>
+        <w:t>• Sản phẩm bàn giao cụ thể của TƯƠNG ỨNG: CHƯƠNG : Hoàn thiện trọn vẹn văn bản Chương I (Đặt vấn đề, Yêu cầu nghiệp vụ, Mục tiêu đề tài); Đề cương chi tiết; Kho mã nguồn GitHub hoạt động.</w:t>
       </w:r>
     </w:p>
     <w:p>
@@ -1424,15 +1857,15 @@
           <w:rFonts w:ascii="Times New Roman" w:hAnsi="Times New Roman"/>
           <w:b w:val="0"/>
           <w:i w:val="0"/>
-          <w:color w:val="C8C8C8"/>
-          <w:sz w:val="20"/>
+          <w:color w:val="D2D2D2"/>
+          <w:sz w:val="18"/>
         </w:rPr>
         <w:t>------------------------------------------------------------------------------------------------------------------------</w:t>
       </w:r>
     </w:p>
     <w:p>
       <w:pPr>
-        <w:spacing w:before="200" w:after="40" w:line="312" w:lineRule="auto"/>
+        <w:spacing w:before="280" w:after="40" w:line="312" w:lineRule="auto"/>
         <w:jc w:val="both"/>
       </w:pPr>
       <w:r>
@@ -1441,57 +1874,9 @@
           <w:b/>
           <w:i w:val="0"/>
           <w:color w:val="003366"/>
-          <w:sz w:val="27"/>
+          <w:sz w:val="26"/>
         </w:rPr>
-        <w:t>2. VY THẾ MẠNH - THÀNH VIÊN</w:t>
-      </w:r>
-    </w:p>
-    <w:p>
-      <w:pPr>
-        <w:spacing w:before="0" w:after="40" w:line="312" w:lineRule="auto"/>
-        <w:jc w:val="both"/>
-      </w:pPr>
-      <w:r>
-        <w:rPr>
-          <w:rFonts w:ascii="Times New Roman" w:hAnsi="Times New Roman"/>
-          <w:b/>
-          <w:i w:val="0"/>
-          <w:color w:val="000000"/>
-          <w:sz w:val="24"/>
-        </w:rPr>
-        <w:t>• Mã sinh viên: 20231865   |   Lớp: DCCNTT.14.5</w:t>
-      </w:r>
-    </w:p>
-    <w:p>
-      <w:pPr>
-        <w:spacing w:before="0" w:after="40" w:line="312" w:lineRule="auto"/>
-        <w:jc w:val="both"/>
-      </w:pPr>
-      <w:r>
-        <w:rPr>
-          <w:rFonts w:ascii="Times New Roman" w:hAnsi="Times New Roman"/>
-          <w:b/>
-          <w:i w:val="0"/>
-          <w:color w:val="000000"/>
-          <w:sz w:val="24"/>
-        </w:rPr>
-        <w:t>• Vai trò đảm nhiệm: Lập trình viên Frontend (UI/UX), Phân tích trải nghiệm người dùng</w:t>
-      </w:r>
-    </w:p>
-    <w:p>
-      <w:pPr>
-        <w:spacing w:before="0" w:after="120" w:line="312" w:lineRule="auto"/>
-        <w:jc w:val="both"/>
-      </w:pPr>
-      <w:r>
-        <w:rPr>
-          <w:rFonts w:ascii="Times New Roman" w:hAnsi="Times New Roman"/>
-          <w:b w:val="0"/>
-          <w:i/>
-          <w:color w:val="000000"/>
-          <w:sz w:val="24"/>
-        </w:rPr>
-        <w:t>• Trách nhiệm cốt lõi: Chịu trách nhiệm chính trong việc thiết kế toàn bộ hệ thống giao diện người dùng, tạo component React 18, styling Tailwind CSS, tối ưu tương tác người dùng và kiểm thử giao diện.</w:t>
+        <w:t>MỤC 2. GIAI ĐOẠN 2: THU THẬP, PHÂN TÍCH VÀ ĐÁNH GIÁ THỰC TẾ</w:t>
       </w:r>
     </w:p>
     <w:p>
@@ -1503,304 +1888,737 @@
         <w:rPr>
           <w:rFonts w:ascii="Times New Roman" w:hAnsi="Times New Roman"/>
           <w:b/>
-          <w:i w:val="0"/>
-          <w:color w:val="000000"/>
-          <w:sz w:val="25"/>
+          <w:i/>
+          <w:color w:val="B40000"/>
+          <w:sz w:val="24"/>
         </w:rPr>
-        <w:t>Các nhiệm vụ và các bước thực hiện chi tiết:</w:t>
+        <w:t>★ TƯƠNG ỨNG: CHƯƠNG II. TỔNG HỢP, PHÂN TÍCH VÀ ĐÁNH GIÁ THỰC TẾ (Tiến độ: Tuần 2)</w:t>
       </w:r>
     </w:p>
     <w:p>
       <w:pPr>
-        <w:spacing w:before="0" w:after="40" w:line="312" w:lineRule="auto"/>
-        <w:jc w:val="both"/>
-      </w:pPr>
-      <w:r>
-        <w:rPr>
-          <w:rFonts w:ascii="Times New Roman" w:hAnsi="Times New Roman"/>
-          <w:b/>
-          <w:i/>
-          <w:color w:val="B40000"/>
-          <w:sz w:val="24"/>
-        </w:rPr>
-        <w:t>Giai đoạn 1: Phân tích đối tượng người dùng &amp; Khảo sát UI/UX</w:t>
-      </w:r>
-    </w:p>
-    <w:p>
-      <w:pPr>
-        <w:spacing w:before="0" w:after="40" w:line="312" w:lineRule="auto"/>
+        <w:spacing w:before="0" w:after="160" w:line="312" w:lineRule="auto"/>
         <w:jc w:val="both"/>
       </w:pPr>
       <w:r>
         <w:rPr>
           <w:rFonts w:ascii="Times New Roman" w:hAnsi="Times New Roman"/>
           <w:b w:val="0"/>
-          <w:i w:val="0"/>
+          <w:i/>
           <w:color w:val="000000"/>
           <w:sz w:val="24"/>
         </w:rPr>
-        <w:t>• Thu thập hành vi sử dụng ứng dụng nhắn tin của sinh viên và người đi làm: Thói quen gõ phím (Enter gửi tin, Shift+Enter xuống dòng), nhu cầu chuyển đổi Dark/Light mode, xem ảnh phóng to.</w:t>
+        <w:t>Mục tiêu giai đoạn: Thu thập dữ liệu thực tế, phân tích chân dung người dùng, lập danh mục chi tiết các yêu cầu chức năng (FR) và phi chức năng (NFR), đánh giá ưu nhược điểm các giải pháp tương tự.</w:t>
       </w:r>
     </w:p>
+    <w:tbl>
+      <w:tblPr>
+        <w:tblW w:type="auto" w:w="0"/>
+        <w:jc w:val="center"/>
+        <w:tblLook w:firstColumn="1" w:firstRow="1" w:lastColumn="0" w:lastRow="0" w:noHBand="0" w:noVBand="1" w:val="04A0"/>
+      </w:tblPr>
+      <w:tblGrid>
+        <w:gridCol w:w="3135"/>
+        <w:gridCol w:w="3135"/>
+        <w:gridCol w:w="3135"/>
+      </w:tblGrid>
+      <w:tr>
+        <w:tc>
+          <w:tcPr>
+            <w:tcW w:type="dxa" w:w="3135"/>
+            <w:shd w:fill="003366"/>
+            <w:tcMar>
+              <w:top w:w="100" w:type="dxa"/>
+              <w:bottom w:w="100" w:type="dxa"/>
+              <w:left w:w="80" w:type="dxa"/>
+              <w:right w:w="80" w:type="dxa"/>
+            </w:tcMar>
+          </w:tcPr>
+          <w:p>
+            <w:pPr>
+              <w:jc w:val="center"/>
+            </w:pPr>
+            <w:r>
+              <w:rPr>
+                <w:rFonts w:ascii="Times New Roman" w:hAnsi="Times New Roman"/>
+                <w:b/>
+                <w:i w:val="0"/>
+                <w:color w:val="FFFFFF"/>
+                <w:sz w:val="23"/>
+              </w:rPr>
+              <w:t>STT</w:t>
+            </w:r>
+          </w:p>
+        </w:tc>
+        <w:tc>
+          <w:tcPr>
+            <w:tcW w:type="dxa" w:w="3135"/>
+            <w:shd w:fill="003366"/>
+            <w:tcMar>
+              <w:top w:w="100" w:type="dxa"/>
+              <w:bottom w:w="100" w:type="dxa"/>
+              <w:left w:w="80" w:type="dxa"/>
+              <w:right w:w="80" w:type="dxa"/>
+            </w:tcMar>
+          </w:tcPr>
+          <w:p>
+            <w:pPr>
+              <w:jc w:val="center"/>
+            </w:pPr>
+            <w:r>
+              <w:rPr>
+                <w:rFonts w:ascii="Times New Roman" w:hAnsi="Times New Roman"/>
+                <w:b/>
+                <w:i w:val="0"/>
+                <w:color w:val="FFFFFF"/>
+                <w:sz w:val="23"/>
+              </w:rPr>
+              <w:t>Thành viên thực hiện</w:t>
+            </w:r>
+          </w:p>
+        </w:tc>
+        <w:tc>
+          <w:tcPr>
+            <w:tcW w:type="dxa" w:w="3135"/>
+            <w:shd w:fill="003366"/>
+            <w:tcMar>
+              <w:top w:w="100" w:type="dxa"/>
+              <w:bottom w:w="100" w:type="dxa"/>
+              <w:left w:w="80" w:type="dxa"/>
+              <w:right w:w="80" w:type="dxa"/>
+            </w:tcMar>
+          </w:tcPr>
+          <w:p>
+            <w:pPr>
+              <w:jc w:val="center"/>
+            </w:pPr>
+            <w:r>
+              <w:rPr>
+                <w:rFonts w:ascii="Times New Roman" w:hAnsi="Times New Roman"/>
+                <w:b/>
+                <w:i w:val="0"/>
+                <w:color w:val="FFFFFF"/>
+                <w:sz w:val="23"/>
+              </w:rPr>
+              <w:t>Công việc chi tiết &amp; Cách thức thực hiện trong Giai đoạn</w:t>
+            </w:r>
+          </w:p>
+        </w:tc>
+      </w:tr>
+      <w:tr>
+        <w:tc>
+          <w:tcPr>
+            <w:tcW w:type="dxa" w:w="3135"/>
+            <w:shd w:fill="FFFFFF"/>
+            <w:tcMar>
+              <w:top w:w="80" w:type="dxa"/>
+              <w:bottom w:w="80" w:type="dxa"/>
+              <w:left w:w="60" w:type="dxa"/>
+              <w:right w:w="60" w:type="dxa"/>
+            </w:tcMar>
+          </w:tcPr>
+          <w:p>
+            <w:pPr>
+              <w:jc w:val="center"/>
+            </w:pPr>
+            <w:r>
+              <w:rPr>
+                <w:rFonts w:ascii="Times New Roman" w:hAnsi="Times New Roman"/>
+                <w:b/>
+                <w:i w:val="0"/>
+                <w:color w:val="000000"/>
+                <w:sz w:val="22"/>
+              </w:rPr>
+              <w:t>1</w:t>
+            </w:r>
+          </w:p>
+        </w:tc>
+        <w:tc>
+          <w:tcPr>
+            <w:tcW w:type="dxa" w:w="3135"/>
+            <w:shd w:fill="FFFFFF"/>
+            <w:tcMar>
+              <w:top w:w="80" w:type="dxa"/>
+              <w:bottom w:w="80" w:type="dxa"/>
+              <w:left w:w="80" w:type="dxa"/>
+              <w:right w:w="80" w:type="dxa"/>
+            </w:tcMar>
+          </w:tcPr>
+          <w:p>
+            <w:pPr>
+              <w:jc w:val="left"/>
+            </w:pPr>
+            <w:r>
+              <w:rPr>
+                <w:rFonts w:ascii="Times New Roman" w:hAnsi="Times New Roman"/>
+                <w:b/>
+                <w:i w:val="0"/>
+                <w:color w:val="003366"/>
+                <w:sz w:val="22"/>
+              </w:rPr>
+              <w:t>1. Vũ Duy Thái Sơn (Nhóm trưởng):</w:t>
+            </w:r>
+          </w:p>
+        </w:tc>
+        <w:tc>
+          <w:tcPr>
+            <w:tcW w:type="dxa" w:w="3135"/>
+            <w:shd w:fill="FFFFFF"/>
+            <w:tcMar>
+              <w:top w:w="80" w:type="dxa"/>
+              <w:bottom w:w="80" w:type="dxa"/>
+              <w:left w:w="80" w:type="dxa"/>
+              <w:right w:w="80" w:type="dxa"/>
+            </w:tcMar>
+          </w:tcPr>
+          <w:p>
+            <w:pPr>
+              <w:jc w:val="left"/>
+            </w:pPr>
+            <w:r/>
+          </w:p>
+          <w:p>
+            <w:pPr>
+              <w:spacing w:before="0" w:after="40" w:line="276" w:lineRule="auto"/>
+              <w:jc w:val="both"/>
+            </w:pPr>
+            <w:r>
+              <w:rPr>
+                <w:rFonts w:ascii="Times New Roman" w:hAnsi="Times New Roman"/>
+                <w:b w:val="0"/>
+                <w:i w:val="0"/>
+                <w:color w:val="000000"/>
+                <w:sz w:val="22"/>
+              </w:rPr>
+              <w:t>• Xác định kiến trúc tổng quan hệ thống mạng và ranh giới hoạt động giữa Electron Node.js và Python Server.</w:t>
+            </w:r>
+          </w:p>
+          <w:p>
+            <w:pPr>
+              <w:spacing w:before="0" w:after="40" w:line="276" w:lineRule="auto"/>
+              <w:jc w:val="both"/>
+            </w:pPr>
+            <w:r>
+              <w:rPr>
+                <w:rFonts w:ascii="Times New Roman" w:hAnsi="Times New Roman"/>
+                <w:b w:val="0"/>
+                <w:i w:val="0"/>
+                <w:color w:val="000000"/>
+                <w:sz w:val="22"/>
+              </w:rPr>
+              <w:t>• Thiết lập các chỉ số định lượng cho yêu cầu phi chức năng (NFR): Độ trễ truyền tin dưới 50ms, thời gian khởi động app &lt; 2 giây, hỗ trợ tối thiểu 100 kết nối đồng thời trên một máy chủ.</w:t>
+            </w:r>
+          </w:p>
+          <w:p>
+            <w:pPr>
+              <w:spacing w:before="0" w:after="40" w:line="276" w:lineRule="auto"/>
+              <w:jc w:val="both"/>
+            </w:pPr>
+            <w:r>
+              <w:rPr>
+                <w:rFonts w:ascii="Times New Roman" w:hAnsi="Times New Roman"/>
+                <w:b w:val="0"/>
+                <w:i w:val="0"/>
+                <w:color w:val="000000"/>
+                <w:sz w:val="22"/>
+              </w:rPr>
+              <w:t>• Phê duyệt ma trận phân loại chức năng và phân bổ kế hoạch thực hiện cho các thành viên.</w:t>
+            </w:r>
+          </w:p>
+        </w:tc>
+      </w:tr>
+      <w:tr>
+        <w:tc>
+          <w:tcPr>
+            <w:tcW w:type="dxa" w:w="3135"/>
+            <w:shd w:fill="F7F9FC"/>
+            <w:tcMar>
+              <w:top w:w="80" w:type="dxa"/>
+              <w:bottom w:w="80" w:type="dxa"/>
+              <w:left w:w="60" w:type="dxa"/>
+              <w:right w:w="60" w:type="dxa"/>
+            </w:tcMar>
+          </w:tcPr>
+          <w:p>
+            <w:pPr>
+              <w:jc w:val="center"/>
+            </w:pPr>
+            <w:r>
+              <w:rPr>
+                <w:rFonts w:ascii="Times New Roman" w:hAnsi="Times New Roman"/>
+                <w:b/>
+                <w:i w:val="0"/>
+                <w:color w:val="000000"/>
+                <w:sz w:val="22"/>
+              </w:rPr>
+              <w:t>2</w:t>
+            </w:r>
+          </w:p>
+        </w:tc>
+        <w:tc>
+          <w:tcPr>
+            <w:tcW w:type="dxa" w:w="3135"/>
+            <w:shd w:fill="F7F9FC"/>
+            <w:tcMar>
+              <w:top w:w="80" w:type="dxa"/>
+              <w:bottom w:w="80" w:type="dxa"/>
+              <w:left w:w="80" w:type="dxa"/>
+              <w:right w:w="80" w:type="dxa"/>
+            </w:tcMar>
+          </w:tcPr>
+          <w:p>
+            <w:pPr>
+              <w:jc w:val="left"/>
+            </w:pPr>
+            <w:r>
+              <w:rPr>
+                <w:rFonts w:ascii="Times New Roman" w:hAnsi="Times New Roman"/>
+                <w:b/>
+                <w:i w:val="0"/>
+                <w:color w:val="003366"/>
+                <w:sz w:val="22"/>
+              </w:rPr>
+              <w:t>2. Vy Thế Mạnh (Thành viên - Frontend UI/UX):</w:t>
+            </w:r>
+          </w:p>
+        </w:tc>
+        <w:tc>
+          <w:tcPr>
+            <w:tcW w:type="dxa" w:w="3135"/>
+            <w:shd w:fill="F7F9FC"/>
+            <w:tcMar>
+              <w:top w:w="80" w:type="dxa"/>
+              <w:bottom w:w="80" w:type="dxa"/>
+              <w:left w:w="80" w:type="dxa"/>
+              <w:right w:w="80" w:type="dxa"/>
+            </w:tcMar>
+          </w:tcPr>
+          <w:p>
+            <w:pPr>
+              <w:jc w:val="left"/>
+            </w:pPr>
+            <w:r/>
+          </w:p>
+          <w:p>
+            <w:pPr>
+              <w:spacing w:before="0" w:after="40" w:line="276" w:lineRule="auto"/>
+              <w:jc w:val="both"/>
+            </w:pPr>
+            <w:r>
+              <w:rPr>
+                <w:rFonts w:ascii="Times New Roman" w:hAnsi="Times New Roman"/>
+                <w:b w:val="0"/>
+                <w:i w:val="0"/>
+                <w:color w:val="000000"/>
+                <w:sz w:val="22"/>
+              </w:rPr>
+              <w:t>• Phân tích đối tượng người dùng (User Personas): Sinh viên cần trao đổi tài liệu nhóm; giảng viên cần gửi thông báo học tập; người làm việc cần bảo mật.</w:t>
+            </w:r>
+          </w:p>
+          <w:p>
+            <w:pPr>
+              <w:spacing w:before="0" w:after="40" w:line="276" w:lineRule="auto"/>
+              <w:jc w:val="both"/>
+            </w:pPr>
+            <w:r>
+              <w:rPr>
+                <w:rFonts w:ascii="Times New Roman" w:hAnsi="Times New Roman"/>
+                <w:b w:val="0"/>
+                <w:i w:val="0"/>
+                <w:color w:val="000000"/>
+                <w:sz w:val="22"/>
+              </w:rPr>
+              <w:t>• Xây dựng các kịch bản tương tác người dùng (User Scenarios): Luồng đăng nhập nhanh, luồng tìm kiếm tin nhắn, luồng gửi ảnh xem trước tức thì.</w:t>
+            </w:r>
+          </w:p>
+          <w:p>
+            <w:pPr>
+              <w:spacing w:before="0" w:after="40" w:line="276" w:lineRule="auto"/>
+              <w:jc w:val="both"/>
+            </w:pPr>
+            <w:r>
+              <w:rPr>
+                <w:rFonts w:ascii="Times New Roman" w:hAnsi="Times New Roman"/>
+                <w:b w:val="0"/>
+                <w:i w:val="0"/>
+                <w:color w:val="000000"/>
+                <w:sz w:val="22"/>
+              </w:rPr>
+              <w:t>• Viết nội dung mục 2.2.1 Phân tích người dùng trong Chương II.</w:t>
+            </w:r>
+          </w:p>
+        </w:tc>
+      </w:tr>
+      <w:tr>
+        <w:tc>
+          <w:tcPr>
+            <w:tcW w:type="dxa" w:w="3135"/>
+            <w:shd w:fill="FFFFFF"/>
+            <w:tcMar>
+              <w:top w:w="80" w:type="dxa"/>
+              <w:bottom w:w="80" w:type="dxa"/>
+              <w:left w:w="60" w:type="dxa"/>
+              <w:right w:w="60" w:type="dxa"/>
+            </w:tcMar>
+          </w:tcPr>
+          <w:p>
+            <w:pPr>
+              <w:jc w:val="center"/>
+            </w:pPr>
+            <w:r>
+              <w:rPr>
+                <w:rFonts w:ascii="Times New Roman" w:hAnsi="Times New Roman"/>
+                <w:b/>
+                <w:i w:val="0"/>
+                <w:color w:val="000000"/>
+                <w:sz w:val="22"/>
+              </w:rPr>
+              <w:t>3</w:t>
+            </w:r>
+          </w:p>
+        </w:tc>
+        <w:tc>
+          <w:tcPr>
+            <w:tcW w:type="dxa" w:w="3135"/>
+            <w:shd w:fill="FFFFFF"/>
+            <w:tcMar>
+              <w:top w:w="80" w:type="dxa"/>
+              <w:bottom w:w="80" w:type="dxa"/>
+              <w:left w:w="80" w:type="dxa"/>
+              <w:right w:w="80" w:type="dxa"/>
+            </w:tcMar>
+          </w:tcPr>
+          <w:p>
+            <w:pPr>
+              <w:jc w:val="left"/>
+            </w:pPr>
+            <w:r>
+              <w:rPr>
+                <w:rFonts w:ascii="Times New Roman" w:hAnsi="Times New Roman"/>
+                <w:b/>
+                <w:i w:val="0"/>
+                <w:color w:val="003366"/>
+                <w:sz w:val="22"/>
+              </w:rPr>
+              <w:t>3. Vũ Minh Dân (Thành viên - Phân tích nghiệp vụ BA):</w:t>
+            </w:r>
+          </w:p>
+        </w:tc>
+        <w:tc>
+          <w:tcPr>
+            <w:tcW w:type="dxa" w:w="3135"/>
+            <w:shd w:fill="FFFFFF"/>
+            <w:tcMar>
+              <w:top w:w="80" w:type="dxa"/>
+              <w:bottom w:w="80" w:type="dxa"/>
+              <w:left w:w="80" w:type="dxa"/>
+              <w:right w:w="80" w:type="dxa"/>
+            </w:tcMar>
+          </w:tcPr>
+          <w:p>
+            <w:pPr>
+              <w:jc w:val="left"/>
+            </w:pPr>
+            <w:r/>
+          </w:p>
+          <w:p>
+            <w:pPr>
+              <w:spacing w:before="0" w:after="40" w:line="276" w:lineRule="auto"/>
+              <w:jc w:val="both"/>
+            </w:pPr>
+            <w:r>
+              <w:rPr>
+                <w:rFonts w:ascii="Times New Roman" w:hAnsi="Times New Roman"/>
+                <w:b w:val="0"/>
+                <w:i w:val="0"/>
+                <w:color w:val="000000"/>
+                <w:sz w:val="22"/>
+              </w:rPr>
+              <w:t>• Phân tích và mô tả chi tiết danh mục 22 yêu cầu chức năng của hệ thống (Functional Requirements): Đăng ký/đăng nhập, chat 1-1, chat nhóm, ghim tin, thu hồi tin 2 chiều, reaction 6 biểu cảm, gọi thoại và gọi video.</w:t>
+            </w:r>
+          </w:p>
+          <w:p>
+            <w:pPr>
+              <w:spacing w:before="0" w:after="40" w:line="276" w:lineRule="auto"/>
+              <w:jc w:val="both"/>
+            </w:pPr>
+            <w:r>
+              <w:rPr>
+                <w:rFonts w:ascii="Times New Roman" w:hAnsi="Times New Roman"/>
+                <w:b w:val="0"/>
+                <w:i w:val="0"/>
+                <w:color w:val="000000"/>
+                <w:sz w:val="22"/>
+              </w:rPr>
+              <w:t>• Phân loại chức năng theo mức độ ưu tiên (Must Have, Should Have, Could Have).</w:t>
+            </w:r>
+          </w:p>
+          <w:p>
+            <w:pPr>
+              <w:spacing w:before="0" w:after="40" w:line="276" w:lineRule="auto"/>
+              <w:jc w:val="both"/>
+            </w:pPr>
+            <w:r>
+              <w:rPr>
+                <w:rFonts w:ascii="Times New Roman" w:hAnsi="Times New Roman"/>
+                <w:b w:val="0"/>
+                <w:i w:val="0"/>
+                <w:color w:val="000000"/>
+                <w:sz w:val="22"/>
+              </w:rPr>
+              <w:t>• Chịu trách nhiệm chính soạn thảo mục 2.2.2 Yêu cầu chức năng trong Chương II.</w:t>
+            </w:r>
+          </w:p>
+        </w:tc>
+      </w:tr>
+      <w:tr>
+        <w:tc>
+          <w:tcPr>
+            <w:tcW w:type="dxa" w:w="3135"/>
+            <w:shd w:fill="F7F9FC"/>
+            <w:tcMar>
+              <w:top w:w="80" w:type="dxa"/>
+              <w:bottom w:w="80" w:type="dxa"/>
+              <w:left w:w="60" w:type="dxa"/>
+              <w:right w:w="60" w:type="dxa"/>
+            </w:tcMar>
+          </w:tcPr>
+          <w:p>
+            <w:pPr>
+              <w:jc w:val="center"/>
+            </w:pPr>
+            <w:r>
+              <w:rPr>
+                <w:rFonts w:ascii="Times New Roman" w:hAnsi="Times New Roman"/>
+                <w:b/>
+                <w:i w:val="0"/>
+                <w:color w:val="000000"/>
+                <w:sz w:val="22"/>
+              </w:rPr>
+              <w:t>4</w:t>
+            </w:r>
+          </w:p>
+        </w:tc>
+        <w:tc>
+          <w:tcPr>
+            <w:tcW w:type="dxa" w:w="3135"/>
+            <w:shd w:fill="F7F9FC"/>
+            <w:tcMar>
+              <w:top w:w="80" w:type="dxa"/>
+              <w:bottom w:w="80" w:type="dxa"/>
+              <w:left w:w="80" w:type="dxa"/>
+              <w:right w:w="80" w:type="dxa"/>
+            </w:tcMar>
+          </w:tcPr>
+          <w:p>
+            <w:pPr>
+              <w:jc w:val="left"/>
+            </w:pPr>
+            <w:r>
+              <w:rPr>
+                <w:rFonts w:ascii="Times New Roman" w:hAnsi="Times New Roman"/>
+                <w:b/>
+                <w:i w:val="0"/>
+                <w:color w:val="003366"/>
+                <w:sz w:val="22"/>
+              </w:rPr>
+              <w:t>4. Phạm Đức Tâm (Thành viên - Backend &amp; CSDL):</w:t>
+            </w:r>
+          </w:p>
+        </w:tc>
+        <w:tc>
+          <w:tcPr>
+            <w:tcW w:type="dxa" w:w="3135"/>
+            <w:shd w:fill="F7F9FC"/>
+            <w:tcMar>
+              <w:top w:w="80" w:type="dxa"/>
+              <w:bottom w:w="80" w:type="dxa"/>
+              <w:left w:w="80" w:type="dxa"/>
+              <w:right w:w="80" w:type="dxa"/>
+            </w:tcMar>
+          </w:tcPr>
+          <w:p>
+            <w:pPr>
+              <w:jc w:val="left"/>
+            </w:pPr>
+            <w:r/>
+          </w:p>
+          <w:p>
+            <w:pPr>
+              <w:spacing w:before="0" w:after="40" w:line="276" w:lineRule="auto"/>
+              <w:jc w:val="both"/>
+            </w:pPr>
+            <w:r>
+              <w:rPr>
+                <w:rFonts w:ascii="Times New Roman" w:hAnsi="Times New Roman"/>
+                <w:b w:val="0"/>
+                <w:i w:val="0"/>
+                <w:color w:val="000000"/>
+                <w:sz w:val="22"/>
+              </w:rPr>
+              <w:t>• Phân tích luồng dữ liệu truyền nhận tệp tin nhị phân và các nguy cơ nghẽn mạng khi chia sẻ file dung lượng lớn.</w:t>
+            </w:r>
+          </w:p>
+          <w:p>
+            <w:pPr>
+              <w:spacing w:before="0" w:after="40" w:line="276" w:lineRule="auto"/>
+              <w:jc w:val="both"/>
+            </w:pPr>
+            <w:r>
+              <w:rPr>
+                <w:rFonts w:ascii="Times New Roman" w:hAnsi="Times New Roman"/>
+                <w:b w:val="0"/>
+                <w:i w:val="0"/>
+                <w:color w:val="000000"/>
+                <w:sz w:val="22"/>
+              </w:rPr>
+              <w:t>• Thiết lập các yêu cầu phi chức năng về an toàn dữ liệu: Mật khẩu người dùng bắt buộc phải được mã hóa một chiều, dữ liệu truyền qua socket phải có cơ chế đóng gói bảo vệ toàn vẹn.</w:t>
+            </w:r>
+          </w:p>
+          <w:p>
+            <w:pPr>
+              <w:spacing w:before="0" w:after="40" w:line="276" w:lineRule="auto"/>
+              <w:jc w:val="both"/>
+            </w:pPr>
+            <w:r>
+              <w:rPr>
+                <w:rFonts w:ascii="Times New Roman" w:hAnsi="Times New Roman"/>
+                <w:b w:val="0"/>
+                <w:i w:val="0"/>
+                <w:color w:val="000000"/>
+                <w:sz w:val="22"/>
+              </w:rPr>
+              <w:t>• Soạn thảo mục 2.2.3 Yêu cầu phi chức năng (mục an toàn và bảo mật CSDL) trong Chương II.</w:t>
+            </w:r>
+          </w:p>
+        </w:tc>
+      </w:tr>
+      <w:tr>
+        <w:tc>
+          <w:tcPr>
+            <w:tcW w:type="dxa" w:w="3135"/>
+            <w:shd w:fill="FFFFFF"/>
+            <w:tcMar>
+              <w:top w:w="80" w:type="dxa"/>
+              <w:bottom w:w="80" w:type="dxa"/>
+              <w:left w:w="60" w:type="dxa"/>
+              <w:right w:w="60" w:type="dxa"/>
+            </w:tcMar>
+          </w:tcPr>
+          <w:p>
+            <w:pPr>
+              <w:jc w:val="center"/>
+            </w:pPr>
+            <w:r>
+              <w:rPr>
+                <w:rFonts w:ascii="Times New Roman" w:hAnsi="Times New Roman"/>
+                <w:b/>
+                <w:i w:val="0"/>
+                <w:color w:val="000000"/>
+                <w:sz w:val="22"/>
+              </w:rPr>
+              <w:t>5</w:t>
+            </w:r>
+          </w:p>
+        </w:tc>
+        <w:tc>
+          <w:tcPr>
+            <w:tcW w:type="dxa" w:w="3135"/>
+            <w:shd w:fill="FFFFFF"/>
+            <w:tcMar>
+              <w:top w:w="80" w:type="dxa"/>
+              <w:bottom w:w="80" w:type="dxa"/>
+              <w:left w:w="80" w:type="dxa"/>
+              <w:right w:w="80" w:type="dxa"/>
+            </w:tcMar>
+          </w:tcPr>
+          <w:p>
+            <w:pPr>
+              <w:jc w:val="left"/>
+            </w:pPr>
+            <w:r>
+              <w:rPr>
+                <w:rFonts w:ascii="Times New Roman" w:hAnsi="Times New Roman"/>
+                <w:b/>
+                <w:i w:val="0"/>
+                <w:color w:val="003366"/>
+                <w:sz w:val="22"/>
+              </w:rPr>
+              <w:t>5. Hữu (Thành viên - QA &amp; Biên tập tài liệu):</w:t>
+            </w:r>
+          </w:p>
+        </w:tc>
+        <w:tc>
+          <w:tcPr>
+            <w:tcW w:type="dxa" w:w="3135"/>
+            <w:shd w:fill="FFFFFF"/>
+            <w:tcMar>
+              <w:top w:w="80" w:type="dxa"/>
+              <w:bottom w:w="80" w:type="dxa"/>
+              <w:left w:w="80" w:type="dxa"/>
+              <w:right w:w="80" w:type="dxa"/>
+            </w:tcMar>
+          </w:tcPr>
+          <w:p>
+            <w:pPr>
+              <w:jc w:val="left"/>
+            </w:pPr>
+            <w:r/>
+          </w:p>
+          <w:p>
+            <w:pPr>
+              <w:spacing w:before="0" w:after="40" w:line="276" w:lineRule="auto"/>
+              <w:jc w:val="both"/>
+            </w:pPr>
+            <w:r>
+              <w:rPr>
+                <w:rFonts w:ascii="Times New Roman" w:hAnsi="Times New Roman"/>
+                <w:b w:val="0"/>
+                <w:i w:val="0"/>
+                <w:color w:val="000000"/>
+                <w:sz w:val="22"/>
+              </w:rPr>
+              <w:t>• Thu thập thông tin so sánh các giải pháp nhắn tin hiện hành trên thị trường (Telegram, Messenger, Zalo) về ưu điểm, nhược điểm và sự khác biệt của đề tài.</w:t>
+            </w:r>
+          </w:p>
+          <w:p>
+            <w:pPr>
+              <w:spacing w:before="0" w:after="40" w:line="276" w:lineRule="auto"/>
+              <w:jc w:val="both"/>
+            </w:pPr>
+            <w:r>
+              <w:rPr>
+                <w:rFonts w:ascii="Times New Roman" w:hAnsi="Times New Roman"/>
+                <w:b w:val="0"/>
+                <w:i w:val="0"/>
+                <w:color w:val="000000"/>
+                <w:sz w:val="22"/>
+              </w:rPr>
+              <w:t>• Soạn thảo mục 2.1 Tổng hợp và thu thập dữ liệu; lập bảng so sánh giải pháp tương tự.</w:t>
+            </w:r>
+          </w:p>
+          <w:p>
+            <w:pPr>
+              <w:spacing w:before="0" w:after="40" w:line="276" w:lineRule="auto"/>
+              <w:jc w:val="both"/>
+            </w:pPr>
+            <w:r>
+              <w:rPr>
+                <w:rFonts w:ascii="Times New Roman" w:hAnsi="Times New Roman"/>
+                <w:b w:val="0"/>
+                <w:i w:val="0"/>
+                <w:color w:val="000000"/>
+                <w:sz w:val="22"/>
+              </w:rPr>
+              <w:t>• Tổng hợp, rà soát văn phong và định dạng hoàn thiện toàn bộ Chương II.</w:t>
+            </w:r>
+          </w:p>
+        </w:tc>
+      </w:tr>
+    </w:tbl>
     <w:p>
       <w:pPr>
-        <w:spacing w:before="0" w:after="40" w:line="312" w:lineRule="auto"/>
-        <w:jc w:val="both"/>
-      </w:pPr>
-      <w:r>
-        <w:rPr>
-          <w:rFonts w:ascii="Times New Roman" w:hAnsi="Times New Roman"/>
-          <w:b w:val="0"/>
-          <w:i w:val="0"/>
-          <w:color w:val="000000"/>
-          <w:sz w:val="24"/>
-        </w:rPr>
-        <w:t>• Phác thảo Wireframe và Mockup các màn hình: Khung đăng nhập, Danh sách cuộc trò chuyện bên trái, Khung chat ở giữa, Bảng thông tin bên phải trên công cụ Figma.</w:t>
-      </w:r>
-    </w:p>
-    <w:p>
-      <w:pPr>
-        <w:spacing w:before="0" w:after="40" w:line="312" w:lineRule="auto"/>
-        <w:jc w:val="both"/>
-      </w:pPr>
-      <w:r>
-        <w:rPr>
-          <w:rFonts w:ascii="Times New Roman" w:hAnsi="Times New Roman"/>
-          <w:b/>
-          <w:i/>
-          <w:color w:val="B40000"/>
-          <w:sz w:val="24"/>
-        </w:rPr>
-        <w:t>Giai đoạn 2: Hiện thực hóa Giao diện React 18 &amp; TypeScript</w:t>
-      </w:r>
-    </w:p>
-    <w:p>
-      <w:pPr>
-        <w:spacing w:before="0" w:after="40" w:line="312" w:lineRule="auto"/>
-        <w:jc w:val="both"/>
-      </w:pPr>
-      <w:r>
-        <w:rPr>
-          <w:rFonts w:ascii="Times New Roman" w:hAnsi="Times New Roman"/>
-          <w:b w:val="0"/>
-          <w:i w:val="0"/>
-          <w:color w:val="000000"/>
-          <w:sz w:val="24"/>
-        </w:rPr>
-        <w:t>• Khởi tạo dự án Vite + React 18 + Tailwind CSS trong thư mục frontend/.</w:t>
-      </w:r>
-    </w:p>
-    <w:p>
-      <w:pPr>
-        <w:spacing w:before="0" w:after="40" w:line="312" w:lineRule="auto"/>
-        <w:jc w:val="both"/>
-      </w:pPr>
-      <w:r>
-        <w:rPr>
-          <w:rFonts w:ascii="Times New Roman" w:hAnsi="Times New Roman"/>
-          <w:b w:val="0"/>
-          <w:i w:val="0"/>
-          <w:color w:val="000000"/>
-          <w:sz w:val="24"/>
-        </w:rPr>
-        <w:t>• Thiết kế hệ thống bảng màu công thái học (Dark Mode: #0e1621, #17212b; Light Mode: #ffffff, #eef2f5) và hệ thống biểu tượng chuẩn Lucide Icons.</w:t>
-      </w:r>
-    </w:p>
-    <w:p>
-      <w:pPr>
-        <w:spacing w:before="0" w:after="40" w:line="312" w:lineRule="auto"/>
-        <w:jc w:val="both"/>
-      </w:pPr>
-      <w:r>
-        <w:rPr>
-          <w:rFonts w:ascii="Times New Roman" w:hAnsi="Times New Roman"/>
-          <w:b w:val="0"/>
-          <w:i w:val="0"/>
-          <w:color w:val="000000"/>
-          <w:sz w:val="24"/>
-        </w:rPr>
-        <w:t>• Lập trình các component giao diện chính:</w:t>
-      </w:r>
-    </w:p>
-    <w:p>
-      <w:pPr>
-        <w:spacing w:before="0" w:after="40" w:line="312" w:lineRule="auto"/>
-        <w:jc w:val="both"/>
-      </w:pPr>
-      <w:r>
-        <w:rPr>
-          <w:rFonts w:ascii="Times New Roman" w:hAnsi="Times New Roman"/>
-          <w:b w:val="0"/>
-          <w:i w:val="0"/>
-          <w:color w:val="000000"/>
-          <w:sz w:val="24"/>
-        </w:rPr>
-        <w:t>+ TitleBar.tsx: Thanh tiêu đề ứng dụng phong cách không viền (frameless) hiện đại, tích hợp nút thu nhỏ, phóng to, đóng, ghim luôn nổi (Pin Always-on-Top), nút khóa màn hình (Ctrl+L), huy hiệu trạng thái WAN động và logo Shin-chan.</w:t>
-      </w:r>
-    </w:p>
-    <w:p>
-      <w:pPr>
-        <w:spacing w:before="0" w:after="40" w:line="312" w:lineRule="auto"/>
-        <w:jc w:val="both"/>
-      </w:pPr>
-      <w:r>
-        <w:rPr>
-          <w:rFonts w:ascii="Times New Roman" w:hAnsi="Times New Roman"/>
-          <w:b w:val="0"/>
-          <w:i w:val="0"/>
-          <w:color w:val="000000"/>
-          <w:sz w:val="24"/>
-        </w:rPr>
-        <w:t>+ ChatArea.tsx &amp; ChatComposer.tsx: Khu vực hiển thị tin nhắn thời gian thực, tự động cuộn xuống tin nhắn mới nhất, khung gõ tin nhắn hỗ trợ đính kèm tệp tin và bộ chọn biểu tượng cảm xúc EmojiPicker.tsx.</w:t>
-      </w:r>
-    </w:p>
-    <w:p>
-      <w:pPr>
-        <w:spacing w:before="0" w:after="40" w:line="312" w:lineRule="auto"/>
-        <w:jc w:val="both"/>
-      </w:pPr>
-      <w:r>
-        <w:rPr>
-          <w:rFonts w:ascii="Times New Roman" w:hAnsi="Times New Roman"/>
-          <w:b w:val="0"/>
-          <w:i w:val="0"/>
-          <w:color w:val="000000"/>
-          <w:sz w:val="24"/>
-        </w:rPr>
-        <w:t>+ ChatBubble.tsx: Bong bóng tin nhắn bo góc tinh tế, hỗ trợ phân biệt tin nhắn của mình (xanh lá/xanh dương) và tin nhắn đối phương, hiển thị trạng thái đã đọc, avatar và tên người gửi.</w:t>
-      </w:r>
-    </w:p>
-    <w:p>
-      <w:pPr>
-        <w:spacing w:before="0" w:after="40" w:line="312" w:lineRule="auto"/>
-        <w:jc w:val="both"/>
-      </w:pPr>
-      <w:r>
-        <w:rPr>
-          <w:rFonts w:ascii="Times New Roman" w:hAnsi="Times New Roman"/>
-          <w:b/>
-          <w:i/>
-          <w:color w:val="B40000"/>
-          <w:sz w:val="24"/>
-        </w:rPr>
-        <w:t>Giai đoạn 3: Lập trình Giao diện Cuộc gọi Thoại &amp; Video Call chuyên biệt</w:t>
-      </w:r>
-    </w:p>
-    <w:p>
-      <w:pPr>
-        <w:spacing w:before="0" w:after="40" w:line="312" w:lineRule="auto"/>
-        <w:jc w:val="both"/>
-      </w:pPr>
-      <w:r>
-        <w:rPr>
-          <w:rFonts w:ascii="Times New Roman" w:hAnsi="Times New Roman"/>
-          <w:b w:val="0"/>
-          <w:i w:val="0"/>
-          <w:color w:val="000000"/>
-          <w:sz w:val="24"/>
-        </w:rPr>
-        <w:t>• Xây dựng CallModal.tsx đáp ứng 2 chế độ gọi khác biệt hoàn toàn:</w:t>
-      </w:r>
-    </w:p>
-    <w:p>
-      <w:pPr>
-        <w:spacing w:before="0" w:after="40" w:line="312" w:lineRule="auto"/>
-        <w:jc w:val="both"/>
-      </w:pPr>
-      <w:r>
-        <w:rPr>
-          <w:rFonts w:ascii="Times New Roman" w:hAnsi="Times New Roman"/>
-          <w:b w:val="0"/>
-          <w:i w:val="0"/>
-          <w:color w:val="000000"/>
-          <w:sz w:val="24"/>
-        </w:rPr>
-        <w:t>+ Video Call: Màn hình hội nghị HD 1080p, kết nối webcam thật qua navigator.mediaDevices.getUserMedia, hiển thị khung camera của mình dạng Picture-In-Picture (PIP) ở góc màn hình, nút Bật/Tắt Camera, Bật/Tắt Mic và nút Chia sẻ màn hình.</w:t>
-      </w:r>
-    </w:p>
-    <w:p>
-      <w:pPr>
-        <w:spacing w:before="0" w:after="40" w:line="312" w:lineRule="auto"/>
-        <w:jc w:val="both"/>
-      </w:pPr>
-      <w:r>
-        <w:rPr>
-          <w:rFonts w:ascii="Times New Roman" w:hAnsi="Times New Roman"/>
-          <w:b w:val="0"/>
-          <w:i w:val="0"/>
-          <w:color w:val="000000"/>
-          <w:sz w:val="24"/>
-        </w:rPr>
-        <w:t>+ Voice Call: Màn hình gọi thoại với Avatar tỏa sóng xung kích (Pulsing rings) và dải sóng âm thanh chuyển động (Animated Equalizer Waveform bars).</w:t>
-      </w:r>
-    </w:p>
-    <w:p>
-      <w:pPr>
-        <w:spacing w:before="0" w:after="40" w:line="312" w:lineRule="auto"/>
-        <w:jc w:val="both"/>
-      </w:pPr>
-      <w:r>
-        <w:rPr>
-          <w:rFonts w:ascii="Times New Roman" w:hAnsi="Times New Roman"/>
-          <w:b w:val="0"/>
-          <w:i w:val="0"/>
-          <w:color w:val="000000"/>
-          <w:sz w:val="24"/>
-        </w:rPr>
-        <w:t>• Tích hợp hộp thoại xem ảnh toàn màn hình sắc nét khi nhấp đúp vào ảnh trong khung chat.</w:t>
-      </w:r>
-    </w:p>
-    <w:p>
-      <w:pPr>
-        <w:spacing w:before="0" w:after="40" w:line="312" w:lineRule="auto"/>
-        <w:jc w:val="both"/>
-      </w:pPr>
-      <w:r>
-        <w:rPr>
-          <w:rFonts w:ascii="Times New Roman" w:hAnsi="Times New Roman"/>
-          <w:b/>
-          <w:i/>
-          <w:color w:val="B40000"/>
-          <w:sz w:val="24"/>
-        </w:rPr>
-        <w:t>Giai đoạn 4: Kiểm thử trải nghiệm người dùng &amp; Biên soạn Chương 3</w:t>
-      </w:r>
-    </w:p>
-    <w:p>
-      <w:pPr>
-        <w:spacing w:before="0" w:after="40" w:line="312" w:lineRule="auto"/>
-        <w:jc w:val="both"/>
-      </w:pPr>
-      <w:r>
-        <w:rPr>
-          <w:rFonts w:ascii="Times New Roman" w:hAnsi="Times New Roman"/>
-          <w:b w:val="0"/>
-          <w:i w:val="0"/>
-          <w:color w:val="000000"/>
-          <w:sz w:val="24"/>
-        </w:rPr>
-        <w:t>• Kiểm thử tương thích độ phân giải màn hình từ HD (1366x768) đến Full HD (1920x1080) và 2K.</w:t>
-      </w:r>
-    </w:p>
-    <w:p>
-      <w:pPr>
-        <w:spacing w:before="0" w:after="40" w:line="312" w:lineRule="auto"/>
-        <w:jc w:val="both"/>
-      </w:pPr>
-      <w:r>
-        <w:rPr>
-          <w:rFonts w:ascii="Times New Roman" w:hAnsi="Times New Roman"/>
-          <w:b w:val="0"/>
-          <w:i w:val="0"/>
-          <w:color w:val="000000"/>
-          <w:sz w:val="24"/>
-        </w:rPr>
-        <w:t>• Soạn thảo nội dung Chương 3 (Công nghệ áp dụng: React, TypeScript, Tailwind CSS, Vite) trong báo cáo đồ án.</w:t>
-      </w:r>
-    </w:p>
-    <w:p>
-      <w:pPr>
-        <w:spacing w:before="80" w:after="40" w:line="312" w:lineRule="auto"/>
+        <w:spacing w:before="120" w:after="280" w:line="312" w:lineRule="auto"/>
         <w:jc w:val="both"/>
       </w:pPr>
       <w:r>
@@ -1808,26 +2626,10 @@
           <w:rFonts w:ascii="Times New Roman" w:hAnsi="Times New Roman"/>
           <w:b/>
           <w:i w:val="0"/>
-          <w:color w:val="000000"/>
-          <w:sz w:val="24"/>
+          <w:color w:val="006400"/>
+          <w:sz w:val="23"/>
         </w:rPr>
-        <w:t>• Sản phẩm bàn giao cụ thể (Deliverables): Toàn bộ giao diện frontend/src/components/, frontend/src/features/chat/, CallModal.tsx, TitleBar.tsx, globals.css, đóng góp nội dung Chương 3.</w:t>
-      </w:r>
-    </w:p>
-    <w:p>
-      <w:pPr>
-        <w:spacing w:before="0" w:after="280" w:line="312" w:lineRule="auto"/>
-        <w:jc w:val="both"/>
-      </w:pPr>
-      <w:r>
-        <w:rPr>
-          <w:rFonts w:ascii="Times New Roman" w:hAnsi="Times New Roman"/>
-          <w:b/>
-          <w:i w:val="0"/>
-          <w:color w:val="008000"/>
-          <w:sz w:val="24"/>
-        </w:rPr>
-        <w:t>• Đánh giá mức độ hoàn thành nhiệm vụ: 100% - Hoàn thành xuất sắc nhiệm vụ Frontend UI/UX.</w:t>
+        <w:t>• Sản phẩm bàn giao cụ thể của TƯƠNG ỨNG: CHƯƠNG : Hoàn thiện trọn vẹn văn bản Chương II; Bảng đặc tả 22 yêu cầu chức năng (FR); Bảng chỉ số yêu cầu phi chức năng (NFR); Hồ sơ phân tích chân dung người dùng.</w:t>
       </w:r>
     </w:p>
     <w:p>
@@ -1840,15 +2642,15 @@
           <w:rFonts w:ascii="Times New Roman" w:hAnsi="Times New Roman"/>
           <w:b w:val="0"/>
           <w:i w:val="0"/>
-          <w:color w:val="C8C8C8"/>
-          <w:sz w:val="20"/>
+          <w:color w:val="D2D2D2"/>
+          <w:sz w:val="18"/>
         </w:rPr>
         <w:t>------------------------------------------------------------------------------------------------------------------------</w:t>
       </w:r>
     </w:p>
     <w:p>
       <w:pPr>
-        <w:spacing w:before="200" w:after="40" w:line="312" w:lineRule="auto"/>
+        <w:spacing w:before="280" w:after="40" w:line="312" w:lineRule="auto"/>
         <w:jc w:val="both"/>
       </w:pPr>
       <w:r>
@@ -1857,57 +2659,9 @@
           <w:b/>
           <w:i w:val="0"/>
           <w:color w:val="003366"/>
-          <w:sz w:val="27"/>
+          <w:sz w:val="26"/>
         </w:rPr>
-        <w:t>3. VŨ MINH DÂN - THÀNH VIÊN</w:t>
-      </w:r>
-    </w:p>
-    <w:p>
-      <w:pPr>
-        <w:spacing w:before="0" w:after="40" w:line="312" w:lineRule="auto"/>
-        <w:jc w:val="both"/>
-      </w:pPr>
-      <w:r>
-        <w:rPr>
-          <w:rFonts w:ascii="Times New Roman" w:hAnsi="Times New Roman"/>
-          <w:b/>
-          <w:i w:val="0"/>
-          <w:color w:val="000000"/>
-          <w:sz w:val="24"/>
-        </w:rPr>
-        <w:t>• Mã sinh viên: 20231833   |   Lớp: DCCNTT.14.5</w:t>
-      </w:r>
-    </w:p>
-    <w:p>
-      <w:pPr>
-        <w:spacing w:before="0" w:after="40" w:line="312" w:lineRule="auto"/>
-        <w:jc w:val="both"/>
-      </w:pPr>
-      <w:r>
-        <w:rPr>
-          <w:rFonts w:ascii="Times New Roman" w:hAnsi="Times New Roman"/>
-          <w:b/>
-          <w:i w:val="0"/>
-          <w:color w:val="000000"/>
-          <w:sz w:val="24"/>
-        </w:rPr>
-        <w:t>• Vai trò đảm nhiệm: Chuyên viên Phân tích nghiệp vụ (BA), Mô hình hóa hệ thống (UML)</w:t>
-      </w:r>
-    </w:p>
-    <w:p>
-      <w:pPr>
-        <w:spacing w:before="0" w:after="120" w:line="312" w:lineRule="auto"/>
-        <w:jc w:val="both"/>
-      </w:pPr>
-      <w:r>
-        <w:rPr>
-          <w:rFonts w:ascii="Times New Roman" w:hAnsi="Times New Roman"/>
-          <w:b w:val="0"/>
-          <w:i/>
-          <w:color w:val="000000"/>
-          <w:sz w:val="24"/>
-        </w:rPr>
-        <w:t>• Trách nhiệm cốt lõi: Chịu trách nhiệm khảo sát các quy trình nghiệp vụ nhắn tin, mô hình hóa các biểu đồ phân tích thiết kế phần mềm (BFD, Use Case Diagram, Class Diagram, Sequence Diagram) và thiết kế giao diện danh sách bạn bè.</w:t>
+        <w:t>MỤC 3. GIAI ĐOẠN 3: CƠ SỞ LÝ THUYẾT VÀ CÔNG NGHỆ ÁP DỤNG</w:t>
       </w:r>
     </w:p>
     <w:p>
@@ -1919,240 +2673,769 @@
         <w:rPr>
           <w:rFonts w:ascii="Times New Roman" w:hAnsi="Times New Roman"/>
           <w:b/>
-          <w:i w:val="0"/>
-          <w:color w:val="000000"/>
-          <w:sz w:val="25"/>
+          <w:i/>
+          <w:color w:val="B40000"/>
+          <w:sz w:val="24"/>
         </w:rPr>
-        <w:t>Các nhiệm vụ và các bước thực hiện chi tiết:</w:t>
+        <w:t>★ TƯƠNG ỨNG: CHƯƠNG III. CƠ SỞ LÝ THUYẾT VÀ CÔNG NGHỆ ÁP DỤNG (Tiến độ: Tuần 3)</w:t>
       </w:r>
     </w:p>
     <w:p>
       <w:pPr>
-        <w:spacing w:before="0" w:after="40" w:line="312" w:lineRule="auto"/>
-        <w:jc w:val="both"/>
-      </w:pPr>
-      <w:r>
-        <w:rPr>
-          <w:rFonts w:ascii="Times New Roman" w:hAnsi="Times New Roman"/>
-          <w:b/>
-          <w:i/>
-          <w:color w:val="B40000"/>
-          <w:sz w:val="24"/>
-        </w:rPr>
-        <w:t>Giai đoạn 1: Khảo sát nghiệp vụ &amp; Xác định tác nhân hệ thống</w:t>
-      </w:r>
-    </w:p>
-    <w:p>
-      <w:pPr>
-        <w:spacing w:before="0" w:after="40" w:line="312" w:lineRule="auto"/>
+        <w:spacing w:before="0" w:after="160" w:line="312" w:lineRule="auto"/>
         <w:jc w:val="both"/>
       </w:pPr>
       <w:r>
         <w:rPr>
           <w:rFonts w:ascii="Times New Roman" w:hAnsi="Times New Roman"/>
           <w:b w:val="0"/>
-          <w:i w:val="0"/>
+          <w:i/>
           <w:color w:val="000000"/>
           <w:sz w:val="24"/>
         </w:rPr>
-        <w:t>• Khảo sát và lập danh mục yêu cầu chức năng (Functional Requirements) và yêu cầu phi chức năng (Non-functional Requirements).</w:t>
+        <w:t>Mục tiêu giai đoạn: Nghiên cứu sâu các cơ sở lý thuyết về mạng máy tính, giao thức Socket TCP, cơ chế đa luồng, hệ sinh thái React 18, TypeScript, Tailwind CSS, Electron và hệ quản trị CSDL SQLite an toàn.</w:t>
       </w:r>
     </w:p>
+    <w:tbl>
+      <w:tblPr>
+        <w:tblW w:type="auto" w:w="0"/>
+        <w:jc w:val="center"/>
+        <w:tblLook w:firstColumn="1" w:firstRow="1" w:lastColumn="0" w:lastRow="0" w:noHBand="0" w:noVBand="1" w:val="04A0"/>
+      </w:tblPr>
+      <w:tblGrid>
+        <w:gridCol w:w="3135"/>
+        <w:gridCol w:w="3135"/>
+        <w:gridCol w:w="3135"/>
+      </w:tblGrid>
+      <w:tr>
+        <w:tc>
+          <w:tcPr>
+            <w:tcW w:type="dxa" w:w="3135"/>
+            <w:shd w:fill="003366"/>
+            <w:tcMar>
+              <w:top w:w="100" w:type="dxa"/>
+              <w:bottom w:w="100" w:type="dxa"/>
+              <w:left w:w="80" w:type="dxa"/>
+              <w:right w:w="80" w:type="dxa"/>
+            </w:tcMar>
+          </w:tcPr>
+          <w:p>
+            <w:pPr>
+              <w:jc w:val="center"/>
+            </w:pPr>
+            <w:r>
+              <w:rPr>
+                <w:rFonts w:ascii="Times New Roman" w:hAnsi="Times New Roman"/>
+                <w:b/>
+                <w:i w:val="0"/>
+                <w:color w:val="FFFFFF"/>
+                <w:sz w:val="23"/>
+              </w:rPr>
+              <w:t>STT</w:t>
+            </w:r>
+          </w:p>
+        </w:tc>
+        <w:tc>
+          <w:tcPr>
+            <w:tcW w:type="dxa" w:w="3135"/>
+            <w:shd w:fill="003366"/>
+            <w:tcMar>
+              <w:top w:w="100" w:type="dxa"/>
+              <w:bottom w:w="100" w:type="dxa"/>
+              <w:left w:w="80" w:type="dxa"/>
+              <w:right w:w="80" w:type="dxa"/>
+            </w:tcMar>
+          </w:tcPr>
+          <w:p>
+            <w:pPr>
+              <w:jc w:val="center"/>
+            </w:pPr>
+            <w:r>
+              <w:rPr>
+                <w:rFonts w:ascii="Times New Roman" w:hAnsi="Times New Roman"/>
+                <w:b/>
+                <w:i w:val="0"/>
+                <w:color w:val="FFFFFF"/>
+                <w:sz w:val="23"/>
+              </w:rPr>
+              <w:t>Thành viên thực hiện</w:t>
+            </w:r>
+          </w:p>
+        </w:tc>
+        <w:tc>
+          <w:tcPr>
+            <w:tcW w:type="dxa" w:w="3135"/>
+            <w:shd w:fill="003366"/>
+            <w:tcMar>
+              <w:top w:w="100" w:type="dxa"/>
+              <w:bottom w:w="100" w:type="dxa"/>
+              <w:left w:w="80" w:type="dxa"/>
+              <w:right w:w="80" w:type="dxa"/>
+            </w:tcMar>
+          </w:tcPr>
+          <w:p>
+            <w:pPr>
+              <w:jc w:val="center"/>
+            </w:pPr>
+            <w:r>
+              <w:rPr>
+                <w:rFonts w:ascii="Times New Roman" w:hAnsi="Times New Roman"/>
+                <w:b/>
+                <w:i w:val="0"/>
+                <w:color w:val="FFFFFF"/>
+                <w:sz w:val="23"/>
+              </w:rPr>
+              <w:t>Công việc chi tiết &amp; Cách thức thực hiện trong Giai đoạn</w:t>
+            </w:r>
+          </w:p>
+        </w:tc>
+      </w:tr>
+      <w:tr>
+        <w:tc>
+          <w:tcPr>
+            <w:tcW w:type="dxa" w:w="3135"/>
+            <w:shd w:fill="FFFFFF"/>
+            <w:tcMar>
+              <w:top w:w="80" w:type="dxa"/>
+              <w:bottom w:w="80" w:type="dxa"/>
+              <w:left w:w="60" w:type="dxa"/>
+              <w:right w:w="60" w:type="dxa"/>
+            </w:tcMar>
+          </w:tcPr>
+          <w:p>
+            <w:pPr>
+              <w:jc w:val="center"/>
+            </w:pPr>
+            <w:r>
+              <w:rPr>
+                <w:rFonts w:ascii="Times New Roman" w:hAnsi="Times New Roman"/>
+                <w:b/>
+                <w:i w:val="0"/>
+                <w:color w:val="000000"/>
+                <w:sz w:val="22"/>
+              </w:rPr>
+              <w:t>1</w:t>
+            </w:r>
+          </w:p>
+        </w:tc>
+        <w:tc>
+          <w:tcPr>
+            <w:tcW w:type="dxa" w:w="3135"/>
+            <w:shd w:fill="FFFFFF"/>
+            <w:tcMar>
+              <w:top w:w="80" w:type="dxa"/>
+              <w:bottom w:w="80" w:type="dxa"/>
+              <w:left w:w="80" w:type="dxa"/>
+              <w:right w:w="80" w:type="dxa"/>
+            </w:tcMar>
+          </w:tcPr>
+          <w:p>
+            <w:pPr>
+              <w:jc w:val="left"/>
+            </w:pPr>
+            <w:r>
+              <w:rPr>
+                <w:rFonts w:ascii="Times New Roman" w:hAnsi="Times New Roman"/>
+                <w:b/>
+                <w:i w:val="0"/>
+                <w:color w:val="003366"/>
+                <w:sz w:val="22"/>
+              </w:rPr>
+              <w:t>1. Vũ Duy Thái Sơn (Nhóm trưởng):</w:t>
+            </w:r>
+          </w:p>
+        </w:tc>
+        <w:tc>
+          <w:tcPr>
+            <w:tcW w:type="dxa" w:w="3135"/>
+            <w:shd w:fill="FFFFFF"/>
+            <w:tcMar>
+              <w:top w:w="80" w:type="dxa"/>
+              <w:bottom w:w="80" w:type="dxa"/>
+              <w:left w:w="80" w:type="dxa"/>
+              <w:right w:w="80" w:type="dxa"/>
+            </w:tcMar>
+          </w:tcPr>
+          <w:p>
+            <w:pPr>
+              <w:jc w:val="left"/>
+            </w:pPr>
+            <w:r/>
+          </w:p>
+          <w:p>
+            <w:pPr>
+              <w:spacing w:before="0" w:after="40" w:line="276" w:lineRule="auto"/>
+              <w:jc w:val="both"/>
+            </w:pPr>
+            <w:r>
+              <w:rPr>
+                <w:rFonts w:ascii="Times New Roman" w:hAnsi="Times New Roman"/>
+                <w:b w:val="0"/>
+                <w:i w:val="0"/>
+                <w:color w:val="000000"/>
+                <w:sz w:val="22"/>
+              </w:rPr>
+              <w:t>• Nghiên cứu mô hình Client - Server hướng kết nối qua giao thức mạng TCP/IP (Transmission Control Protocol).</w:t>
+            </w:r>
+          </w:p>
+          <w:p>
+            <w:pPr>
+              <w:spacing w:before="0" w:after="40" w:line="276" w:lineRule="auto"/>
+              <w:jc w:val="both"/>
+            </w:pPr>
+            <w:r>
+              <w:rPr>
+                <w:rFonts w:ascii="Times New Roman" w:hAnsi="Times New Roman"/>
+                <w:b w:val="0"/>
+                <w:i w:val="0"/>
+                <w:color w:val="000000"/>
+                <w:sz w:val="22"/>
+              </w:rPr>
+              <w:t>• Thiết kế lý thuyết Giao thức tầng ứng dụng tùy biến (Custom Wire Protocol): Cấu trúc gói tin nhị phân gồm Header 4-byte Big-Endian biểu thị độ dài và Payload là chuỗi JSON mã hóa UTF-8 để triệt tiêu hoàn toàn hiện tượng phân mảnh gói tin TCP (Packet Fragmentation).</w:t>
+            </w:r>
+          </w:p>
+          <w:p>
+            <w:pPr>
+              <w:spacing w:before="0" w:after="40" w:line="276" w:lineRule="auto"/>
+              <w:jc w:val="both"/>
+            </w:pPr>
+            <w:r>
+              <w:rPr>
+                <w:rFonts w:ascii="Times New Roman" w:hAnsi="Times New Roman"/>
+                <w:b w:val="0"/>
+                <w:i w:val="0"/>
+                <w:color w:val="000000"/>
+                <w:sz w:val="22"/>
+              </w:rPr>
+              <w:t>• Nghiên cứu cơ chế Đa luồng (Multi-threading Concurrency) trong Python với threading.Thread và hàng đợi Queue để phục vụ hàng trăm kết nối đồng thời.</w:t>
+            </w:r>
+          </w:p>
+          <w:p>
+            <w:pPr>
+              <w:spacing w:before="0" w:after="40" w:line="276" w:lineRule="auto"/>
+              <w:jc w:val="both"/>
+            </w:pPr>
+            <w:r>
+              <w:rPr>
+                <w:rFonts w:ascii="Times New Roman" w:hAnsi="Times New Roman"/>
+                <w:b w:val="0"/>
+                <w:i w:val="0"/>
+                <w:color w:val="000000"/>
+                <w:sz w:val="22"/>
+              </w:rPr>
+              <w:t>• Viết nội dung mục 3.3.1 Kỹ thuật truyền tin thời gian thực qua TCP Socket trong Chương III.</w:t>
+            </w:r>
+          </w:p>
+        </w:tc>
+      </w:tr>
+      <w:tr>
+        <w:tc>
+          <w:tcPr>
+            <w:tcW w:type="dxa" w:w="3135"/>
+            <w:shd w:fill="F7F9FC"/>
+            <w:tcMar>
+              <w:top w:w="80" w:type="dxa"/>
+              <w:bottom w:w="80" w:type="dxa"/>
+              <w:left w:w="60" w:type="dxa"/>
+              <w:right w:w="60" w:type="dxa"/>
+            </w:tcMar>
+          </w:tcPr>
+          <w:p>
+            <w:pPr>
+              <w:jc w:val="center"/>
+            </w:pPr>
+            <w:r>
+              <w:rPr>
+                <w:rFonts w:ascii="Times New Roman" w:hAnsi="Times New Roman"/>
+                <w:b/>
+                <w:i w:val="0"/>
+                <w:color w:val="000000"/>
+                <w:sz w:val="22"/>
+              </w:rPr>
+              <w:t>2</w:t>
+            </w:r>
+          </w:p>
+        </w:tc>
+        <w:tc>
+          <w:tcPr>
+            <w:tcW w:type="dxa" w:w="3135"/>
+            <w:shd w:fill="F7F9FC"/>
+            <w:tcMar>
+              <w:top w:w="80" w:type="dxa"/>
+              <w:bottom w:w="80" w:type="dxa"/>
+              <w:left w:w="80" w:type="dxa"/>
+              <w:right w:w="80" w:type="dxa"/>
+            </w:tcMar>
+          </w:tcPr>
+          <w:p>
+            <w:pPr>
+              <w:jc w:val="left"/>
+            </w:pPr>
+            <w:r>
+              <w:rPr>
+                <w:rFonts w:ascii="Times New Roman" w:hAnsi="Times New Roman"/>
+                <w:b/>
+                <w:i w:val="0"/>
+                <w:color w:val="003366"/>
+                <w:sz w:val="22"/>
+              </w:rPr>
+              <w:t>2. Vy Thế Mạnh (Thành viên - Frontend UI/UX):</w:t>
+            </w:r>
+          </w:p>
+        </w:tc>
+        <w:tc>
+          <w:tcPr>
+            <w:tcW w:type="dxa" w:w="3135"/>
+            <w:shd w:fill="F7F9FC"/>
+            <w:tcMar>
+              <w:top w:w="80" w:type="dxa"/>
+              <w:bottom w:w="80" w:type="dxa"/>
+              <w:left w:w="80" w:type="dxa"/>
+              <w:right w:w="80" w:type="dxa"/>
+            </w:tcMar>
+          </w:tcPr>
+          <w:p>
+            <w:pPr>
+              <w:jc w:val="left"/>
+            </w:pPr>
+            <w:r/>
+          </w:p>
+          <w:p>
+            <w:pPr>
+              <w:spacing w:before="0" w:after="40" w:line="276" w:lineRule="auto"/>
+              <w:jc w:val="both"/>
+            </w:pPr>
+            <w:r>
+              <w:rPr>
+                <w:rFonts w:ascii="Times New Roman" w:hAnsi="Times New Roman"/>
+                <w:b w:val="0"/>
+                <w:i w:val="0"/>
+                <w:color w:val="000000"/>
+                <w:sz w:val="22"/>
+              </w:rPr>
+              <w:t>• Nghiên cứu thư viện React 18: Kiến trúc Component hóa, cơ chế React Virtual DOM và Fiber Reconciler tối ưu tốc độ cập nhật tin nhắn không bị giật lag.</w:t>
+            </w:r>
+          </w:p>
+          <w:p>
+            <w:pPr>
+              <w:spacing w:before="0" w:after="40" w:line="276" w:lineRule="auto"/>
+              <w:jc w:val="both"/>
+            </w:pPr>
+            <w:r>
+              <w:rPr>
+                <w:rFonts w:ascii="Times New Roman" w:hAnsi="Times New Roman"/>
+                <w:b w:val="0"/>
+                <w:i w:val="0"/>
+                <w:color w:val="000000"/>
+                <w:sz w:val="22"/>
+              </w:rPr>
+              <w:t>• Nghiên cứu TypeScript và Tailwind CSS: Kiểu tĩnh (Static Typing) giúp giảm thiểu lỗi runtime; Utility-first CSS giúp xây dựng giao diện Dark/Light mode chuẩn công thái học.</w:t>
+            </w:r>
+          </w:p>
+          <w:p>
+            <w:pPr>
+              <w:spacing w:before="0" w:after="40" w:line="276" w:lineRule="auto"/>
+              <w:jc w:val="both"/>
+            </w:pPr>
+            <w:r>
+              <w:rPr>
+                <w:rFonts w:ascii="Times New Roman" w:hAnsi="Times New Roman"/>
+                <w:b w:val="0"/>
+                <w:i w:val="0"/>
+                <w:color w:val="000000"/>
+                <w:sz w:val="22"/>
+              </w:rPr>
+              <w:t>• Nghiên cứu nền tảng Electron Desktop: Mô hình Process Isolation giữa Main Process (Node.js) và Renderer Process (Chromium).</w:t>
+            </w:r>
+          </w:p>
+          <w:p>
+            <w:pPr>
+              <w:spacing w:before="0" w:after="40" w:line="276" w:lineRule="auto"/>
+              <w:jc w:val="both"/>
+            </w:pPr>
+            <w:r>
+              <w:rPr>
+                <w:rFonts w:ascii="Times New Roman" w:hAnsi="Times New Roman"/>
+                <w:b w:val="0"/>
+                <w:i w:val="0"/>
+                <w:color w:val="000000"/>
+                <w:sz w:val="22"/>
+              </w:rPr>
+              <w:t>• Viết nội dung mục 3.2 Các công nghệ sử dụng (phần React, TypeScript, Tailwind, Electron) trong Chương III.</w:t>
+            </w:r>
+          </w:p>
+        </w:tc>
+      </w:tr>
+      <w:tr>
+        <w:tc>
+          <w:tcPr>
+            <w:tcW w:type="dxa" w:w="3135"/>
+            <w:shd w:fill="FFFFFF"/>
+            <w:tcMar>
+              <w:top w:w="80" w:type="dxa"/>
+              <w:bottom w:w="80" w:type="dxa"/>
+              <w:left w:w="60" w:type="dxa"/>
+              <w:right w:w="60" w:type="dxa"/>
+            </w:tcMar>
+          </w:tcPr>
+          <w:p>
+            <w:pPr>
+              <w:jc w:val="center"/>
+            </w:pPr>
+            <w:r>
+              <w:rPr>
+                <w:rFonts w:ascii="Times New Roman" w:hAnsi="Times New Roman"/>
+                <w:b/>
+                <w:i w:val="0"/>
+                <w:color w:val="000000"/>
+                <w:sz w:val="22"/>
+              </w:rPr>
+              <w:t>3</w:t>
+            </w:r>
+          </w:p>
+        </w:tc>
+        <w:tc>
+          <w:tcPr>
+            <w:tcW w:type="dxa" w:w="3135"/>
+            <w:shd w:fill="FFFFFF"/>
+            <w:tcMar>
+              <w:top w:w="80" w:type="dxa"/>
+              <w:bottom w:w="80" w:type="dxa"/>
+              <w:left w:w="80" w:type="dxa"/>
+              <w:right w:w="80" w:type="dxa"/>
+            </w:tcMar>
+          </w:tcPr>
+          <w:p>
+            <w:pPr>
+              <w:jc w:val="left"/>
+            </w:pPr>
+            <w:r>
+              <w:rPr>
+                <w:rFonts w:ascii="Times New Roman" w:hAnsi="Times New Roman"/>
+                <w:b/>
+                <w:i w:val="0"/>
+                <w:color w:val="003366"/>
+                <w:sz w:val="22"/>
+              </w:rPr>
+              <w:t>3. Vũ Minh Dân (Thành viên - Phân tích nghiệp vụ BA):</w:t>
+            </w:r>
+          </w:p>
+        </w:tc>
+        <w:tc>
+          <w:tcPr>
+            <w:tcW w:type="dxa" w:w="3135"/>
+            <w:shd w:fill="FFFFFF"/>
+            <w:tcMar>
+              <w:top w:w="80" w:type="dxa"/>
+              <w:bottom w:w="80" w:type="dxa"/>
+              <w:left w:w="80" w:type="dxa"/>
+              <w:right w:w="80" w:type="dxa"/>
+            </w:tcMar>
+          </w:tcPr>
+          <w:p>
+            <w:pPr>
+              <w:jc w:val="left"/>
+            </w:pPr>
+            <w:r/>
+          </w:p>
+          <w:p>
+            <w:pPr>
+              <w:spacing w:before="0" w:after="40" w:line="276" w:lineRule="auto"/>
+              <w:jc w:val="both"/>
+            </w:pPr>
+            <w:r>
+              <w:rPr>
+                <w:rFonts w:ascii="Times New Roman" w:hAnsi="Times New Roman"/>
+                <w:b w:val="0"/>
+                <w:i w:val="0"/>
+                <w:color w:val="000000"/>
+                <w:sz w:val="22"/>
+              </w:rPr>
+              <w:t>• Nghiên cứu hệ quản trị CSDL quan hệ nhúng SQLite: Ưu điểm không cần cấu hình máy chủ riêng (serverless), lưu trữ toàn bộ dữ liệu trong tệp đơn lẻ chat_database.db, tốc độ đọc ghi cực nhanh.</w:t>
+            </w:r>
+          </w:p>
+          <w:p>
+            <w:pPr>
+              <w:spacing w:before="0" w:after="40" w:line="276" w:lineRule="auto"/>
+              <w:jc w:val="both"/>
+            </w:pPr>
+            <w:r>
+              <w:rPr>
+                <w:rFonts w:ascii="Times New Roman" w:hAnsi="Times New Roman"/>
+                <w:b w:val="0"/>
+                <w:i w:val="0"/>
+                <w:color w:val="000000"/>
+                <w:sz w:val="22"/>
+              </w:rPr>
+              <w:t>• Tìm hiểu cấu trúc bảng chỉ mục (B-Tree Indexing) trong SQLite giúp tăng tốc độ truy vấn lịch sử tin nhắn hàng nghìn dòng.</w:t>
+            </w:r>
+          </w:p>
+          <w:p>
+            <w:pPr>
+              <w:spacing w:before="0" w:after="40" w:line="276" w:lineRule="auto"/>
+              <w:jc w:val="both"/>
+            </w:pPr>
+            <w:r>
+              <w:rPr>
+                <w:rFonts w:ascii="Times New Roman" w:hAnsi="Times New Roman"/>
+                <w:b w:val="0"/>
+                <w:i w:val="0"/>
+                <w:color w:val="000000"/>
+                <w:sz w:val="22"/>
+              </w:rPr>
+              <w:t>• Soạn thảo phần lý thuyết về Quản trị cơ sở dữ liệu SQLite trong mục 3.2 của Chương III.</w:t>
+            </w:r>
+          </w:p>
+        </w:tc>
+      </w:tr>
+      <w:tr>
+        <w:tc>
+          <w:tcPr>
+            <w:tcW w:type="dxa" w:w="3135"/>
+            <w:shd w:fill="F7F9FC"/>
+            <w:tcMar>
+              <w:top w:w="80" w:type="dxa"/>
+              <w:bottom w:w="80" w:type="dxa"/>
+              <w:left w:w="60" w:type="dxa"/>
+              <w:right w:w="60" w:type="dxa"/>
+            </w:tcMar>
+          </w:tcPr>
+          <w:p>
+            <w:pPr>
+              <w:jc w:val="center"/>
+            </w:pPr>
+            <w:r>
+              <w:rPr>
+                <w:rFonts w:ascii="Times New Roman" w:hAnsi="Times New Roman"/>
+                <w:b/>
+                <w:i w:val="0"/>
+                <w:color w:val="000000"/>
+                <w:sz w:val="22"/>
+              </w:rPr>
+              <w:t>4</w:t>
+            </w:r>
+          </w:p>
+        </w:tc>
+        <w:tc>
+          <w:tcPr>
+            <w:tcW w:type="dxa" w:w="3135"/>
+            <w:shd w:fill="F7F9FC"/>
+            <w:tcMar>
+              <w:top w:w="80" w:type="dxa"/>
+              <w:bottom w:w="80" w:type="dxa"/>
+              <w:left w:w="80" w:type="dxa"/>
+              <w:right w:w="80" w:type="dxa"/>
+            </w:tcMar>
+          </w:tcPr>
+          <w:p>
+            <w:pPr>
+              <w:jc w:val="left"/>
+            </w:pPr>
+            <w:r>
+              <w:rPr>
+                <w:rFonts w:ascii="Times New Roman" w:hAnsi="Times New Roman"/>
+                <w:b/>
+                <w:i w:val="0"/>
+                <w:color w:val="003366"/>
+                <w:sz w:val="22"/>
+              </w:rPr>
+              <w:t>4. Phạm Đức Tâm (Thành viên - Backend &amp; CSDL):</w:t>
+            </w:r>
+          </w:p>
+        </w:tc>
+        <w:tc>
+          <w:tcPr>
+            <w:tcW w:type="dxa" w:w="3135"/>
+            <w:shd w:fill="F7F9FC"/>
+            <w:tcMar>
+              <w:top w:w="80" w:type="dxa"/>
+              <w:bottom w:w="80" w:type="dxa"/>
+              <w:left w:w="80" w:type="dxa"/>
+              <w:right w:w="80" w:type="dxa"/>
+            </w:tcMar>
+          </w:tcPr>
+          <w:p>
+            <w:pPr>
+              <w:jc w:val="left"/>
+            </w:pPr>
+            <w:r/>
+          </w:p>
+          <w:p>
+            <w:pPr>
+              <w:spacing w:before="0" w:after="40" w:line="276" w:lineRule="auto"/>
+              <w:jc w:val="both"/>
+            </w:pPr>
+            <w:r>
+              <w:rPr>
+                <w:rFonts w:ascii="Times New Roman" w:hAnsi="Times New Roman"/>
+                <w:b w:val="0"/>
+                <w:i w:val="0"/>
+                <w:color w:val="000000"/>
+                <w:sz w:val="22"/>
+              </w:rPr>
+              <w:t>• Nghiên cứu thuật toán bảo mật mật khẩu PBKDF2-HMAC-SHA256: Tìm hiểu cơ chế băm kết hợp chuỗi ngẫu nhiên Salt 16 bytes và 100.000 vòng lặp (iterations) nhằm chống tấn công Rainbow Table.</w:t>
+            </w:r>
+          </w:p>
+          <w:p>
+            <w:pPr>
+              <w:spacing w:before="0" w:after="40" w:line="276" w:lineRule="auto"/>
+              <w:jc w:val="both"/>
+            </w:pPr>
+            <w:r>
+              <w:rPr>
+                <w:rFonts w:ascii="Times New Roman" w:hAnsi="Times New Roman"/>
+                <w:b w:val="0"/>
+                <w:i w:val="0"/>
+                <w:color w:val="000000"/>
+                <w:sz w:val="22"/>
+              </w:rPr>
+              <w:t>• Nghiên cứu phương thức mã hóa dữ liệu nhị phân Base64: Chuyển đổi tệp tin ảnh và tài liệu thành chuỗi ký tự ASCII an toàn để truyền tải qua gói tin Socket.</w:t>
+            </w:r>
+          </w:p>
+          <w:p>
+            <w:pPr>
+              <w:spacing w:before="0" w:after="40" w:line="276" w:lineRule="auto"/>
+              <w:jc w:val="both"/>
+            </w:pPr>
+            <w:r>
+              <w:rPr>
+                <w:rFonts w:ascii="Times New Roman" w:hAnsi="Times New Roman"/>
+                <w:b w:val="0"/>
+                <w:i w:val="0"/>
+                <w:color w:val="000000"/>
+                <w:sz w:val="22"/>
+              </w:rPr>
+              <w:t>• Viết nội dung mục 3.3.2 Kỹ thuật mã hóa, bảo mật dữ liệu và truyền file trong Chương III.</w:t>
+            </w:r>
+          </w:p>
+        </w:tc>
+      </w:tr>
+      <w:tr>
+        <w:tc>
+          <w:tcPr>
+            <w:tcW w:type="dxa" w:w="3135"/>
+            <w:shd w:fill="FFFFFF"/>
+            <w:tcMar>
+              <w:top w:w="80" w:type="dxa"/>
+              <w:bottom w:w="80" w:type="dxa"/>
+              <w:left w:w="60" w:type="dxa"/>
+              <w:right w:w="60" w:type="dxa"/>
+            </w:tcMar>
+          </w:tcPr>
+          <w:p>
+            <w:pPr>
+              <w:jc w:val="center"/>
+            </w:pPr>
+            <w:r>
+              <w:rPr>
+                <w:rFonts w:ascii="Times New Roman" w:hAnsi="Times New Roman"/>
+                <w:b/>
+                <w:i w:val="0"/>
+                <w:color w:val="000000"/>
+                <w:sz w:val="22"/>
+              </w:rPr>
+              <w:t>5</w:t>
+            </w:r>
+          </w:p>
+        </w:tc>
+        <w:tc>
+          <w:tcPr>
+            <w:tcW w:type="dxa" w:w="3135"/>
+            <w:shd w:fill="FFFFFF"/>
+            <w:tcMar>
+              <w:top w:w="80" w:type="dxa"/>
+              <w:bottom w:w="80" w:type="dxa"/>
+              <w:left w:w="80" w:type="dxa"/>
+              <w:right w:w="80" w:type="dxa"/>
+            </w:tcMar>
+          </w:tcPr>
+          <w:p>
+            <w:pPr>
+              <w:jc w:val="left"/>
+            </w:pPr>
+            <w:r>
+              <w:rPr>
+                <w:rFonts w:ascii="Times New Roman" w:hAnsi="Times New Roman"/>
+                <w:b/>
+                <w:i w:val="0"/>
+                <w:color w:val="003366"/>
+                <w:sz w:val="22"/>
+              </w:rPr>
+              <w:t>5. Hữu (Thành viên - QA &amp; Biên tập tài liệu):</w:t>
+            </w:r>
+          </w:p>
+        </w:tc>
+        <w:tc>
+          <w:tcPr>
+            <w:tcW w:type="dxa" w:w="3135"/>
+            <w:shd w:fill="FFFFFF"/>
+            <w:tcMar>
+              <w:top w:w="80" w:type="dxa"/>
+              <w:bottom w:w="80" w:type="dxa"/>
+              <w:left w:w="80" w:type="dxa"/>
+              <w:right w:w="80" w:type="dxa"/>
+            </w:tcMar>
+          </w:tcPr>
+          <w:p>
+            <w:pPr>
+              <w:jc w:val="left"/>
+            </w:pPr>
+            <w:r/>
+          </w:p>
+          <w:p>
+            <w:pPr>
+              <w:spacing w:before="0" w:after="40" w:line="276" w:lineRule="auto"/>
+              <w:jc w:val="both"/>
+            </w:pPr>
+            <w:r>
+              <w:rPr>
+                <w:rFonts w:ascii="Times New Roman" w:hAnsi="Times New Roman"/>
+                <w:b w:val="0"/>
+                <w:i w:val="0"/>
+                <w:color w:val="000000"/>
+                <w:sz w:val="22"/>
+              </w:rPr>
+              <w:t>• Nghiên cứu quy trình phát triển phần mềm theo mô hình Agile/Scrum: Vòng lặp phát triển ngắn, phản hồi liên tục và bàn giao sản phẩm tăng trưởng.</w:t>
+            </w:r>
+          </w:p>
+          <w:p>
+            <w:pPr>
+              <w:spacing w:before="0" w:after="40" w:line="276" w:lineRule="auto"/>
+              <w:jc w:val="both"/>
+            </w:pPr>
+            <w:r>
+              <w:rPr>
+                <w:rFonts w:ascii="Times New Roman" w:hAnsi="Times New Roman"/>
+                <w:b w:val="0"/>
+                <w:i w:val="0"/>
+                <w:color w:val="000000"/>
+                <w:sz w:val="22"/>
+              </w:rPr>
+              <w:t>• Tìm hiểu các tiêu chuẩn đo lường chất lượng phần mềm ISO/IEC 25010 (tính chức năng, tính tin cậy, tính tiện dụng, tính hiệu quả).</w:t>
+            </w:r>
+          </w:p>
+          <w:p>
+            <w:pPr>
+              <w:spacing w:before="0" w:after="40" w:line="276" w:lineRule="auto"/>
+              <w:jc w:val="both"/>
+            </w:pPr>
+            <w:r>
+              <w:rPr>
+                <w:rFonts w:ascii="Times New Roman" w:hAnsi="Times New Roman"/>
+                <w:b w:val="0"/>
+                <w:i w:val="0"/>
+                <w:color w:val="000000"/>
+                <w:sz w:val="22"/>
+              </w:rPr>
+              <w:t>• Soạn thảo mục 3.1 Kiến thức tổng quan về quy trình phần mềm và tổng hợp hoàn thiện toàn văn Chương III.</w:t>
+            </w:r>
+          </w:p>
+        </w:tc>
+      </w:tr>
+    </w:tbl>
     <w:p>
       <w:pPr>
-        <w:spacing w:before="0" w:after="40" w:line="312" w:lineRule="auto"/>
-        <w:jc w:val="both"/>
-      </w:pPr>
-      <w:r>
-        <w:rPr>
-          <w:rFonts w:ascii="Times New Roman" w:hAnsi="Times New Roman"/>
-          <w:b w:val="0"/>
-          <w:i w:val="0"/>
-          <w:color w:val="000000"/>
-          <w:sz w:val="24"/>
-        </w:rPr>
-        <w:t>• Phân định 3 tác nhân chính của hệ thống: Khách (Guest), Người dùng (Member), Quản trị viên nhóm (Group Admin).</w:t>
-      </w:r>
-    </w:p>
-    <w:p>
-      <w:pPr>
-        <w:spacing w:before="0" w:after="40" w:line="312" w:lineRule="auto"/>
-        <w:jc w:val="both"/>
-      </w:pPr>
-      <w:r>
-        <w:rPr>
-          <w:rFonts w:ascii="Times New Roman" w:hAnsi="Times New Roman"/>
-          <w:b w:val="0"/>
-          <w:i w:val="0"/>
-          <w:color w:val="000000"/>
-          <w:sz w:val="24"/>
-        </w:rPr>
-        <w:t>• Định nghĩa 22 Use Case nghiệp vụ từ đăng ký, đăng nhập, chat 1-1, chat nhóm, ghim tin, thu hồi tin đến cuộc gọi thoại/video.</w:t>
-      </w:r>
-    </w:p>
-    <w:p>
-      <w:pPr>
-        <w:spacing w:before="0" w:after="40" w:line="312" w:lineRule="auto"/>
-        <w:jc w:val="both"/>
-      </w:pPr>
-      <w:r>
-        <w:rPr>
-          <w:rFonts w:ascii="Times New Roman" w:hAnsi="Times New Roman"/>
-          <w:b/>
-          <w:i/>
-          <w:color w:val="B40000"/>
-          <w:sz w:val="24"/>
-        </w:rPr>
-        <w:t>Giai đoạn 2: Xây dựng các biểu đồ phân tích và thiết kế hệ thống (UML)</w:t>
-      </w:r>
-    </w:p>
-    <w:p>
-      <w:pPr>
-        <w:spacing w:before="0" w:after="40" w:line="312" w:lineRule="auto"/>
-        <w:jc w:val="both"/>
-      </w:pPr>
-      <w:r>
-        <w:rPr>
-          <w:rFonts w:ascii="Times New Roman" w:hAnsi="Times New Roman"/>
-          <w:b w:val="0"/>
-          <w:i w:val="0"/>
-          <w:color w:val="000000"/>
-          <w:sz w:val="24"/>
-        </w:rPr>
-        <w:t>• Xây dựng Biểu đồ phân rã chức năng (Business Function Diagram - BFD) phân chia thành 4 phân hệ chính: Quản lý tài khoản, Quản lý danh bạ &amp; nhóm, Truyền tin thời gian thực, Tích hợp hệ thống Desktop.</w:t>
-      </w:r>
-    </w:p>
-    <w:p>
-      <w:pPr>
-        <w:spacing w:before="0" w:after="40" w:line="312" w:lineRule="auto"/>
-        <w:jc w:val="both"/>
-      </w:pPr>
-      <w:r>
-        <w:rPr>
-          <w:rFonts w:ascii="Times New Roman" w:hAnsi="Times New Roman"/>
-          <w:b w:val="0"/>
-          <w:i w:val="0"/>
-          <w:color w:val="000000"/>
-          <w:sz w:val="24"/>
-        </w:rPr>
-        <w:t>• Vẽ Biểu đồ Use Case tổng quát và các biểu đồ Use Case chi tiết từng phân hệ trên phần mềm StarUML / Draw.io.</w:t>
-      </w:r>
-    </w:p>
-    <w:p>
-      <w:pPr>
-        <w:spacing w:before="0" w:after="40" w:line="312" w:lineRule="auto"/>
-        <w:jc w:val="both"/>
-      </w:pPr>
-      <w:r>
-        <w:rPr>
-          <w:rFonts w:ascii="Times New Roman" w:hAnsi="Times New Roman"/>
-          <w:b w:val="0"/>
-          <w:i w:val="0"/>
-          <w:color w:val="000000"/>
-          <w:sz w:val="24"/>
-        </w:rPr>
-        <w:t>• Xây dựng Biểu đồ lớp (Class Diagram) mô tả các thực thể: User, Conversation, Message, Reaction, Friendship và mối quan hệ giữa chúng.</w:t>
-      </w:r>
-    </w:p>
-    <w:p>
-      <w:pPr>
-        <w:spacing w:before="0" w:after="40" w:line="312" w:lineRule="auto"/>
-        <w:jc w:val="both"/>
-      </w:pPr>
-      <w:r>
-        <w:rPr>
-          <w:rFonts w:ascii="Times New Roman" w:hAnsi="Times New Roman"/>
-          <w:b w:val="0"/>
-          <w:i w:val="0"/>
-          <w:color w:val="000000"/>
-          <w:sz w:val="24"/>
-        </w:rPr>
-        <w:t>• Xây dựng Biểu đồ tuần tự (Sequence Diagram) mô tả chi tiết luồng xử lý: Luồng gửi nhận tin nhắn thời gian thực qua Socket, luồng thiết lập cuộc gọi (Signaling Handshake), luồng thu hồi tin nhắn.</w:t>
-      </w:r>
-    </w:p>
-    <w:p>
-      <w:pPr>
-        <w:spacing w:before="0" w:after="40" w:line="312" w:lineRule="auto"/>
-        <w:jc w:val="both"/>
-      </w:pPr>
-      <w:r>
-        <w:rPr>
-          <w:rFonts w:ascii="Times New Roman" w:hAnsi="Times New Roman"/>
-          <w:b/>
-          <w:i/>
-          <w:color w:val="B40000"/>
-          <w:sz w:val="24"/>
-        </w:rPr>
-        <w:t>Giai đoạn 3: Phối hợp lập trình phân hệ Tìm kiếm &amp; Danh mục cuộc trò chuyện</w:t>
-      </w:r>
-    </w:p>
-    <w:p>
-      <w:pPr>
-        <w:spacing w:before="0" w:after="40" w:line="312" w:lineRule="auto"/>
-        <w:jc w:val="both"/>
-      </w:pPr>
-      <w:r>
-        <w:rPr>
-          <w:rFonts w:ascii="Times New Roman" w:hAnsi="Times New Roman"/>
-          <w:b w:val="0"/>
-          <w:i w:val="0"/>
-          <w:color w:val="000000"/>
-          <w:sz w:val="24"/>
-        </w:rPr>
-        <w:t>• Tham gia lập trình mô-đun frontend/src/features/chat/Sidebar.tsx: Xử lý bộ lọc cuộc trò chuyện theo Tab ('Tất cả', 'Cá nhân', 'Nhóm'), tính năng tìm kiếm toàn cục theo @username và #ID người dùng.</w:t>
-      </w:r>
-    </w:p>
-    <w:p>
-      <w:pPr>
-        <w:spacing w:before="0" w:after="40" w:line="312" w:lineRule="auto"/>
-        <w:jc w:val="both"/>
-      </w:pPr>
-      <w:r>
-        <w:rPr>
-          <w:rFonts w:ascii="Times New Roman" w:hAnsi="Times New Roman"/>
-          <w:b w:val="0"/>
-          <w:i w:val="0"/>
-          <w:color w:val="000000"/>
-          <w:sz w:val="24"/>
-        </w:rPr>
-        <w:t>• Thiết kế hộp thoại thông tin cuộc trò chuyện (ChatInfoModal.tsx) hiển thị danh sách thành viên, danh mục ảnh/tệp tin đã gửi và danh sách tin nhắn đã ghim.</w:t>
-      </w:r>
-    </w:p>
-    <w:p>
-      <w:pPr>
-        <w:spacing w:before="0" w:after="40" w:line="312" w:lineRule="auto"/>
-        <w:jc w:val="both"/>
-      </w:pPr>
-      <w:r>
-        <w:rPr>
-          <w:rFonts w:ascii="Times New Roman" w:hAnsi="Times New Roman"/>
-          <w:b/>
-          <w:i/>
-          <w:color w:val="B40000"/>
-          <w:sz w:val="24"/>
-        </w:rPr>
-        <w:t>Giai đoạn 4: Biên tập và hoàn thiện nội dung Chương 2 &amp; Chương 4</w:t>
-      </w:r>
-    </w:p>
-    <w:p>
-      <w:pPr>
-        <w:spacing w:before="0" w:after="40" w:line="312" w:lineRule="auto"/>
-        <w:jc w:val="both"/>
-      </w:pPr>
-      <w:r>
-        <w:rPr>
-          <w:rFonts w:ascii="Times New Roman" w:hAnsi="Times New Roman"/>
-          <w:b w:val="0"/>
-          <w:i w:val="0"/>
-          <w:color w:val="000000"/>
-          <w:sz w:val="24"/>
-        </w:rPr>
-        <w:t>• Chịu trách nhiệm biên soạn trọn vẹn Chương 2 (Tổng hợp, phân tích và đánh giá thực tế) và Chương 4 (Phân tích và thiết kế hệ thống) trong hồ sơ báo cáo Word của nhóm.</w:t>
-      </w:r>
-    </w:p>
-    <w:p>
-      <w:pPr>
-        <w:spacing w:before="80" w:after="40" w:line="312" w:lineRule="auto"/>
+        <w:spacing w:before="120" w:after="280" w:line="312" w:lineRule="auto"/>
         <w:jc w:val="both"/>
       </w:pPr>
       <w:r>
@@ -2160,26 +3443,10 @@
           <w:rFonts w:ascii="Times New Roman" w:hAnsi="Times New Roman"/>
           <w:b/>
           <w:i w:val="0"/>
-          <w:color w:val="000000"/>
-          <w:sz w:val="24"/>
+          <w:color w:val="006400"/>
+          <w:sz w:val="23"/>
         </w:rPr>
-        <w:t>• Sản phẩm bàn giao cụ thể (Deliverables): Tài liệu đặc tả yêu cầu, hệ thống biểu đồ UML (BFD, Use Case, Class, Sequence Diagrams), Sidebar.tsx (Tab &amp; Filter), ChatInfoModal.tsx, soạn thảo hoàn chỉnh Chương 2 và Chương 4.</w:t>
-      </w:r>
-    </w:p>
-    <w:p>
-      <w:pPr>
-        <w:spacing w:before="0" w:after="280" w:line="312" w:lineRule="auto"/>
-        <w:jc w:val="both"/>
-      </w:pPr>
-      <w:r>
-        <w:rPr>
-          <w:rFonts w:ascii="Times New Roman" w:hAnsi="Times New Roman"/>
-          <w:b/>
-          <w:i w:val="0"/>
-          <w:color w:val="008000"/>
-          <w:sz w:val="24"/>
-        </w:rPr>
-        <w:t>• Đánh giá mức độ hoàn thành nhiệm vụ: 100% - Hoàn thành xuất sắc nhiệm vụ Phân tích &amp; Thiết kế.</w:t>
+        <w:t>• Sản phẩm bàn giao cụ thể của TƯƠNG ỨNG: CHƯƠNG : Hoàn thiện trọn vẹn văn bản Chương III; Báo cáo phân tích chuyên sâu về Giao thức Socket nhị phân, React/Electron và Thuật toán băm PBKDF2.</w:t>
       </w:r>
     </w:p>
     <w:p>
@@ -2192,15 +3459,15 @@
           <w:rFonts w:ascii="Times New Roman" w:hAnsi="Times New Roman"/>
           <w:b w:val="0"/>
           <w:i w:val="0"/>
-          <w:color w:val="C8C8C8"/>
-          <w:sz w:val="20"/>
+          <w:color w:val="D2D2D2"/>
+          <w:sz w:val="18"/>
         </w:rPr>
         <w:t>------------------------------------------------------------------------------------------------------------------------</w:t>
       </w:r>
     </w:p>
     <w:p>
       <w:pPr>
-        <w:spacing w:before="200" w:after="40" w:line="312" w:lineRule="auto"/>
+        <w:spacing w:before="280" w:after="40" w:line="312" w:lineRule="auto"/>
         <w:jc w:val="both"/>
       </w:pPr>
       <w:r>
@@ -2209,57 +3476,9 @@
           <w:b/>
           <w:i w:val="0"/>
           <w:color w:val="003366"/>
-          <w:sz w:val="27"/>
+          <w:sz w:val="26"/>
         </w:rPr>
-        <w:t>4. PHẠM ĐỨC TÂM - THÀNH VIÊN</w:t>
-      </w:r>
-    </w:p>
-    <w:p>
-      <w:pPr>
-        <w:spacing w:before="0" w:after="40" w:line="312" w:lineRule="auto"/>
-        <w:jc w:val="both"/>
-      </w:pPr>
-      <w:r>
-        <w:rPr>
-          <w:rFonts w:ascii="Times New Roman" w:hAnsi="Times New Roman"/>
-          <w:b/>
-          <w:i w:val="0"/>
-          <w:color w:val="000000"/>
-          <w:sz w:val="24"/>
-        </w:rPr>
-        <w:t>• Mã sinh viên: 20231715   |   Lớp: DCCNTT.14.5</w:t>
-      </w:r>
-    </w:p>
-    <w:p>
-      <w:pPr>
-        <w:spacing w:before="0" w:after="40" w:line="312" w:lineRule="auto"/>
-        <w:jc w:val="both"/>
-      </w:pPr>
-      <w:r>
-        <w:rPr>
-          <w:rFonts w:ascii="Times New Roman" w:hAnsi="Times New Roman"/>
-          <w:b/>
-          <w:i w:val="0"/>
-          <w:color w:val="000000"/>
-          <w:sz w:val="24"/>
-        </w:rPr>
-        <w:t>• Vai trò đảm nhiệm: Lập trình viên Cơ sở dữ liệu &amp; API mạng truyền file đa phương tiện</w:t>
-      </w:r>
-    </w:p>
-    <w:p>
-      <w:pPr>
-        <w:spacing w:before="0" w:after="120" w:line="312" w:lineRule="auto"/>
-        <w:jc w:val="both"/>
-      </w:pPr>
-      <w:r>
-        <w:rPr>
-          <w:rFonts w:ascii="Times New Roman" w:hAnsi="Times New Roman"/>
-          <w:b w:val="0"/>
-          <w:i/>
-          <w:color w:val="000000"/>
-          <w:sz w:val="24"/>
-        </w:rPr>
-        <w:t>• Trách nhiệm cốt lõi: Chịu trách nhiệm thiết kế cấu trúc CSDL SQLite, lập trình logic xử lý truy vấn dữ liệu an toàn, xây dựng API băm mật khẩu, lưu trữ và truyền nhận tệp tin đính kèm dung lượng lớn.</w:t>
+        <w:t>MỤC 4. GIAI ĐOẠN 4: PHÂN TÍCH VÀ THIẾT KẾ HỆ THỐNG PHẦN MỀM (UML &amp; CSDL)</w:t>
       </w:r>
     </w:p>
     <w:p>
@@ -2271,272 +3490,785 @@
         <w:rPr>
           <w:rFonts w:ascii="Times New Roman" w:hAnsi="Times New Roman"/>
           <w:b/>
-          <w:i w:val="0"/>
-          <w:color w:val="000000"/>
-          <w:sz w:val="25"/>
+          <w:i/>
+          <w:color w:val="B40000"/>
+          <w:sz w:val="24"/>
         </w:rPr>
-        <w:t>Các nhiệm vụ và các bước thực hiện chi tiết:</w:t>
+        <w:t>★ TƯƠNG ỨNG: CHƯƠNG IV. PHÂN TÍCH VÀ THIẾT KẾ HỆ THỐNG (Tiến độ: Tuần 4 - 5)</w:t>
       </w:r>
     </w:p>
     <w:p>
       <w:pPr>
-        <w:spacing w:before="0" w:after="40" w:line="312" w:lineRule="auto"/>
-        <w:jc w:val="both"/>
-      </w:pPr>
-      <w:r>
-        <w:rPr>
-          <w:rFonts w:ascii="Times New Roman" w:hAnsi="Times New Roman"/>
-          <w:b/>
-          <w:i/>
-          <w:color w:val="B40000"/>
-          <w:sz w:val="24"/>
-        </w:rPr>
-        <w:t>Giai đoạn 1: Thiết kế Cơ sở dữ liệu quan hệ (Database Design)</w:t>
-      </w:r>
-    </w:p>
-    <w:p>
-      <w:pPr>
-        <w:spacing w:before="0" w:after="40" w:line="312" w:lineRule="auto"/>
+        <w:spacing w:before="0" w:after="160" w:line="312" w:lineRule="auto"/>
         <w:jc w:val="both"/>
       </w:pPr>
       <w:r>
         <w:rPr>
           <w:rFonts w:ascii="Times New Roman" w:hAnsi="Times New Roman"/>
           <w:b w:val="0"/>
-          <w:i w:val="0"/>
+          <w:i/>
           <w:color w:val="000000"/>
           <w:sz w:val="24"/>
         </w:rPr>
-        <w:t>• Thiết kế mô hình thực thể liên kết (ERD) cho CSDL chat_database.db gồm 6 bảng chuẩn hóa: users, conversations, conversation_members, messages, message_reactions, friendships.</w:t>
+        <w:t>Mục tiêu giai đoạn: Xây dựng hệ thống mô hình hóa phần mềm chuẩn UML (Biểu đồ phân rã chức năng BFD, Biểu đồ Use Case tổng quát/chi tiết, Biểu đồ lớp Class Diagram, Biểu đồ tuần tự Sequence Diagram), thiết kế CSDL (ERD, Data Dictionary) và vẽ Wireframe/Mockup giao diện.</w:t>
       </w:r>
     </w:p>
+    <w:tbl>
+      <w:tblPr>
+        <w:tblW w:type="auto" w:w="0"/>
+        <w:jc w:val="center"/>
+        <w:tblLook w:firstColumn="1" w:firstRow="1" w:lastColumn="0" w:lastRow="0" w:noHBand="0" w:noVBand="1" w:val="04A0"/>
+      </w:tblPr>
+      <w:tblGrid>
+        <w:gridCol w:w="3135"/>
+        <w:gridCol w:w="3135"/>
+        <w:gridCol w:w="3135"/>
+      </w:tblGrid>
+      <w:tr>
+        <w:tc>
+          <w:tcPr>
+            <w:tcW w:type="dxa" w:w="3135"/>
+            <w:shd w:fill="003366"/>
+            <w:tcMar>
+              <w:top w:w="100" w:type="dxa"/>
+              <w:bottom w:w="100" w:type="dxa"/>
+              <w:left w:w="80" w:type="dxa"/>
+              <w:right w:w="80" w:type="dxa"/>
+            </w:tcMar>
+          </w:tcPr>
+          <w:p>
+            <w:pPr>
+              <w:jc w:val="center"/>
+            </w:pPr>
+            <w:r>
+              <w:rPr>
+                <w:rFonts w:ascii="Times New Roman" w:hAnsi="Times New Roman"/>
+                <w:b/>
+                <w:i w:val="0"/>
+                <w:color w:val="FFFFFF"/>
+                <w:sz w:val="23"/>
+              </w:rPr>
+              <w:t>STT</w:t>
+            </w:r>
+          </w:p>
+        </w:tc>
+        <w:tc>
+          <w:tcPr>
+            <w:tcW w:type="dxa" w:w="3135"/>
+            <w:shd w:fill="003366"/>
+            <w:tcMar>
+              <w:top w:w="100" w:type="dxa"/>
+              <w:bottom w:w="100" w:type="dxa"/>
+              <w:left w:w="80" w:type="dxa"/>
+              <w:right w:w="80" w:type="dxa"/>
+            </w:tcMar>
+          </w:tcPr>
+          <w:p>
+            <w:pPr>
+              <w:jc w:val="center"/>
+            </w:pPr>
+            <w:r>
+              <w:rPr>
+                <w:rFonts w:ascii="Times New Roman" w:hAnsi="Times New Roman"/>
+                <w:b/>
+                <w:i w:val="0"/>
+                <w:color w:val="FFFFFF"/>
+                <w:sz w:val="23"/>
+              </w:rPr>
+              <w:t>Thành viên thực hiện</w:t>
+            </w:r>
+          </w:p>
+        </w:tc>
+        <w:tc>
+          <w:tcPr>
+            <w:tcW w:type="dxa" w:w="3135"/>
+            <w:shd w:fill="003366"/>
+            <w:tcMar>
+              <w:top w:w="100" w:type="dxa"/>
+              <w:bottom w:w="100" w:type="dxa"/>
+              <w:left w:w="80" w:type="dxa"/>
+              <w:right w:w="80" w:type="dxa"/>
+            </w:tcMar>
+          </w:tcPr>
+          <w:p>
+            <w:pPr>
+              <w:jc w:val="center"/>
+            </w:pPr>
+            <w:r>
+              <w:rPr>
+                <w:rFonts w:ascii="Times New Roman" w:hAnsi="Times New Roman"/>
+                <w:b/>
+                <w:i w:val="0"/>
+                <w:color w:val="FFFFFF"/>
+                <w:sz w:val="23"/>
+              </w:rPr>
+              <w:t>Công việc chi tiết &amp; Cách thức thực hiện trong Giai đoạn</w:t>
+            </w:r>
+          </w:p>
+        </w:tc>
+      </w:tr>
+      <w:tr>
+        <w:tc>
+          <w:tcPr>
+            <w:tcW w:type="dxa" w:w="3135"/>
+            <w:shd w:fill="FFFFFF"/>
+            <w:tcMar>
+              <w:top w:w="80" w:type="dxa"/>
+              <w:bottom w:w="80" w:type="dxa"/>
+              <w:left w:w="60" w:type="dxa"/>
+              <w:right w:w="60" w:type="dxa"/>
+            </w:tcMar>
+          </w:tcPr>
+          <w:p>
+            <w:pPr>
+              <w:jc w:val="center"/>
+            </w:pPr>
+            <w:r>
+              <w:rPr>
+                <w:rFonts w:ascii="Times New Roman" w:hAnsi="Times New Roman"/>
+                <w:b/>
+                <w:i w:val="0"/>
+                <w:color w:val="000000"/>
+                <w:sz w:val="22"/>
+              </w:rPr>
+              <w:t>1</w:t>
+            </w:r>
+          </w:p>
+        </w:tc>
+        <w:tc>
+          <w:tcPr>
+            <w:tcW w:type="dxa" w:w="3135"/>
+            <w:shd w:fill="FFFFFF"/>
+            <w:tcMar>
+              <w:top w:w="80" w:type="dxa"/>
+              <w:bottom w:w="80" w:type="dxa"/>
+              <w:left w:w="80" w:type="dxa"/>
+              <w:right w:w="80" w:type="dxa"/>
+            </w:tcMar>
+          </w:tcPr>
+          <w:p>
+            <w:pPr>
+              <w:jc w:val="left"/>
+            </w:pPr>
+            <w:r>
+              <w:rPr>
+                <w:rFonts w:ascii="Times New Roman" w:hAnsi="Times New Roman"/>
+                <w:b/>
+                <w:i w:val="0"/>
+                <w:color w:val="003366"/>
+                <w:sz w:val="22"/>
+              </w:rPr>
+              <w:t>1. Vũ Duy Thái Sơn (Nhóm trưởng):</w:t>
+            </w:r>
+          </w:p>
+        </w:tc>
+        <w:tc>
+          <w:tcPr>
+            <w:tcW w:type="dxa" w:w="3135"/>
+            <w:shd w:fill="FFFFFF"/>
+            <w:tcMar>
+              <w:top w:w="80" w:type="dxa"/>
+              <w:bottom w:w="80" w:type="dxa"/>
+              <w:left w:w="80" w:type="dxa"/>
+              <w:right w:w="80" w:type="dxa"/>
+            </w:tcMar>
+          </w:tcPr>
+          <w:p>
+            <w:pPr>
+              <w:jc w:val="left"/>
+            </w:pPr>
+            <w:r/>
+          </w:p>
+          <w:p>
+            <w:pPr>
+              <w:spacing w:before="0" w:after="40" w:line="276" w:lineRule="auto"/>
+              <w:jc w:val="both"/>
+            </w:pPr>
+            <w:r>
+              <w:rPr>
+                <w:rFonts w:ascii="Times New Roman" w:hAnsi="Times New Roman"/>
+                <w:b w:val="0"/>
+                <w:i w:val="0"/>
+                <w:color w:val="000000"/>
+                <w:sz w:val="22"/>
+              </w:rPr>
+              <w:t>• Thiết kế Kiến trúc tổng thể hệ thống (System Architecture Diagram): Mô hình phân tầng gồm Tầng giao diện Electron React -&gt; Tầng cầu nối TCP IPC (python_bridge) -&gt; Tầng máy chủ Python Socket -&gt; Tầng CSDL SQLite.</w:t>
+            </w:r>
+          </w:p>
+          <w:p>
+            <w:pPr>
+              <w:spacing w:before="0" w:after="40" w:line="276" w:lineRule="auto"/>
+              <w:jc w:val="both"/>
+            </w:pPr>
+            <w:r>
+              <w:rPr>
+                <w:rFonts w:ascii="Times New Roman" w:hAnsi="Times New Roman"/>
+                <w:b w:val="0"/>
+                <w:i w:val="0"/>
+                <w:color w:val="000000"/>
+                <w:sz w:val="22"/>
+              </w:rPr>
+              <w:t>• Xây dựng các Biểu đồ tuần tự (Sequence Diagram): Luồng xác thực đăng nhập bảo mật, Luồng gửi và phát tán tin nhắn thời gian thực qua Worker Thread, Luồng thiết lập tín hiệu cuộc gọi (Signaling Handshake).</w:t>
+            </w:r>
+          </w:p>
+          <w:p>
+            <w:pPr>
+              <w:spacing w:before="0" w:after="40" w:line="276" w:lineRule="auto"/>
+              <w:jc w:val="both"/>
+            </w:pPr>
+            <w:r>
+              <w:rPr>
+                <w:rFonts w:ascii="Times New Roman" w:hAnsi="Times New Roman"/>
+                <w:b w:val="0"/>
+                <w:i w:val="0"/>
+                <w:color w:val="000000"/>
+                <w:sz w:val="22"/>
+              </w:rPr>
+              <w:t>• Phê duyệt tính tương thích giữa biểu đồ lớp và cấu trúc gói tin mạng; viết mục 4.2.1 Biểu đồ tuần tự trong Chương IV.</w:t>
+            </w:r>
+          </w:p>
+        </w:tc>
+      </w:tr>
+      <w:tr>
+        <w:tc>
+          <w:tcPr>
+            <w:tcW w:type="dxa" w:w="3135"/>
+            <w:shd w:fill="F7F9FC"/>
+            <w:tcMar>
+              <w:top w:w="80" w:type="dxa"/>
+              <w:bottom w:w="80" w:type="dxa"/>
+              <w:left w:w="60" w:type="dxa"/>
+              <w:right w:w="60" w:type="dxa"/>
+            </w:tcMar>
+          </w:tcPr>
+          <w:p>
+            <w:pPr>
+              <w:jc w:val="center"/>
+            </w:pPr>
+            <w:r>
+              <w:rPr>
+                <w:rFonts w:ascii="Times New Roman" w:hAnsi="Times New Roman"/>
+                <w:b/>
+                <w:i w:val="0"/>
+                <w:color w:val="000000"/>
+                <w:sz w:val="22"/>
+              </w:rPr>
+              <w:t>2</w:t>
+            </w:r>
+          </w:p>
+        </w:tc>
+        <w:tc>
+          <w:tcPr>
+            <w:tcW w:type="dxa" w:w="3135"/>
+            <w:shd w:fill="F7F9FC"/>
+            <w:tcMar>
+              <w:top w:w="80" w:type="dxa"/>
+              <w:bottom w:w="80" w:type="dxa"/>
+              <w:left w:w="80" w:type="dxa"/>
+              <w:right w:w="80" w:type="dxa"/>
+            </w:tcMar>
+          </w:tcPr>
+          <w:p>
+            <w:pPr>
+              <w:jc w:val="left"/>
+            </w:pPr>
+            <w:r>
+              <w:rPr>
+                <w:rFonts w:ascii="Times New Roman" w:hAnsi="Times New Roman"/>
+                <w:b/>
+                <w:i w:val="0"/>
+                <w:color w:val="003366"/>
+                <w:sz w:val="22"/>
+              </w:rPr>
+              <w:t>2. Vy Thế Mạnh (Thành viên - Frontend UI/UX):</w:t>
+            </w:r>
+          </w:p>
+        </w:tc>
+        <w:tc>
+          <w:tcPr>
+            <w:tcW w:type="dxa" w:w="3135"/>
+            <w:shd w:fill="F7F9FC"/>
+            <w:tcMar>
+              <w:top w:w="80" w:type="dxa"/>
+              <w:bottom w:w="80" w:type="dxa"/>
+              <w:left w:w="80" w:type="dxa"/>
+              <w:right w:w="80" w:type="dxa"/>
+            </w:tcMar>
+          </w:tcPr>
+          <w:p>
+            <w:pPr>
+              <w:jc w:val="left"/>
+            </w:pPr>
+            <w:r/>
+          </w:p>
+          <w:p>
+            <w:pPr>
+              <w:spacing w:before="0" w:after="40" w:line="276" w:lineRule="auto"/>
+              <w:jc w:val="both"/>
+            </w:pPr>
+            <w:r>
+              <w:rPr>
+                <w:rFonts w:ascii="Times New Roman" w:hAnsi="Times New Roman"/>
+                <w:b w:val="0"/>
+                <w:i w:val="0"/>
+                <w:color w:val="000000"/>
+                <w:sz w:val="22"/>
+              </w:rPr>
+              <w:t>• Thiết kế bản vẽ Wireframe và Mockup đồ họa toàn bộ các màn hình trên Figma: Màn hình đăng nhập/đăng ký, màn hình chat chính với danh sách hội thoại, bong bóng chat, bảng thông tin hội thoại, màn hình khóa Ctrl+L.</w:t>
+            </w:r>
+          </w:p>
+          <w:p>
+            <w:pPr>
+              <w:spacing w:before="0" w:after="40" w:line="276" w:lineRule="auto"/>
+              <w:jc w:val="both"/>
+            </w:pPr>
+            <w:r>
+              <w:rPr>
+                <w:rFonts w:ascii="Times New Roman" w:hAnsi="Times New Roman"/>
+                <w:b w:val="0"/>
+                <w:i w:val="0"/>
+                <w:color w:val="000000"/>
+                <w:sz w:val="22"/>
+              </w:rPr>
+              <w:t>• Thiết kế bản vẽ giao diện Cuộc gọi Thoại (Voice Call) với sóng âm thanh Equalizer và giao diện Cuộc gọi Video (Video Call) với khung camera PIP.</w:t>
+            </w:r>
+          </w:p>
+          <w:p>
+            <w:pPr>
+              <w:spacing w:before="0" w:after="40" w:line="276" w:lineRule="auto"/>
+              <w:jc w:val="both"/>
+            </w:pPr>
+            <w:r>
+              <w:rPr>
+                <w:rFonts w:ascii="Times New Roman" w:hAnsi="Times New Roman"/>
+                <w:b w:val="0"/>
+                <w:i w:val="0"/>
+                <w:color w:val="000000"/>
+                <w:sz w:val="22"/>
+              </w:rPr>
+              <w:t>• Xây dựng sơ đồ luồng chuyển trang của người dùng (User Flow Diagram); đóng góp mục thiết kế giao diện trong Chương IV.</w:t>
+            </w:r>
+          </w:p>
+        </w:tc>
+      </w:tr>
+      <w:tr>
+        <w:tc>
+          <w:tcPr>
+            <w:tcW w:type="dxa" w:w="3135"/>
+            <w:shd w:fill="FFFFFF"/>
+            <w:tcMar>
+              <w:top w:w="80" w:type="dxa"/>
+              <w:bottom w:w="80" w:type="dxa"/>
+              <w:left w:w="60" w:type="dxa"/>
+              <w:right w:w="60" w:type="dxa"/>
+            </w:tcMar>
+          </w:tcPr>
+          <w:p>
+            <w:pPr>
+              <w:jc w:val="center"/>
+            </w:pPr>
+            <w:r>
+              <w:rPr>
+                <w:rFonts w:ascii="Times New Roman" w:hAnsi="Times New Roman"/>
+                <w:b/>
+                <w:i w:val="0"/>
+                <w:color w:val="000000"/>
+                <w:sz w:val="22"/>
+              </w:rPr>
+              <w:t>3</w:t>
+            </w:r>
+          </w:p>
+        </w:tc>
+        <w:tc>
+          <w:tcPr>
+            <w:tcW w:type="dxa" w:w="3135"/>
+            <w:shd w:fill="FFFFFF"/>
+            <w:tcMar>
+              <w:top w:w="80" w:type="dxa"/>
+              <w:bottom w:w="80" w:type="dxa"/>
+              <w:left w:w="80" w:type="dxa"/>
+              <w:right w:w="80" w:type="dxa"/>
+            </w:tcMar>
+          </w:tcPr>
+          <w:p>
+            <w:pPr>
+              <w:jc w:val="left"/>
+            </w:pPr>
+            <w:r>
+              <w:rPr>
+                <w:rFonts w:ascii="Times New Roman" w:hAnsi="Times New Roman"/>
+                <w:b/>
+                <w:i w:val="0"/>
+                <w:color w:val="003366"/>
+                <w:sz w:val="22"/>
+              </w:rPr>
+              <w:t>3. Vũ Minh Dân (Thành viên - Phân tích nghiệp vụ BA):</w:t>
+            </w:r>
+          </w:p>
+        </w:tc>
+        <w:tc>
+          <w:tcPr>
+            <w:tcW w:type="dxa" w:w="3135"/>
+            <w:shd w:fill="FFFFFF"/>
+            <w:tcMar>
+              <w:top w:w="80" w:type="dxa"/>
+              <w:bottom w:w="80" w:type="dxa"/>
+              <w:left w:w="80" w:type="dxa"/>
+              <w:right w:w="80" w:type="dxa"/>
+            </w:tcMar>
+          </w:tcPr>
+          <w:p>
+            <w:pPr>
+              <w:jc w:val="left"/>
+            </w:pPr>
+            <w:r/>
+          </w:p>
+          <w:p>
+            <w:pPr>
+              <w:spacing w:before="0" w:after="40" w:line="276" w:lineRule="auto"/>
+              <w:jc w:val="both"/>
+            </w:pPr>
+            <w:r>
+              <w:rPr>
+                <w:rFonts w:ascii="Times New Roman" w:hAnsi="Times New Roman"/>
+                <w:b w:val="0"/>
+                <w:i w:val="0"/>
+                <w:color w:val="000000"/>
+                <w:sz w:val="22"/>
+              </w:rPr>
+              <w:t>• Xây dựng Biểu đồ phân rã chức năng (BFD): Chia hệ thống thành 4 phân hệ chính (Quản lý tài khoản, Quản lý hội thoại &amp; Danh bạ, Truyền tin thời gian thực, Tích hợp Desktop).</w:t>
+            </w:r>
+          </w:p>
+          <w:p>
+            <w:pPr>
+              <w:spacing w:before="0" w:after="40" w:line="276" w:lineRule="auto"/>
+              <w:jc w:val="both"/>
+            </w:pPr>
+            <w:r>
+              <w:rPr>
+                <w:rFonts w:ascii="Times New Roman" w:hAnsi="Times New Roman"/>
+                <w:b w:val="0"/>
+                <w:i w:val="0"/>
+                <w:color w:val="000000"/>
+                <w:sz w:val="22"/>
+              </w:rPr>
+              <w:t>• Vẽ Biểu đồ Use Case tổng quát và các biểu đồ Use Case chi tiết từng phân hệ trên phần mềm Draw.io / StarUML.</w:t>
+            </w:r>
+          </w:p>
+          <w:p>
+            <w:pPr>
+              <w:spacing w:before="0" w:after="40" w:line="276" w:lineRule="auto"/>
+              <w:jc w:val="both"/>
+            </w:pPr>
+            <w:r>
+              <w:rPr>
+                <w:rFonts w:ascii="Times New Roman" w:hAnsi="Times New Roman"/>
+                <w:b w:val="0"/>
+                <w:i w:val="0"/>
+                <w:color w:val="000000"/>
+                <w:sz w:val="22"/>
+              </w:rPr>
+              <w:t>• Viết tập tài liệu đặc tả 22 Use Case chi tiết: Tác nhân, tiền điều kiện, luồng sự kiện chính, luồng sự kiện thay thế và hậu điều kiện.</w:t>
+            </w:r>
+          </w:p>
+          <w:p>
+            <w:pPr>
+              <w:spacing w:before="0" w:after="40" w:line="276" w:lineRule="auto"/>
+              <w:jc w:val="both"/>
+            </w:pPr>
+            <w:r>
+              <w:rPr>
+                <w:rFonts w:ascii="Times New Roman" w:hAnsi="Times New Roman"/>
+                <w:b w:val="0"/>
+                <w:i w:val="0"/>
+                <w:color w:val="000000"/>
+                <w:sz w:val="22"/>
+              </w:rPr>
+              <w:t>• Xây dựng Biểu đồ lớp (Class Diagram): Mô tả các lớp thực thể (User, Conversation, Message, Reaction, Friend, FileItem) và mối quan hệ giữa chúng.</w:t>
+            </w:r>
+          </w:p>
+          <w:p>
+            <w:pPr>
+              <w:spacing w:before="0" w:after="40" w:line="276" w:lineRule="auto"/>
+              <w:jc w:val="both"/>
+            </w:pPr>
+            <w:r>
+              <w:rPr>
+                <w:rFonts w:ascii="Times New Roman" w:hAnsi="Times New Roman"/>
+                <w:b w:val="0"/>
+                <w:i w:val="0"/>
+                <w:color w:val="000000"/>
+                <w:sz w:val="22"/>
+              </w:rPr>
+              <w:t>• Chịu trách nhiệm chính soạn thảo toàn bộ mục 4.1 Phân tích hệ thống trong Chương IV.</w:t>
+            </w:r>
+          </w:p>
+        </w:tc>
+      </w:tr>
+      <w:tr>
+        <w:tc>
+          <w:tcPr>
+            <w:tcW w:type="dxa" w:w="3135"/>
+            <w:shd w:fill="F7F9FC"/>
+            <w:tcMar>
+              <w:top w:w="80" w:type="dxa"/>
+              <w:bottom w:w="80" w:type="dxa"/>
+              <w:left w:w="60" w:type="dxa"/>
+              <w:right w:w="60" w:type="dxa"/>
+            </w:tcMar>
+          </w:tcPr>
+          <w:p>
+            <w:pPr>
+              <w:jc w:val="center"/>
+            </w:pPr>
+            <w:r>
+              <w:rPr>
+                <w:rFonts w:ascii="Times New Roman" w:hAnsi="Times New Roman"/>
+                <w:b/>
+                <w:i w:val="0"/>
+                <w:color w:val="000000"/>
+                <w:sz w:val="22"/>
+              </w:rPr>
+              <w:t>4</w:t>
+            </w:r>
+          </w:p>
+        </w:tc>
+        <w:tc>
+          <w:tcPr>
+            <w:tcW w:type="dxa" w:w="3135"/>
+            <w:shd w:fill="F7F9FC"/>
+            <w:tcMar>
+              <w:top w:w="80" w:type="dxa"/>
+              <w:bottom w:w="80" w:type="dxa"/>
+              <w:left w:w="80" w:type="dxa"/>
+              <w:right w:w="80" w:type="dxa"/>
+            </w:tcMar>
+          </w:tcPr>
+          <w:p>
+            <w:pPr>
+              <w:jc w:val="left"/>
+            </w:pPr>
+            <w:r>
+              <w:rPr>
+                <w:rFonts w:ascii="Times New Roman" w:hAnsi="Times New Roman"/>
+                <w:b/>
+                <w:i w:val="0"/>
+                <w:color w:val="003366"/>
+                <w:sz w:val="22"/>
+              </w:rPr>
+              <w:t>4. Phạm Đức Tâm (Thành viên - Backend &amp; CSDL):</w:t>
+            </w:r>
+          </w:p>
+        </w:tc>
+        <w:tc>
+          <w:tcPr>
+            <w:tcW w:type="dxa" w:w="3135"/>
+            <w:shd w:fill="F7F9FC"/>
+            <w:tcMar>
+              <w:top w:w="80" w:type="dxa"/>
+              <w:bottom w:w="80" w:type="dxa"/>
+              <w:left w:w="80" w:type="dxa"/>
+              <w:right w:w="80" w:type="dxa"/>
+            </w:tcMar>
+          </w:tcPr>
+          <w:p>
+            <w:pPr>
+              <w:jc w:val="left"/>
+            </w:pPr>
+            <w:r/>
+          </w:p>
+          <w:p>
+            <w:pPr>
+              <w:spacing w:before="0" w:after="40" w:line="276" w:lineRule="auto"/>
+              <w:jc w:val="both"/>
+            </w:pPr>
+            <w:r>
+              <w:rPr>
+                <w:rFonts w:ascii="Times New Roman" w:hAnsi="Times New Roman"/>
+                <w:b w:val="0"/>
+                <w:i w:val="0"/>
+                <w:color w:val="000000"/>
+                <w:sz w:val="22"/>
+              </w:rPr>
+              <w:t>• Thiết kế Mô hình thực thể liên kết (ERD) cho CSDL chat_database.db gồm 6 bảng chuẩn hóa 3NF: users, conversations, conversation_members, messages, message_reactions, friendships.</w:t>
+            </w:r>
+          </w:p>
+          <w:p>
+            <w:pPr>
+              <w:spacing w:before="0" w:after="40" w:line="276" w:lineRule="auto"/>
+              <w:jc w:val="both"/>
+            </w:pPr>
+            <w:r>
+              <w:rPr>
+                <w:rFonts w:ascii="Times New Roman" w:hAnsi="Times New Roman"/>
+                <w:b w:val="0"/>
+                <w:i w:val="0"/>
+                <w:color w:val="000000"/>
+                <w:sz w:val="22"/>
+              </w:rPr>
+              <w:t>• Thiết lập các khóa chính (PK), khóa ngoại (FK) với ràng buộc toàn vẹn ON DELETE CASCADE.</w:t>
+            </w:r>
+          </w:p>
+          <w:p>
+            <w:pPr>
+              <w:spacing w:before="0" w:after="40" w:line="276" w:lineRule="auto"/>
+              <w:jc w:val="both"/>
+            </w:pPr>
+            <w:r>
+              <w:rPr>
+                <w:rFonts w:ascii="Times New Roman" w:hAnsi="Times New Roman"/>
+                <w:b w:val="0"/>
+                <w:i w:val="0"/>
+                <w:color w:val="000000"/>
+                <w:sz w:val="22"/>
+              </w:rPr>
+              <w:t>• Xây dựng Từ điển dữ liệu chi tiết (Data Dictionary): Định rõ tên cột, kiểu dữ liệu, kích thước, ràng buộc Null/Unique và mô tả ý nghĩa.</w:t>
+            </w:r>
+          </w:p>
+          <w:p>
+            <w:pPr>
+              <w:spacing w:before="0" w:after="40" w:line="276" w:lineRule="auto"/>
+              <w:jc w:val="both"/>
+            </w:pPr>
+            <w:r>
+              <w:rPr>
+                <w:rFonts w:ascii="Times New Roman" w:hAnsi="Times New Roman"/>
+                <w:b w:val="0"/>
+                <w:i w:val="0"/>
+                <w:color w:val="000000"/>
+                <w:sz w:val="22"/>
+              </w:rPr>
+              <w:t>• Chịu trách nhiệm chính soạn thảo mục 4.2.2 Thiết kế cơ sở dữ liệu trong Chương IV.</w:t>
+            </w:r>
+          </w:p>
+        </w:tc>
+      </w:tr>
+      <w:tr>
+        <w:tc>
+          <w:tcPr>
+            <w:tcW w:type="dxa" w:w="3135"/>
+            <w:shd w:fill="FFFFFF"/>
+            <w:tcMar>
+              <w:top w:w="80" w:type="dxa"/>
+              <w:bottom w:w="80" w:type="dxa"/>
+              <w:left w:w="60" w:type="dxa"/>
+              <w:right w:w="60" w:type="dxa"/>
+            </w:tcMar>
+          </w:tcPr>
+          <w:p>
+            <w:pPr>
+              <w:jc w:val="center"/>
+            </w:pPr>
+            <w:r>
+              <w:rPr>
+                <w:rFonts w:ascii="Times New Roman" w:hAnsi="Times New Roman"/>
+                <w:b/>
+                <w:i w:val="0"/>
+                <w:color w:val="000000"/>
+                <w:sz w:val="22"/>
+              </w:rPr>
+              <w:t>5</w:t>
+            </w:r>
+          </w:p>
+        </w:tc>
+        <w:tc>
+          <w:tcPr>
+            <w:tcW w:type="dxa" w:w="3135"/>
+            <w:shd w:fill="FFFFFF"/>
+            <w:tcMar>
+              <w:top w:w="80" w:type="dxa"/>
+              <w:bottom w:w="80" w:type="dxa"/>
+              <w:left w:w="80" w:type="dxa"/>
+              <w:right w:w="80" w:type="dxa"/>
+            </w:tcMar>
+          </w:tcPr>
+          <w:p>
+            <w:pPr>
+              <w:jc w:val="left"/>
+            </w:pPr>
+            <w:r>
+              <w:rPr>
+                <w:rFonts w:ascii="Times New Roman" w:hAnsi="Times New Roman"/>
+                <w:b/>
+                <w:i w:val="0"/>
+                <w:color w:val="003366"/>
+                <w:sz w:val="22"/>
+              </w:rPr>
+              <w:t>5. Hữu (Thành viên - QA &amp; Biên tập tài liệu):</w:t>
+            </w:r>
+          </w:p>
+        </w:tc>
+        <w:tc>
+          <w:tcPr>
+            <w:tcW w:type="dxa" w:w="3135"/>
+            <w:shd w:fill="FFFFFF"/>
+            <w:tcMar>
+              <w:top w:w="80" w:type="dxa"/>
+              <w:bottom w:w="80" w:type="dxa"/>
+              <w:left w:w="80" w:type="dxa"/>
+              <w:right w:w="80" w:type="dxa"/>
+            </w:tcMar>
+          </w:tcPr>
+          <w:p>
+            <w:pPr>
+              <w:jc w:val="left"/>
+            </w:pPr>
+            <w:r/>
+          </w:p>
+          <w:p>
+            <w:pPr>
+              <w:spacing w:before="0" w:after="40" w:line="276" w:lineRule="auto"/>
+              <w:jc w:val="both"/>
+            </w:pPr>
+            <w:r>
+              <w:rPr>
+                <w:rFonts w:ascii="Times New Roman" w:hAnsi="Times New Roman"/>
+                <w:b w:val="0"/>
+                <w:i w:val="0"/>
+                <w:color w:val="000000"/>
+                <w:sz w:val="22"/>
+              </w:rPr>
+              <w:t>• Rà soát và kiểm tra chéo tính nhất quán giữa Biểu đồ Use Case, Biểu đồ lớp và CSDL (đảm bảo mọi Use Case đều có thực thể và thuộc tính CSDL tương ứng).</w:t>
+            </w:r>
+          </w:p>
+          <w:p>
+            <w:pPr>
+              <w:spacing w:before="0" w:after="40" w:line="276" w:lineRule="auto"/>
+              <w:jc w:val="both"/>
+            </w:pPr>
+            <w:r>
+              <w:rPr>
+                <w:rFonts w:ascii="Times New Roman" w:hAnsi="Times New Roman"/>
+                <w:b w:val="0"/>
+                <w:i w:val="0"/>
+                <w:color w:val="000000"/>
+                <w:sz w:val="22"/>
+              </w:rPr>
+              <w:t>• Chuẩn hóa hình ảnh biểu đồ UML đạt độ phân giải cao, căn lề và đánh số bảng/hình ảnh đúng quy chuẩn.</w:t>
+            </w:r>
+          </w:p>
+          <w:p>
+            <w:pPr>
+              <w:spacing w:before="0" w:after="40" w:line="276" w:lineRule="auto"/>
+              <w:jc w:val="both"/>
+            </w:pPr>
+            <w:r>
+              <w:rPr>
+                <w:rFonts w:ascii="Times New Roman" w:hAnsi="Times New Roman"/>
+                <w:b w:val="0"/>
+                <w:i w:val="0"/>
+                <w:color w:val="000000"/>
+                <w:sz w:val="22"/>
+              </w:rPr>
+              <w:t>• Tổng hợp, hiệu đính toàn văn Chương IV (chương dài nhất và quan trọng nhất của đồ án).</w:t>
+            </w:r>
+          </w:p>
+        </w:tc>
+      </w:tr>
+    </w:tbl>
     <w:p>
       <w:pPr>
-        <w:spacing w:before="0" w:after="40" w:line="312" w:lineRule="auto"/>
-        <w:jc w:val="both"/>
-      </w:pPr>
-      <w:r>
-        <w:rPr>
-          <w:rFonts w:ascii="Times New Roman" w:hAnsi="Times New Roman"/>
-          <w:b w:val="0"/>
-          <w:i w:val="0"/>
-          <w:color w:val="000000"/>
-          <w:sz w:val="24"/>
-        </w:rPr>
-        <w:t>• Thiết lập các khóa chính (PK), khóa ngoại (FK) có ràng buộc ON DELETE CASCADE để đảm bảo toàn vẹn dữ liệu.</w:t>
-      </w:r>
-    </w:p>
-    <w:p>
-      <w:pPr>
-        <w:spacing w:before="0" w:after="40" w:line="312" w:lineRule="auto"/>
-        <w:jc w:val="both"/>
-      </w:pPr>
-      <w:r>
-        <w:rPr>
-          <w:rFonts w:ascii="Times New Roman" w:hAnsi="Times New Roman"/>
-          <w:b w:val="0"/>
-          <w:i w:val="0"/>
-          <w:color w:val="000000"/>
-          <w:sz w:val="24"/>
-        </w:rPr>
-        <w:t>• Đánh chỉ mục (Indexes) trên các trường thường xuyên tra cứu như sender_id, conversation_id, username để tối ưu tốc độ truy vấn &lt; 5ms.</w:t>
-      </w:r>
-    </w:p>
-    <w:p>
-      <w:pPr>
-        <w:spacing w:before="0" w:after="40" w:line="312" w:lineRule="auto"/>
-        <w:jc w:val="both"/>
-      </w:pPr>
-      <w:r>
-        <w:rPr>
-          <w:rFonts w:ascii="Times New Roman" w:hAnsi="Times New Roman"/>
-          <w:b/>
-          <w:i/>
-          <w:color w:val="B40000"/>
-          <w:sz w:val="24"/>
-        </w:rPr>
-        <w:t>Giai đoạn 2: Lập trình mô-đun Quản trị CSDL (src/server/database.py)</w:t>
-      </w:r>
-    </w:p>
-    <w:p>
-      <w:pPr>
-        <w:spacing w:before="0" w:after="40" w:line="312" w:lineRule="auto"/>
-        <w:jc w:val="both"/>
-      </w:pPr>
-      <w:r>
-        <w:rPr>
-          <w:rFonts w:ascii="Times New Roman" w:hAnsi="Times New Roman"/>
-          <w:b w:val="0"/>
-          <w:i w:val="0"/>
-          <w:color w:val="000000"/>
-          <w:sz w:val="24"/>
-        </w:rPr>
-        <w:t>• Lập trình lớp DatabaseManager trong Python sử dụng mô-đun sqlite3 kết hợp luồng thread-safe (check_same_thread=False) và Transaction an toàn.</w:t>
-      </w:r>
-    </w:p>
-    <w:p>
-      <w:pPr>
-        <w:spacing w:before="0" w:after="40" w:line="312" w:lineRule="auto"/>
-        <w:jc w:val="both"/>
-      </w:pPr>
-      <w:r>
-        <w:rPr>
-          <w:rFonts w:ascii="Times New Roman" w:hAnsi="Times New Roman"/>
-          <w:b w:val="0"/>
-          <w:i w:val="0"/>
-          <w:color w:val="000000"/>
-          <w:sz w:val="24"/>
-        </w:rPr>
-        <w:t>• Triển khai cơ chế bảo mật mật khẩu cấp cao: Sử dụng thuật toán chuẩn công nghiệp PBKDF2-HMAC-SHA256 với 100.000 vòng lặp (iterations) kết hợp chuỗi salt ngẫu nhiên 16 bytes (os.urandom(16)), ngăn chặn hoàn toàn các cuộc tấn công Rainbow Table và Brute-force.</w:t>
-      </w:r>
-    </w:p>
-    <w:p>
-      <w:pPr>
-        <w:spacing w:before="0" w:after="40" w:line="312" w:lineRule="auto"/>
-        <w:jc w:val="both"/>
-      </w:pPr>
-      <w:r>
-        <w:rPr>
-          <w:rFonts w:ascii="Times New Roman" w:hAnsi="Times New Roman"/>
-          <w:b w:val="0"/>
-          <w:i w:val="0"/>
-          <w:color w:val="000000"/>
-          <w:sz w:val="24"/>
-        </w:rPr>
-        <w:t>• Lập trình các phương thức truy vấn nghiệp vụ: Thêm người dùng, xác thực đăng nhập, lưu tin nhắn, truy vấn lịch sử chat phân trang (Pagination), ghim tin nhắn, thả reaction, thu hồi tin nhắn.</w:t>
-      </w:r>
-    </w:p>
-    <w:p>
-      <w:pPr>
-        <w:spacing w:before="0" w:after="40" w:line="312" w:lineRule="auto"/>
-        <w:jc w:val="both"/>
-      </w:pPr>
-      <w:r>
-        <w:rPr>
-          <w:rFonts w:ascii="Times New Roman" w:hAnsi="Times New Roman"/>
-          <w:b/>
-          <w:i/>
-          <w:color w:val="B40000"/>
-          <w:sz w:val="24"/>
-        </w:rPr>
-        <w:t>Giai đoạn 3: Xây dựng Hệ thống Lưu trữ &amp; Truyền nhận Tệp tin Đa phương tiện</w:t>
-      </w:r>
-    </w:p>
-    <w:p>
-      <w:pPr>
-        <w:spacing w:before="0" w:after="40" w:line="312" w:lineRule="auto"/>
-        <w:jc w:val="both"/>
-      </w:pPr>
-      <w:r>
-        <w:rPr>
-          <w:rFonts w:ascii="Times New Roman" w:hAnsi="Times New Roman"/>
-          <w:b w:val="0"/>
-          <w:i w:val="0"/>
-          <w:color w:val="000000"/>
-          <w:sz w:val="24"/>
-        </w:rPr>
-        <w:t>• Lập trình cơ chế xử lý tệp tin trong src/server/server.py và frontend/electron/main.ts:</w:t>
-      </w:r>
-    </w:p>
-    <w:p>
-      <w:pPr>
-        <w:spacing w:before="0" w:after="40" w:line="312" w:lineRule="auto"/>
-        <w:jc w:val="both"/>
-      </w:pPr>
-      <w:r>
-        <w:rPr>
-          <w:rFonts w:ascii="Times New Roman" w:hAnsi="Times New Roman"/>
-          <w:b w:val="0"/>
-          <w:i w:val="0"/>
-          <w:color w:val="000000"/>
-          <w:sz w:val="24"/>
-        </w:rPr>
-        <w:t>+ Tải lên (Upload): Tiếp nhận tệp tin nhị phân mã hóa Base64, tạo mã định danh duy nhất (UUID), lưu an toàn vào thư mục src/server/uploads/.</w:t>
-      </w:r>
-    </w:p>
-    <w:p>
-      <w:pPr>
-        <w:spacing w:before="0" w:after="40" w:line="312" w:lineRule="auto"/>
-        <w:jc w:val="both"/>
-      </w:pPr>
-      <w:r>
-        <w:rPr>
-          <w:rFonts w:ascii="Times New Roman" w:hAnsi="Times New Roman"/>
-          <w:b w:val="0"/>
-          <w:i w:val="0"/>
-          <w:color w:val="000000"/>
-          <w:sz w:val="24"/>
-        </w:rPr>
-        <w:t>+ Tải xuống (Download): Đọc tệp tin nhị phân từ máy chủ và gửi về Client qua gói tin JSON Base64, tích hợp hộp thoại lưu tệp Windows SaveFileDialog.</w:t>
-      </w:r>
-    </w:p>
-    <w:p>
-      <w:pPr>
-        <w:spacing w:before="0" w:after="40" w:line="312" w:lineRule="auto"/>
-        <w:jc w:val="both"/>
-      </w:pPr>
-      <w:r>
-        <w:rPr>
-          <w:rFonts w:ascii="Times New Roman" w:hAnsi="Times New Roman"/>
-          <w:b w:val="0"/>
-          <w:i w:val="0"/>
-          <w:color w:val="000000"/>
-          <w:sz w:val="24"/>
-        </w:rPr>
-        <w:t>+ Xem trước hình ảnh (Preview): Cung cấp API phục vụ hình ảnh trực tiếp giúp Client hiển thị thumbnail ngay lập tức trên bong bóng chat.</w:t>
-      </w:r>
-    </w:p>
-    <w:p>
-      <w:pPr>
-        <w:spacing w:before="0" w:after="40" w:line="312" w:lineRule="auto"/>
-        <w:jc w:val="both"/>
-      </w:pPr>
-      <w:r>
-        <w:rPr>
-          <w:rFonts w:ascii="Times New Roman" w:hAnsi="Times New Roman"/>
-          <w:b/>
-          <w:i/>
-          <w:color w:val="B40000"/>
-          <w:sz w:val="24"/>
-        </w:rPr>
-        <w:t>Giai đoạn 4: Kiểm thử cơ sở dữ liệu &amp; Viết báo cáo</w:t>
-      </w:r>
-    </w:p>
-    <w:p>
-      <w:pPr>
-        <w:spacing w:before="0" w:after="40" w:line="312" w:lineRule="auto"/>
-        <w:jc w:val="both"/>
-      </w:pPr>
-      <w:r>
-        <w:rPr>
-          <w:rFonts w:ascii="Times New Roman" w:hAnsi="Times New Roman"/>
-          <w:b w:val="0"/>
-          <w:i w:val="0"/>
-          <w:color w:val="000000"/>
-          <w:sz w:val="24"/>
-        </w:rPr>
-        <w:t>• Kiểm thử chịu tải CSDL với 10.000 bản ghi tin nhắn và 100 tài khoản người dùng thử nghiệm.</w:t>
-      </w:r>
-    </w:p>
-    <w:p>
-      <w:pPr>
-        <w:spacing w:before="0" w:after="40" w:line="312" w:lineRule="auto"/>
-        <w:jc w:val="both"/>
-      </w:pPr>
-      <w:r>
-        <w:rPr>
-          <w:rFonts w:ascii="Times New Roman" w:hAnsi="Times New Roman"/>
-          <w:b w:val="0"/>
-          <w:i w:val="0"/>
-          <w:color w:val="000000"/>
-          <w:sz w:val="24"/>
-        </w:rPr>
-        <w:t>• Đóng góp biên soạn phần thiết kế CSDL và giao thức lưu trữ file trong Chương 4.</w:t>
-      </w:r>
-    </w:p>
-    <w:p>
-      <w:pPr>
-        <w:spacing w:before="80" w:after="40" w:line="312" w:lineRule="auto"/>
+        <w:spacing w:before="120" w:after="280" w:line="312" w:lineRule="auto"/>
         <w:jc w:val="both"/>
       </w:pPr>
       <w:r>
@@ -2544,26 +4276,10 @@
           <w:rFonts w:ascii="Times New Roman" w:hAnsi="Times New Roman"/>
           <w:b/>
           <w:i w:val="0"/>
-          <w:color w:val="000000"/>
-          <w:sz w:val="24"/>
+          <w:color w:val="006400"/>
+          <w:sz w:val="23"/>
         </w:rPr>
-        <w:t>• Sản phẩm bàn giao cụ thể (Deliverables): Tệp src/server/database.py, CSDL chat_database.db, thư mục uploads/, API upload/download file Base64, phần thiết kế CSDL trong Chương 4.</w:t>
-      </w:r>
-    </w:p>
-    <w:p>
-      <w:pPr>
-        <w:spacing w:before="0" w:after="280" w:line="312" w:lineRule="auto"/>
-        <w:jc w:val="both"/>
-      </w:pPr>
-      <w:r>
-        <w:rPr>
-          <w:rFonts w:ascii="Times New Roman" w:hAnsi="Times New Roman"/>
-          <w:b/>
-          <w:i w:val="0"/>
-          <w:color w:val="008000"/>
-          <w:sz w:val="24"/>
-        </w:rPr>
-        <w:t>• Đánh giá mức độ hoàn thành nhiệm vụ: 100% - Hoàn thành xuất sắc nhiệm vụ Backend Database &amp; File API.</w:t>
+        <w:t>• Sản phẩm bàn giao cụ thể của TƯƠNG ỨNG: CHƯƠNG : Hoàn thiện trọn vẹn văn bản Chương IV; Bộ biểu đồ UML hoàn chỉnh (BFD, Use Case tổng quát, Use Case chi tiết, Class Diagram, Sequence Diagram); Bản thiết kế CSDL (ERD, Data Dictionary); Bản vẽ Wireframe Figma.</w:t>
       </w:r>
     </w:p>
     <w:p>
@@ -2576,15 +4292,15 @@
           <w:rFonts w:ascii="Times New Roman" w:hAnsi="Times New Roman"/>
           <w:b w:val="0"/>
           <w:i w:val="0"/>
-          <w:color w:val="C8C8C8"/>
-          <w:sz w:val="20"/>
+          <w:color w:val="D2D2D2"/>
+          <w:sz w:val="18"/>
         </w:rPr>
         <w:t>------------------------------------------------------------------------------------------------------------------------</w:t>
       </w:r>
     </w:p>
     <w:p>
       <w:pPr>
-        <w:spacing w:before="200" w:after="40" w:line="312" w:lineRule="auto"/>
+        <w:spacing w:before="280" w:after="40" w:line="312" w:lineRule="auto"/>
         <w:jc w:val="both"/>
       </w:pPr>
       <w:r>
@@ -2593,57 +4309,9 @@
           <w:b/>
           <w:i w:val="0"/>
           <w:color w:val="003366"/>
-          <w:sz w:val="27"/>
+          <w:sz w:val="26"/>
         </w:rPr>
-        <w:t>5. HỮU - THÀNH VIÊN</w:t>
-      </w:r>
-    </w:p>
-    <w:p>
-      <w:pPr>
-        <w:spacing w:before="0" w:after="40" w:line="312" w:lineRule="auto"/>
-        <w:jc w:val="both"/>
-      </w:pPr>
-      <w:r>
-        <w:rPr>
-          <w:rFonts w:ascii="Times New Roman" w:hAnsi="Times New Roman"/>
-          <w:b/>
-          <w:i w:val="0"/>
-          <w:color w:val="000000"/>
-          <w:sz w:val="24"/>
-        </w:rPr>
-        <w:t>• Mã sinh viên: Chờ cập nhật (Lớp: DCCNTT.14.5)   |   Lớp: DCCNTT.14.5</w:t>
-      </w:r>
-    </w:p>
-    <w:p>
-      <w:pPr>
-        <w:spacing w:before="0" w:after="40" w:line="312" w:lineRule="auto"/>
-        <w:jc w:val="both"/>
-      </w:pPr>
-      <w:r>
-        <w:rPr>
-          <w:rFonts w:ascii="Times New Roman" w:hAnsi="Times New Roman"/>
-          <w:b/>
-          <w:i w:val="0"/>
-          <w:color w:val="000000"/>
-          <w:sz w:val="24"/>
-        </w:rPr>
-        <w:t>• Vai trò đảm nhiệm: Chuyên viên Kiểm thử phần mềm (QA/QC), Biên tập hồ sơ tài liệu kỹ thuật</w:t>
-      </w:r>
-    </w:p>
-    <w:p>
-      <w:pPr>
-        <w:spacing w:before="0" w:after="120" w:line="312" w:lineRule="auto"/>
-        <w:jc w:val="both"/>
-      </w:pPr>
-      <w:r>
-        <w:rPr>
-          <w:rFonts w:ascii="Times New Roman" w:hAnsi="Times New Roman"/>
-          <w:b w:val="0"/>
-          <w:i/>
-          <w:color w:val="000000"/>
-          <w:sz w:val="24"/>
-        </w:rPr>
-        <w:t>• Trách nhiệm cốt lõi: Chịu trách nhiệm lập kế hoạch kiểm thử chất lượng hệ thống, thiết kế bộ kịch bản kiểm thử (Test Cases), thực thi kiểm thử hồi quy, ghi nhận bug và biên tập, định dạng tài liệu đồ án.</w:t>
+        <w:t>MỤC 5. GIAI ĐOẠN 5: CÀI ĐẶT, TRIỂN KHAI, KIỂM THỬ HỆ THỐNG VÀ BẢO VỆ ĐỒ ÁN</w:t>
       </w:r>
     </w:p>
     <w:p>
@@ -2655,336 +4323,881 @@
         <w:rPr>
           <w:rFonts w:ascii="Times New Roman" w:hAnsi="Times New Roman"/>
           <w:b/>
-          <w:i w:val="0"/>
-          <w:color w:val="000000"/>
-          <w:sz w:val="25"/>
+          <w:i/>
+          <w:color w:val="B40000"/>
+          <w:sz w:val="24"/>
         </w:rPr>
-        <w:t>Các nhiệm vụ và các bước thực hiện chi tiết:</w:t>
+        <w:t>★ TƯƠNG ỨNG: CHƯƠNG V. CÀI ĐẶT, TRIỂN KHAI VÀ KIỂM THỬ HỆ THỐNG (Tiến độ: Tuần 6 - 7)</w:t>
       </w:r>
     </w:p>
     <w:p>
       <w:pPr>
-        <w:spacing w:before="0" w:after="40" w:line="312" w:lineRule="auto"/>
-        <w:jc w:val="both"/>
-      </w:pPr>
-      <w:r>
-        <w:rPr>
-          <w:rFonts w:ascii="Times New Roman" w:hAnsi="Times New Roman"/>
-          <w:b/>
-          <w:i/>
-          <w:color w:val="B40000"/>
-          <w:sz w:val="24"/>
-        </w:rPr>
-        <w:t>Giai đoạn 1: Lập Kế hoạch Kiểm thử Phần mềm (Test Plan)</w:t>
-      </w:r>
-    </w:p>
-    <w:p>
-      <w:pPr>
-        <w:spacing w:before="0" w:after="40" w:line="312" w:lineRule="auto"/>
+        <w:spacing w:before="0" w:after="160" w:line="312" w:lineRule="auto"/>
         <w:jc w:val="both"/>
       </w:pPr>
       <w:r>
         <w:rPr>
           <w:rFonts w:ascii="Times New Roman" w:hAnsi="Times New Roman"/>
           <w:b w:val="0"/>
-          <w:i w:val="0"/>
+          <w:i/>
           <w:color w:val="000000"/>
           <w:sz w:val="24"/>
         </w:rPr>
-        <w:t>• Xác định mục tiêu kiểm thử: Đảm bảo toàn bộ 22 tính năng của hệ thống vận hành chuẩn xác 100%, không xảy ra sự cố sập ứng dụng (crash), rò rỉ bộ nhớ hay gián đoạn mạng.</w:t>
+        <w:t>Mục tiêu giai đoạn: Hiện thực hóa mã nguồn Backend và Frontend; tích hợp máy chủ WAN Internet; xây dựng cơ chế tự động hóa All-in-One và cập nhật Git; thực thi 22 ca Test Cases đạt Pass 100%; viết phần Kết luận và bảo vệ đồ án.</w:t>
       </w:r>
     </w:p>
+    <w:tbl>
+      <w:tblPr>
+        <w:tblW w:type="auto" w:w="0"/>
+        <w:jc w:val="center"/>
+        <w:tblLook w:firstColumn="1" w:firstRow="1" w:lastColumn="0" w:lastRow="0" w:noHBand="0" w:noVBand="1" w:val="04A0"/>
+      </w:tblPr>
+      <w:tblGrid>
+        <w:gridCol w:w="3135"/>
+        <w:gridCol w:w="3135"/>
+        <w:gridCol w:w="3135"/>
+      </w:tblGrid>
+      <w:tr>
+        <w:tc>
+          <w:tcPr>
+            <w:tcW w:type="dxa" w:w="3135"/>
+            <w:shd w:fill="003366"/>
+            <w:tcMar>
+              <w:top w:w="100" w:type="dxa"/>
+              <w:bottom w:w="100" w:type="dxa"/>
+              <w:left w:w="80" w:type="dxa"/>
+              <w:right w:w="80" w:type="dxa"/>
+            </w:tcMar>
+          </w:tcPr>
+          <w:p>
+            <w:pPr>
+              <w:jc w:val="center"/>
+            </w:pPr>
+            <w:r>
+              <w:rPr>
+                <w:rFonts w:ascii="Times New Roman" w:hAnsi="Times New Roman"/>
+                <w:b/>
+                <w:i w:val="0"/>
+                <w:color w:val="FFFFFF"/>
+                <w:sz w:val="23"/>
+              </w:rPr>
+              <w:t>STT</w:t>
+            </w:r>
+          </w:p>
+        </w:tc>
+        <w:tc>
+          <w:tcPr>
+            <w:tcW w:type="dxa" w:w="3135"/>
+            <w:shd w:fill="003366"/>
+            <w:tcMar>
+              <w:top w:w="100" w:type="dxa"/>
+              <w:bottom w:w="100" w:type="dxa"/>
+              <w:left w:w="80" w:type="dxa"/>
+              <w:right w:w="80" w:type="dxa"/>
+            </w:tcMar>
+          </w:tcPr>
+          <w:p>
+            <w:pPr>
+              <w:jc w:val="center"/>
+            </w:pPr>
+            <w:r>
+              <w:rPr>
+                <w:rFonts w:ascii="Times New Roman" w:hAnsi="Times New Roman"/>
+                <w:b/>
+                <w:i w:val="0"/>
+                <w:color w:val="FFFFFF"/>
+                <w:sz w:val="23"/>
+              </w:rPr>
+              <w:t>Thành viên thực hiện</w:t>
+            </w:r>
+          </w:p>
+        </w:tc>
+        <w:tc>
+          <w:tcPr>
+            <w:tcW w:type="dxa" w:w="3135"/>
+            <w:shd w:fill="003366"/>
+            <w:tcMar>
+              <w:top w:w="100" w:type="dxa"/>
+              <w:bottom w:w="100" w:type="dxa"/>
+              <w:left w:w="80" w:type="dxa"/>
+              <w:right w:w="80" w:type="dxa"/>
+            </w:tcMar>
+          </w:tcPr>
+          <w:p>
+            <w:pPr>
+              <w:jc w:val="center"/>
+            </w:pPr>
+            <w:r>
+              <w:rPr>
+                <w:rFonts w:ascii="Times New Roman" w:hAnsi="Times New Roman"/>
+                <w:b/>
+                <w:i w:val="0"/>
+                <w:color w:val="FFFFFF"/>
+                <w:sz w:val="23"/>
+              </w:rPr>
+              <w:t>Công việc chi tiết &amp; Cách thức thực hiện trong Giai đoạn</w:t>
+            </w:r>
+          </w:p>
+        </w:tc>
+      </w:tr>
+      <w:tr>
+        <w:tc>
+          <w:tcPr>
+            <w:tcW w:type="dxa" w:w="3135"/>
+            <w:shd w:fill="FFFFFF"/>
+            <w:tcMar>
+              <w:top w:w="80" w:type="dxa"/>
+              <w:bottom w:w="80" w:type="dxa"/>
+              <w:left w:w="60" w:type="dxa"/>
+              <w:right w:w="60" w:type="dxa"/>
+            </w:tcMar>
+          </w:tcPr>
+          <w:p>
+            <w:pPr>
+              <w:jc w:val="center"/>
+            </w:pPr>
+            <w:r>
+              <w:rPr>
+                <w:rFonts w:ascii="Times New Roman" w:hAnsi="Times New Roman"/>
+                <w:b/>
+                <w:i w:val="0"/>
+                <w:color w:val="000000"/>
+                <w:sz w:val="22"/>
+              </w:rPr>
+              <w:t>1</w:t>
+            </w:r>
+          </w:p>
+        </w:tc>
+        <w:tc>
+          <w:tcPr>
+            <w:tcW w:type="dxa" w:w="3135"/>
+            <w:shd w:fill="FFFFFF"/>
+            <w:tcMar>
+              <w:top w:w="80" w:type="dxa"/>
+              <w:bottom w:w="80" w:type="dxa"/>
+              <w:left w:w="80" w:type="dxa"/>
+              <w:right w:w="80" w:type="dxa"/>
+            </w:tcMar>
+          </w:tcPr>
+          <w:p>
+            <w:pPr>
+              <w:jc w:val="left"/>
+            </w:pPr>
+            <w:r>
+              <w:rPr>
+                <w:rFonts w:ascii="Times New Roman" w:hAnsi="Times New Roman"/>
+                <w:b/>
+                <w:i w:val="0"/>
+                <w:color w:val="003366"/>
+                <w:sz w:val="22"/>
+              </w:rPr>
+              <w:t>1. Vũ Duy Thái Sơn (Nhóm trưởng):</w:t>
+            </w:r>
+          </w:p>
+        </w:tc>
+        <w:tc>
+          <w:tcPr>
+            <w:tcW w:type="dxa" w:w="3135"/>
+            <w:shd w:fill="FFFFFF"/>
+            <w:tcMar>
+              <w:top w:w="80" w:type="dxa"/>
+              <w:bottom w:w="80" w:type="dxa"/>
+              <w:left w:w="80" w:type="dxa"/>
+              <w:right w:w="80" w:type="dxa"/>
+            </w:tcMar>
+          </w:tcPr>
+          <w:p>
+            <w:pPr>
+              <w:jc w:val="left"/>
+            </w:pPr>
+            <w:r/>
+          </w:p>
+          <w:p>
+            <w:pPr>
+              <w:spacing w:before="0" w:after="40" w:line="276" w:lineRule="auto"/>
+              <w:jc w:val="both"/>
+            </w:pPr>
+            <w:r>
+              <w:rPr>
+                <w:rFonts w:ascii="Times New Roman" w:hAnsi="Times New Roman"/>
+                <w:b w:val="0"/>
+                <w:i w:val="0"/>
+                <w:color w:val="000000"/>
+                <w:sz w:val="22"/>
+              </w:rPr>
+              <w:t>• Lập trình Máy chủ Socket đa luồng trong src/server/server.py: Tiếp nhận kết nối port 8888, phân bổ Worker Thread, định tuyến gói tin JSON và phát tán sự kiện (broadcast).</w:t>
+            </w:r>
+          </w:p>
+          <w:p>
+            <w:pPr>
+              <w:spacing w:before="0" w:after="40" w:line="276" w:lineRule="auto"/>
+              <w:jc w:val="both"/>
+            </w:pPr>
+            <w:r>
+              <w:rPr>
+                <w:rFonts w:ascii="Times New Roman" w:hAnsi="Times New Roman"/>
+                <w:b w:val="0"/>
+                <w:i w:val="0"/>
+                <w:color w:val="000000"/>
+                <w:sz w:val="22"/>
+              </w:rPr>
+              <w:t>• Lập trình mô-đun Cầu nối TCP IPC trong frontend/electron/python_bridge.ts: Kết nối socket nhị phân giữa Electron Node.js và Python Server.</w:t>
+            </w:r>
+          </w:p>
+          <w:p>
+            <w:pPr>
+              <w:spacing w:before="0" w:after="40" w:line="276" w:lineRule="auto"/>
+              <w:jc w:val="both"/>
+            </w:pPr>
+            <w:r>
+              <w:rPr>
+                <w:rFonts w:ascii="Times New Roman" w:hAnsi="Times New Roman"/>
+                <w:b w:val="0"/>
+                <w:i w:val="0"/>
+                <w:color w:val="000000"/>
+                <w:sz w:val="22"/>
+              </w:rPr>
+              <w:t>• Hiện thực hóa Máy chủ WAN Internet trong run_server_wan.py: Tự động khởi tạo Bore TCP Tunnel (bore.pub:38888) giúp người dùng nhắn tin xuyên mọi mạng LAN/Wifi/4G.</w:t>
+            </w:r>
+          </w:p>
+          <w:p>
+            <w:pPr>
+              <w:spacing w:before="0" w:after="40" w:line="276" w:lineRule="auto"/>
+              <w:jc w:val="both"/>
+            </w:pPr>
+            <w:r>
+              <w:rPr>
+                <w:rFonts w:ascii="Times New Roman" w:hAnsi="Times New Roman"/>
+                <w:b w:val="0"/>
+                <w:i w:val="0"/>
+                <w:color w:val="000000"/>
+                <w:sz w:val="22"/>
+              </w:rPr>
+              <w:t>• Xây dựng tính năng All-in-One: Lập trình tạo shortcut Desktop kèm logo Shin-chan bằng IShellLinkW native (hỗ trợ đường dẫn tiếng Việt có dấu), tự khởi động Server cùng Windows.</w:t>
+            </w:r>
+          </w:p>
+          <w:p>
+            <w:pPr>
+              <w:spacing w:before="0" w:after="40" w:line="276" w:lineRule="auto"/>
+              <w:jc w:val="both"/>
+            </w:pPr>
+            <w:r>
+              <w:rPr>
+                <w:rFonts w:ascii="Times New Roman" w:hAnsi="Times New Roman"/>
+                <w:b w:val="0"/>
+                <w:i w:val="0"/>
+                <w:color w:val="000000"/>
+                <w:sz w:val="22"/>
+              </w:rPr>
+              <w:t>• Lập trình cơ chế lắng nghe Git mỗi 2 giây (frontend/electron/updater.ts) thông báo cập nhật cho người dùng.</w:t>
+            </w:r>
+          </w:p>
+          <w:p>
+            <w:pPr>
+              <w:spacing w:before="0" w:after="40" w:line="276" w:lineRule="auto"/>
+              <w:jc w:val="both"/>
+            </w:pPr>
+            <w:r>
+              <w:rPr>
+                <w:rFonts w:ascii="Times New Roman" w:hAnsi="Times New Roman"/>
+                <w:b w:val="0"/>
+                <w:i w:val="0"/>
+                <w:color w:val="000000"/>
+                <w:sz w:val="22"/>
+              </w:rPr>
+              <w:t>• Viết kịch bản 1-Click duy nhất CHAY_UNG_DUNG.bat; viết mục 5.1 Cài đặt Backend và toàn bộ phần KẾT LUẬN VÀ HƯỚNG PHÁT TRIỂN của đề tài.</w:t>
+            </w:r>
+          </w:p>
+        </w:tc>
+      </w:tr>
+      <w:tr>
+        <w:tc>
+          <w:tcPr>
+            <w:tcW w:type="dxa" w:w="3135"/>
+            <w:shd w:fill="F7F9FC"/>
+            <w:tcMar>
+              <w:top w:w="80" w:type="dxa"/>
+              <w:bottom w:w="80" w:type="dxa"/>
+              <w:left w:w="60" w:type="dxa"/>
+              <w:right w:w="60" w:type="dxa"/>
+            </w:tcMar>
+          </w:tcPr>
+          <w:p>
+            <w:pPr>
+              <w:jc w:val="center"/>
+            </w:pPr>
+            <w:r>
+              <w:rPr>
+                <w:rFonts w:ascii="Times New Roman" w:hAnsi="Times New Roman"/>
+                <w:b/>
+                <w:i w:val="0"/>
+                <w:color w:val="000000"/>
+                <w:sz w:val="22"/>
+              </w:rPr>
+              <w:t>2</w:t>
+            </w:r>
+          </w:p>
+        </w:tc>
+        <w:tc>
+          <w:tcPr>
+            <w:tcW w:type="dxa" w:w="3135"/>
+            <w:shd w:fill="F7F9FC"/>
+            <w:tcMar>
+              <w:top w:w="80" w:type="dxa"/>
+              <w:bottom w:w="80" w:type="dxa"/>
+              <w:left w:w="80" w:type="dxa"/>
+              <w:right w:w="80" w:type="dxa"/>
+            </w:tcMar>
+          </w:tcPr>
+          <w:p>
+            <w:pPr>
+              <w:jc w:val="left"/>
+            </w:pPr>
+            <w:r>
+              <w:rPr>
+                <w:rFonts w:ascii="Times New Roman" w:hAnsi="Times New Roman"/>
+                <w:b/>
+                <w:i w:val="0"/>
+                <w:color w:val="003366"/>
+                <w:sz w:val="22"/>
+              </w:rPr>
+              <w:t>2. Vy Thế Mạnh (Thành viên - Frontend UI/UX):</w:t>
+            </w:r>
+          </w:p>
+        </w:tc>
+        <w:tc>
+          <w:tcPr>
+            <w:tcW w:type="dxa" w:w="3135"/>
+            <w:shd w:fill="F7F9FC"/>
+            <w:tcMar>
+              <w:top w:w="80" w:type="dxa"/>
+              <w:bottom w:w="80" w:type="dxa"/>
+              <w:left w:w="80" w:type="dxa"/>
+              <w:right w:w="80" w:type="dxa"/>
+            </w:tcMar>
+          </w:tcPr>
+          <w:p>
+            <w:pPr>
+              <w:jc w:val="left"/>
+            </w:pPr>
+            <w:r/>
+          </w:p>
+          <w:p>
+            <w:pPr>
+              <w:spacing w:before="0" w:after="40" w:line="276" w:lineRule="auto"/>
+              <w:jc w:val="both"/>
+            </w:pPr>
+            <w:r>
+              <w:rPr>
+                <w:rFonts w:ascii="Times New Roman" w:hAnsi="Times New Roman"/>
+                <w:b w:val="0"/>
+                <w:i w:val="0"/>
+                <w:color w:val="000000"/>
+                <w:sz w:val="22"/>
+              </w:rPr>
+              <w:t>• Khởi tạo và lập trình toàn bộ dự án React 18 + Vite trong thư mục frontend/.</w:t>
+            </w:r>
+          </w:p>
+          <w:p>
+            <w:pPr>
+              <w:spacing w:before="0" w:after="40" w:line="276" w:lineRule="auto"/>
+              <w:jc w:val="both"/>
+            </w:pPr>
+            <w:r>
+              <w:rPr>
+                <w:rFonts w:ascii="Times New Roman" w:hAnsi="Times New Roman"/>
+                <w:b w:val="0"/>
+                <w:i w:val="0"/>
+                <w:color w:val="000000"/>
+                <w:sz w:val="22"/>
+              </w:rPr>
+              <w:t>• Hiện thực hóa TitleBar.tsx: Thanh tiêu đề frameless phong cách Telegram, nút Pin Always-on-Top, nút Khóa màn hình Ctrl+L, logo Shin-chan và huy hiệu trạng thái mạng WAN động.</w:t>
+            </w:r>
+          </w:p>
+          <w:p>
+            <w:pPr>
+              <w:spacing w:before="0" w:after="40" w:line="276" w:lineRule="auto"/>
+              <w:jc w:val="both"/>
+            </w:pPr>
+            <w:r>
+              <w:rPr>
+                <w:rFonts w:ascii="Times New Roman" w:hAnsi="Times New Roman"/>
+                <w:b w:val="0"/>
+                <w:i w:val="0"/>
+                <w:color w:val="000000"/>
+                <w:sz w:val="22"/>
+              </w:rPr>
+              <w:t>• Lập trình CallModal.tsx: Giao diện Video Call HD kết nối webcam thật qua navigator.mediaDevices.getUserMedia, khung PIP nổi, nút Bật/Tắt Cam, Mic và nút Chia Sẻ Màn Hình; giao diện Voice Call với avatar phát xung kích và equalizer chuyển động.</w:t>
+            </w:r>
+          </w:p>
+          <w:p>
+            <w:pPr>
+              <w:spacing w:before="0" w:after="40" w:line="276" w:lineRule="auto"/>
+              <w:jc w:val="both"/>
+            </w:pPr>
+            <w:r>
+              <w:rPr>
+                <w:rFonts w:ascii="Times New Roman" w:hAnsi="Times New Roman"/>
+                <w:b w:val="0"/>
+                <w:i w:val="0"/>
+                <w:color w:val="000000"/>
+                <w:sz w:val="22"/>
+              </w:rPr>
+              <w:t>• Lập trình ChatBubble.tsx: Hiển thị thumbnail ảnh xem trước từ cache Base64, nút tải về và mở Lightbox xem ảnh toàn màn hình.</w:t>
+            </w:r>
+          </w:p>
+          <w:p>
+            <w:pPr>
+              <w:spacing w:before="0" w:after="40" w:line="276" w:lineRule="auto"/>
+              <w:jc w:val="both"/>
+            </w:pPr>
+            <w:r>
+              <w:rPr>
+                <w:rFonts w:ascii="Times New Roman" w:hAnsi="Times New Roman"/>
+                <w:b w:val="0"/>
+                <w:i w:val="0"/>
+                <w:color w:val="000000"/>
+                <w:sz w:val="22"/>
+              </w:rPr>
+              <w:t>• Viết mục 5.1 Cài đặt Frontend và chụp ảnh minh chứng cho mục 5.2 Kết quả triển khai trong Chương V.</w:t>
+            </w:r>
+          </w:p>
+        </w:tc>
+      </w:tr>
+      <w:tr>
+        <w:tc>
+          <w:tcPr>
+            <w:tcW w:type="dxa" w:w="3135"/>
+            <w:shd w:fill="FFFFFF"/>
+            <w:tcMar>
+              <w:top w:w="80" w:type="dxa"/>
+              <w:bottom w:w="80" w:type="dxa"/>
+              <w:left w:w="60" w:type="dxa"/>
+              <w:right w:w="60" w:type="dxa"/>
+            </w:tcMar>
+          </w:tcPr>
+          <w:p>
+            <w:pPr>
+              <w:jc w:val="center"/>
+            </w:pPr>
+            <w:r>
+              <w:rPr>
+                <w:rFonts w:ascii="Times New Roman" w:hAnsi="Times New Roman"/>
+                <w:b/>
+                <w:i w:val="0"/>
+                <w:color w:val="000000"/>
+                <w:sz w:val="22"/>
+              </w:rPr>
+              <w:t>3</w:t>
+            </w:r>
+          </w:p>
+        </w:tc>
+        <w:tc>
+          <w:tcPr>
+            <w:tcW w:type="dxa" w:w="3135"/>
+            <w:shd w:fill="FFFFFF"/>
+            <w:tcMar>
+              <w:top w:w="80" w:type="dxa"/>
+              <w:bottom w:w="80" w:type="dxa"/>
+              <w:left w:w="80" w:type="dxa"/>
+              <w:right w:w="80" w:type="dxa"/>
+            </w:tcMar>
+          </w:tcPr>
+          <w:p>
+            <w:pPr>
+              <w:jc w:val="left"/>
+            </w:pPr>
+            <w:r>
+              <w:rPr>
+                <w:rFonts w:ascii="Times New Roman" w:hAnsi="Times New Roman"/>
+                <w:b/>
+                <w:i w:val="0"/>
+                <w:color w:val="003366"/>
+                <w:sz w:val="22"/>
+              </w:rPr>
+              <w:t>3. Vũ Minh Dân (Thành viên - Phân tích nghiệp vụ BA):</w:t>
+            </w:r>
+          </w:p>
+        </w:tc>
+        <w:tc>
+          <w:tcPr>
+            <w:tcW w:type="dxa" w:w="3135"/>
+            <w:shd w:fill="FFFFFF"/>
+            <w:tcMar>
+              <w:top w:w="80" w:type="dxa"/>
+              <w:bottom w:w="80" w:type="dxa"/>
+              <w:left w:w="80" w:type="dxa"/>
+              <w:right w:w="80" w:type="dxa"/>
+            </w:tcMar>
+          </w:tcPr>
+          <w:p>
+            <w:pPr>
+              <w:jc w:val="left"/>
+            </w:pPr>
+            <w:r/>
+          </w:p>
+          <w:p>
+            <w:pPr>
+              <w:spacing w:before="0" w:after="40" w:line="276" w:lineRule="auto"/>
+              <w:jc w:val="both"/>
+            </w:pPr>
+            <w:r>
+              <w:rPr>
+                <w:rFonts w:ascii="Times New Roman" w:hAnsi="Times New Roman"/>
+                <w:b w:val="0"/>
+                <w:i w:val="0"/>
+                <w:color w:val="000000"/>
+                <w:sz w:val="22"/>
+              </w:rPr>
+              <w:t>• Lập trình Sidebar.tsx: Thanh lọc hội thoại theo Tab ('Tất cả', 'Cá nhân', 'Nhóm'), ô tìm kiếm tức thì theo @username và #ID người dùng.</w:t>
+            </w:r>
+          </w:p>
+          <w:p>
+            <w:pPr>
+              <w:spacing w:before="0" w:after="40" w:line="276" w:lineRule="auto"/>
+              <w:jc w:val="both"/>
+            </w:pPr>
+            <w:r>
+              <w:rPr>
+                <w:rFonts w:ascii="Times New Roman" w:hAnsi="Times New Roman"/>
+                <w:b w:val="0"/>
+                <w:i w:val="0"/>
+                <w:color w:val="000000"/>
+                <w:sz w:val="22"/>
+              </w:rPr>
+              <w:t>• Lập trình ChatComposer.tsx &amp; EmojiPicker.tsx: Khung soạn thảo tin nhắn phím tắt thông minh (Enter gửi, Shift+Enter xuống dòng), bộ chọn biểu tượng cảm xúc đa dạng.</w:t>
+            </w:r>
+          </w:p>
+          <w:p>
+            <w:pPr>
+              <w:spacing w:before="0" w:after="40" w:line="276" w:lineRule="auto"/>
+              <w:jc w:val="both"/>
+            </w:pPr>
+            <w:r>
+              <w:rPr>
+                <w:rFonts w:ascii="Times New Roman" w:hAnsi="Times New Roman"/>
+                <w:b w:val="0"/>
+                <w:i w:val="0"/>
+                <w:color w:val="000000"/>
+                <w:sz w:val="22"/>
+              </w:rPr>
+              <w:t>• Lập trình ChatInfoModal.tsx: Hiển thị thông tin hội thoại, danh sách thành viên nhóm, tab Ảnh thumbnail sắc nét, tab Tệp tin và tab Tin nhắn đã ghim.</w:t>
+            </w:r>
+          </w:p>
+          <w:p>
+            <w:pPr>
+              <w:spacing w:before="0" w:after="40" w:line="276" w:lineRule="auto"/>
+              <w:jc w:val="both"/>
+            </w:pPr>
+            <w:r>
+              <w:rPr>
+                <w:rFonts w:ascii="Times New Roman" w:hAnsi="Times New Roman"/>
+                <w:b w:val="0"/>
+                <w:i w:val="0"/>
+                <w:color w:val="000000"/>
+                <w:sz w:val="22"/>
+              </w:rPr>
+              <w:t>• Phối hợp kiểm thử chức năng phân hệ tin nhắn và viết mục 5.2.1 đến 5.2.5 trong Chương V.</w:t>
+            </w:r>
+          </w:p>
+        </w:tc>
+      </w:tr>
+      <w:tr>
+        <w:tc>
+          <w:tcPr>
+            <w:tcW w:type="dxa" w:w="3135"/>
+            <w:shd w:fill="F7F9FC"/>
+            <w:tcMar>
+              <w:top w:w="80" w:type="dxa"/>
+              <w:bottom w:w="80" w:type="dxa"/>
+              <w:left w:w="60" w:type="dxa"/>
+              <w:right w:w="60" w:type="dxa"/>
+            </w:tcMar>
+          </w:tcPr>
+          <w:p>
+            <w:pPr>
+              <w:jc w:val="center"/>
+            </w:pPr>
+            <w:r>
+              <w:rPr>
+                <w:rFonts w:ascii="Times New Roman" w:hAnsi="Times New Roman"/>
+                <w:b/>
+                <w:i w:val="0"/>
+                <w:color w:val="000000"/>
+                <w:sz w:val="22"/>
+              </w:rPr>
+              <w:t>4</w:t>
+            </w:r>
+          </w:p>
+        </w:tc>
+        <w:tc>
+          <w:tcPr>
+            <w:tcW w:type="dxa" w:w="3135"/>
+            <w:shd w:fill="F7F9FC"/>
+            <w:tcMar>
+              <w:top w:w="80" w:type="dxa"/>
+              <w:bottom w:w="80" w:type="dxa"/>
+              <w:left w:w="80" w:type="dxa"/>
+              <w:right w:w="80" w:type="dxa"/>
+            </w:tcMar>
+          </w:tcPr>
+          <w:p>
+            <w:pPr>
+              <w:jc w:val="left"/>
+            </w:pPr>
+            <w:r>
+              <w:rPr>
+                <w:rFonts w:ascii="Times New Roman" w:hAnsi="Times New Roman"/>
+                <w:b/>
+                <w:i w:val="0"/>
+                <w:color w:val="003366"/>
+                <w:sz w:val="22"/>
+              </w:rPr>
+              <w:t>4. Phạm Đức Tâm (Thành viên - Backend &amp; CSDL):</w:t>
+            </w:r>
+          </w:p>
+        </w:tc>
+        <w:tc>
+          <w:tcPr>
+            <w:tcW w:type="dxa" w:w="3135"/>
+            <w:shd w:fill="F7F9FC"/>
+            <w:tcMar>
+              <w:top w:w="80" w:type="dxa"/>
+              <w:bottom w:w="80" w:type="dxa"/>
+              <w:left w:w="80" w:type="dxa"/>
+              <w:right w:w="80" w:type="dxa"/>
+            </w:tcMar>
+          </w:tcPr>
+          <w:p>
+            <w:pPr>
+              <w:jc w:val="left"/>
+            </w:pPr>
+            <w:r/>
+          </w:p>
+          <w:p>
+            <w:pPr>
+              <w:spacing w:before="0" w:after="40" w:line="276" w:lineRule="auto"/>
+              <w:jc w:val="both"/>
+            </w:pPr>
+            <w:r>
+              <w:rPr>
+                <w:rFonts w:ascii="Times New Roman" w:hAnsi="Times New Roman"/>
+                <w:b w:val="0"/>
+                <w:i w:val="0"/>
+                <w:color w:val="000000"/>
+                <w:sz w:val="22"/>
+              </w:rPr>
+              <w:t>• Lập trình lớp quản trị CSDL DatabaseManager trong src/server/database.py: Khởi tạo bảng, quản lý transaction an toàn, bảo mật mật khẩu PBKDF2 với Salt 16 bytes ngẫu nhiên.</w:t>
+            </w:r>
+          </w:p>
+          <w:p>
+            <w:pPr>
+              <w:spacing w:before="0" w:after="40" w:line="276" w:lineRule="auto"/>
+              <w:jc w:val="both"/>
+            </w:pPr>
+            <w:r>
+              <w:rPr>
+                <w:rFonts w:ascii="Times New Roman" w:hAnsi="Times New Roman"/>
+                <w:b w:val="0"/>
+                <w:i w:val="0"/>
+                <w:color w:val="000000"/>
+                <w:sz w:val="22"/>
+              </w:rPr>
+              <w:t>• Lập trình API upload/download tệp tin đa phương tiện trong src/server/server.py và frontend/src/services/api.ts: Đọc ghi file nhị phân Base64 an toàn vào thư mục uploads/.</w:t>
+            </w:r>
+          </w:p>
+          <w:p>
+            <w:pPr>
+              <w:spacing w:before="0" w:after="40" w:line="276" w:lineRule="auto"/>
+              <w:jc w:val="both"/>
+            </w:pPr>
+            <w:r>
+              <w:rPr>
+                <w:rFonts w:ascii="Times New Roman" w:hAnsi="Times New Roman"/>
+                <w:b w:val="0"/>
+                <w:i w:val="0"/>
+                <w:color w:val="000000"/>
+                <w:sz w:val="22"/>
+              </w:rPr>
+              <w:t>• Xây dựng hàm getImageUrl() có bộ đệm cache Base64 giúp tải trước ảnh siêu tốc &lt; 5ms.</w:t>
+            </w:r>
+          </w:p>
+          <w:p>
+            <w:pPr>
+              <w:spacing w:before="0" w:after="40" w:line="276" w:lineRule="auto"/>
+              <w:jc w:val="both"/>
+            </w:pPr>
+            <w:r>
+              <w:rPr>
+                <w:rFonts w:ascii="Times New Roman" w:hAnsi="Times New Roman"/>
+                <w:b w:val="0"/>
+                <w:i w:val="0"/>
+                <w:color w:val="000000"/>
+                <w:sz w:val="22"/>
+              </w:rPr>
+              <w:t>• Thực hiện kiểm thử chịu tải CSDL với 10.000 bản ghi tin nhắn và 100 tài khoản người dùng; viết mục 5.1.2 Cài đặt CSDL trong Chương V.</w:t>
+            </w:r>
+          </w:p>
+        </w:tc>
+      </w:tr>
+      <w:tr>
+        <w:tc>
+          <w:tcPr>
+            <w:tcW w:type="dxa" w:w="3135"/>
+            <w:shd w:fill="FFFFFF"/>
+            <w:tcMar>
+              <w:top w:w="80" w:type="dxa"/>
+              <w:bottom w:w="80" w:type="dxa"/>
+              <w:left w:w="60" w:type="dxa"/>
+              <w:right w:w="60" w:type="dxa"/>
+            </w:tcMar>
+          </w:tcPr>
+          <w:p>
+            <w:pPr>
+              <w:jc w:val="center"/>
+            </w:pPr>
+            <w:r>
+              <w:rPr>
+                <w:rFonts w:ascii="Times New Roman" w:hAnsi="Times New Roman"/>
+                <w:b/>
+                <w:i w:val="0"/>
+                <w:color w:val="000000"/>
+                <w:sz w:val="22"/>
+              </w:rPr>
+              <w:t>5</w:t>
+            </w:r>
+          </w:p>
+        </w:tc>
+        <w:tc>
+          <w:tcPr>
+            <w:tcW w:type="dxa" w:w="3135"/>
+            <w:shd w:fill="FFFFFF"/>
+            <w:tcMar>
+              <w:top w:w="80" w:type="dxa"/>
+              <w:bottom w:w="80" w:type="dxa"/>
+              <w:left w:w="80" w:type="dxa"/>
+              <w:right w:w="80" w:type="dxa"/>
+            </w:tcMar>
+          </w:tcPr>
+          <w:p>
+            <w:pPr>
+              <w:jc w:val="left"/>
+            </w:pPr>
+            <w:r>
+              <w:rPr>
+                <w:rFonts w:ascii="Times New Roman" w:hAnsi="Times New Roman"/>
+                <w:b/>
+                <w:i w:val="0"/>
+                <w:color w:val="003366"/>
+                <w:sz w:val="22"/>
+              </w:rPr>
+              <w:t>5. Hữu (Thành viên - QA &amp; Biên tập tài liệu):</w:t>
+            </w:r>
+          </w:p>
+        </w:tc>
+        <w:tc>
+          <w:tcPr>
+            <w:tcW w:type="dxa" w:w="3135"/>
+            <w:shd w:fill="FFFFFF"/>
+            <w:tcMar>
+              <w:top w:w="80" w:type="dxa"/>
+              <w:bottom w:w="80" w:type="dxa"/>
+              <w:left w:w="80" w:type="dxa"/>
+              <w:right w:w="80" w:type="dxa"/>
+            </w:tcMar>
+          </w:tcPr>
+          <w:p>
+            <w:pPr>
+              <w:jc w:val="left"/>
+            </w:pPr>
+            <w:r/>
+          </w:p>
+          <w:p>
+            <w:pPr>
+              <w:spacing w:before="0" w:after="40" w:line="276" w:lineRule="auto"/>
+              <w:jc w:val="both"/>
+            </w:pPr>
+            <w:r>
+              <w:rPr>
+                <w:rFonts w:ascii="Times New Roman" w:hAnsi="Times New Roman"/>
+                <w:b w:val="0"/>
+                <w:i w:val="0"/>
+                <w:color w:val="000000"/>
+                <w:sz w:val="22"/>
+              </w:rPr>
+              <w:t>• Xây dựng Kế hoạch kiểm thử hoàn chỉnh (Test Plan) tại mục 5.3.1 của Chương V.</w:t>
+            </w:r>
+          </w:p>
+          <w:p>
+            <w:pPr>
+              <w:spacing w:before="0" w:after="40" w:line="276" w:lineRule="auto"/>
+              <w:jc w:val="both"/>
+            </w:pPr>
+            <w:r>
+              <w:rPr>
+                <w:rFonts w:ascii="Times New Roman" w:hAnsi="Times New Roman"/>
+                <w:b w:val="0"/>
+                <w:i w:val="0"/>
+                <w:color w:val="000000"/>
+                <w:sz w:val="22"/>
+              </w:rPr>
+              <w:t>• Thiết kế bộ 22 Kịch bản kiểm thử (Test Cases) chi tiết tương ứng trọn vẹn 22 chức năng của ứng dụng (TC01 đến TC22).</w:t>
+            </w:r>
+          </w:p>
+          <w:p>
+            <w:pPr>
+              <w:spacing w:before="0" w:after="40" w:line="276" w:lineRule="auto"/>
+              <w:jc w:val="both"/>
+            </w:pPr>
+            <w:r>
+              <w:rPr>
+                <w:rFonts w:ascii="Times New Roman" w:hAnsi="Times New Roman"/>
+                <w:b w:val="0"/>
+                <w:i w:val="0"/>
+                <w:color w:val="000000"/>
+                <w:sz w:val="22"/>
+              </w:rPr>
+              <w:t>• Thực thi toàn bộ các ca kiểm thử trên môi trường Windows 10, Windows 11 và mạng WAN; lập Bảng ma trận kết quả kiểm thử (Test Matrix) đạt tỷ lệ Pass 22/22 (100%).</w:t>
+            </w:r>
+          </w:p>
+          <w:p>
+            <w:pPr>
+              <w:spacing w:before="0" w:after="40" w:line="276" w:lineRule="auto"/>
+              <w:jc w:val="both"/>
+            </w:pPr>
+            <w:r>
+              <w:rPr>
+                <w:rFonts w:ascii="Times New Roman" w:hAnsi="Times New Roman"/>
+                <w:b w:val="0"/>
+                <w:i w:val="0"/>
+                <w:color w:val="000000"/>
+                <w:sz w:val="22"/>
+              </w:rPr>
+              <w:t>• Chụp ảnh giao diện minh chứng kết quả kiểm thử; hoàn thiện mục 5.3 Thực hiện kiểm thử; chuẩn hóa toàn bộ Danh mục tài liệu tham khảo.</w:t>
+            </w:r>
+          </w:p>
+          <w:p>
+            <w:pPr>
+              <w:spacing w:before="0" w:after="40" w:line="276" w:lineRule="auto"/>
+              <w:jc w:val="both"/>
+            </w:pPr>
+            <w:r>
+              <w:rPr>
+                <w:rFonts w:ascii="Times New Roman" w:hAnsi="Times New Roman"/>
+                <w:b w:val="0"/>
+                <w:i w:val="0"/>
+                <w:color w:val="000000"/>
+                <w:sz w:val="22"/>
+              </w:rPr>
+              <w:t>• Thiết kế bộ Slide thuyết trình PowerPoint chuyên nghiệp phục vụ Hội đồng chấm bảo vệ đồ án.</w:t>
+            </w:r>
+          </w:p>
+        </w:tc>
+      </w:tr>
+    </w:tbl>
     <w:p>
       <w:pPr>
-        <w:spacing w:before="0" w:after="40" w:line="312" w:lineRule="auto"/>
-        <w:jc w:val="both"/>
-      </w:pPr>
-      <w:r>
-        <w:rPr>
-          <w:rFonts w:ascii="Times New Roman" w:hAnsi="Times New Roman"/>
-          <w:b w:val="0"/>
-          <w:i w:val="0"/>
-          <w:color w:val="000000"/>
-          <w:sz w:val="24"/>
-        </w:rPr>
-        <w:t>• Lựa chọn phạm vi kiểm thử: Kiểm thử chức năng (Functional Testing), Kiểm thử giao diện (UI Testing), Kiểm thử bảo mật (Security Testing) và Kiểm thử hiệu năng mạng WAN (Performance Testing).</w:t>
-      </w:r>
-    </w:p>
-    <w:p>
-      <w:pPr>
-        <w:spacing w:before="0" w:after="40" w:line="312" w:lineRule="auto"/>
-        <w:jc w:val="both"/>
-      </w:pPr>
-      <w:r>
-        <w:rPr>
-          <w:rFonts w:ascii="Times New Roman" w:hAnsi="Times New Roman"/>
-          <w:b/>
-          <w:i/>
-          <w:color w:val="B40000"/>
-          <w:sz w:val="24"/>
-        </w:rPr>
-        <w:t>Giai đoạn 2: Xây dựng Ma trận và Kịch bản Kiểm thử chi tiết (Test Cases)</w:t>
-      </w:r>
-    </w:p>
-    <w:p>
-      <w:pPr>
-        <w:spacing w:before="0" w:after="40" w:line="312" w:lineRule="auto"/>
-        <w:jc w:val="both"/>
-      </w:pPr>
-      <w:r>
-        <w:rPr>
-          <w:rFonts w:ascii="Times New Roman" w:hAnsi="Times New Roman"/>
-          <w:b w:val="0"/>
-          <w:i w:val="0"/>
-          <w:color w:val="000000"/>
-          <w:sz w:val="24"/>
-        </w:rPr>
-        <w:t>• Thiết kế 22 ca kiểm thử tương ứng với 22 chức năng hoàn thiện của hệ thống:</w:t>
-      </w:r>
-    </w:p>
-    <w:p>
-      <w:pPr>
-        <w:spacing w:before="0" w:after="40" w:line="312" w:lineRule="auto"/>
-        <w:jc w:val="both"/>
-      </w:pPr>
-      <w:r>
-        <w:rPr>
-          <w:rFonts w:ascii="Times New Roman" w:hAnsi="Times New Roman"/>
-          <w:b w:val="0"/>
-          <w:i w:val="0"/>
-          <w:color w:val="000000"/>
-          <w:sz w:val="24"/>
-        </w:rPr>
-        <w:t>+ TC01: Kiểm thử Đăng ký tài khoản (mật khẩu yếu, mật khẩu trùng lặp, mật khẩu hợp lệ).</w:t>
-      </w:r>
-    </w:p>
-    <w:p>
-      <w:pPr>
-        <w:spacing w:before="0" w:after="40" w:line="312" w:lineRule="auto"/>
-        <w:jc w:val="both"/>
-      </w:pPr>
-      <w:r>
-        <w:rPr>
-          <w:rFonts w:ascii="Times New Roman" w:hAnsi="Times New Roman"/>
-          <w:b w:val="0"/>
-          <w:i w:val="0"/>
-          <w:color w:val="000000"/>
-          <w:sz w:val="24"/>
-        </w:rPr>
-        <w:t>+ TC02: Kiểm thử Đăng nhập hệ thống và cơ chế ép đăng xuất thiết bị cũ (Forced Logout).</w:t>
-      </w:r>
-    </w:p>
-    <w:p>
-      <w:pPr>
-        <w:spacing w:before="0" w:after="40" w:line="312" w:lineRule="auto"/>
-        <w:jc w:val="both"/>
-      </w:pPr>
-      <w:r>
-        <w:rPr>
-          <w:rFonts w:ascii="Times New Roman" w:hAnsi="Times New Roman"/>
-          <w:b w:val="0"/>
-          <w:i w:val="0"/>
-          <w:color w:val="000000"/>
-          <w:sz w:val="24"/>
-        </w:rPr>
-        <w:t>+ TC03 - TC07: Kiểm thử Nhắn tin 1-1, Trả lời trích dẫn tin nhắn, Ghim tin nhắn, Thu hồi tin nhắn 2 chiều trong 5 giây, Thả 6 loại biểu cảm Reaction.</w:t>
-      </w:r>
-    </w:p>
-    <w:p>
-      <w:pPr>
-        <w:spacing w:before="0" w:after="40" w:line="312" w:lineRule="auto"/>
-        <w:jc w:val="both"/>
-      </w:pPr>
-      <w:r>
-        <w:rPr>
-          <w:rFonts w:ascii="Times New Roman" w:hAnsi="Times New Roman"/>
-          <w:b w:val="0"/>
-          <w:i w:val="0"/>
-          <w:color w:val="000000"/>
-          <w:sz w:val="24"/>
-        </w:rPr>
-        <w:t>+ TC08 - TC10: Kiểm thử Gửi/Nhận ảnh preview trực tiếp, truyền tệp tin dung lượng lớn (.pdf, .docx, .zip) và Cloud lưu trữ cá nhân.</w:t>
-      </w:r>
-    </w:p>
-    <w:p>
-      <w:pPr>
-        <w:spacing w:before="0" w:after="40" w:line="312" w:lineRule="auto"/>
-        <w:jc w:val="both"/>
-      </w:pPr>
-      <w:r>
-        <w:rPr>
-          <w:rFonts w:ascii="Times New Roman" w:hAnsi="Times New Roman"/>
-          <w:b w:val="0"/>
-          <w:i w:val="0"/>
-          <w:color w:val="000000"/>
-          <w:sz w:val="24"/>
-        </w:rPr>
-        <w:t>+ TC11 - TC14: Kiểm thử Tìm kiếm bạn bè qua @username, Kết bạn, Tạo nhóm chat phân quyền, Cuộc gọi thoại &amp; Video call.</w:t>
-      </w:r>
-    </w:p>
-    <w:p>
-      <w:pPr>
-        <w:spacing w:before="0" w:after="40" w:line="312" w:lineRule="auto"/>
-        <w:jc w:val="both"/>
-      </w:pPr>
-      <w:r>
-        <w:rPr>
-          <w:rFonts w:ascii="Times New Roman" w:hAnsi="Times New Roman"/>
-          <w:b w:val="0"/>
-          <w:i w:val="0"/>
-          <w:color w:val="000000"/>
-          <w:sz w:val="24"/>
-        </w:rPr>
-        <w:t>+ TC15 - TC18: Kiểm thử Khóa màn hình nhanh Ctrl+L, Ghim cửa sổ Always on Top, Đổi giao diện Sáng/Tối.</w:t>
-      </w:r>
-    </w:p>
-    <w:p>
-      <w:pPr>
-        <w:spacing w:before="0" w:after="40" w:line="312" w:lineRule="auto"/>
-        <w:jc w:val="both"/>
-      </w:pPr>
-      <w:r>
-        <w:rPr>
-          <w:rFonts w:ascii="Times New Roman" w:hAnsi="Times New Roman"/>
-          <w:b w:val="0"/>
-          <w:i w:val="0"/>
-          <w:color w:val="000000"/>
-          <w:sz w:val="24"/>
-        </w:rPr>
-        <w:t>+ TC19 - TC22: Kiểm thử Tạo lối tắt Desktop tự động, Tự khởi động Server WAN cùng Windows, Lắng nghe cập nhật mã nguồn Git 2s.</w:t>
-      </w:r>
-    </w:p>
-    <w:p>
-      <w:pPr>
-        <w:spacing w:before="0" w:after="40" w:line="312" w:lineRule="auto"/>
-        <w:jc w:val="both"/>
-      </w:pPr>
-      <w:r>
-        <w:rPr>
-          <w:rFonts w:ascii="Times New Roman" w:hAnsi="Times New Roman"/>
-          <w:b/>
-          <w:i/>
-          <w:color w:val="B40000"/>
-          <w:sz w:val="24"/>
-        </w:rPr>
-        <w:t>Giai đoạn 3: Thực thi Kiểm thử, Ghi nhận lỗi (Bug Tracking) &amp; Đánh giá kết quả</w:t>
-      </w:r>
-    </w:p>
-    <w:p>
-      <w:pPr>
-        <w:spacing w:before="0" w:after="40" w:line="312" w:lineRule="auto"/>
-        <w:jc w:val="both"/>
-      </w:pPr>
-      <w:r>
-        <w:rPr>
-          <w:rFonts w:ascii="Times New Roman" w:hAnsi="Times New Roman"/>
-          <w:b w:val="0"/>
-          <w:i w:val="0"/>
-          <w:color w:val="000000"/>
-          <w:sz w:val="24"/>
-        </w:rPr>
-        <w:t>• Thực thi toàn bộ các ca kiểm thử trên nhiều môi trường: Windows 10, Windows 11, mạng nội bộ LAN và mạng Internet qua Bore WAN Tunnel.</w:t>
-      </w:r>
-    </w:p>
-    <w:p>
-      <w:pPr>
-        <w:spacing w:before="0" w:after="40" w:line="312" w:lineRule="auto"/>
-        <w:jc w:val="both"/>
-      </w:pPr>
-      <w:r>
-        <w:rPr>
-          <w:rFonts w:ascii="Times New Roman" w:hAnsi="Times New Roman"/>
-          <w:b w:val="0"/>
-          <w:i w:val="0"/>
-          <w:color w:val="000000"/>
-          <w:sz w:val="24"/>
-        </w:rPr>
-        <w:t>• Ghi nhận các lỗi phát sinh (lỗi đường dẫn tiếng Việt khi tạo shortcut, lỗi camera chưa bật trong video call) và phối hợp cùng nhóm trưởng khắc phục triệt để.</w:t>
-      </w:r>
-    </w:p>
-    <w:p>
-      <w:pPr>
-        <w:spacing w:before="0" w:after="40" w:line="312" w:lineRule="auto"/>
-        <w:jc w:val="both"/>
-      </w:pPr>
-      <w:r>
-        <w:rPr>
-          <w:rFonts w:ascii="Times New Roman" w:hAnsi="Times New Roman"/>
-          <w:b w:val="0"/>
-          <w:i w:val="0"/>
-          <w:color w:val="000000"/>
-          <w:sz w:val="24"/>
-        </w:rPr>
-        <w:t>• Tổng hợp Bảng ma trận kết quả kiểm thử (Test Matrix) với kết quả đạt 22/22 ca kiểm thử (Pass 100%).</w:t>
-      </w:r>
-    </w:p>
-    <w:p>
-      <w:pPr>
-        <w:spacing w:before="0" w:after="40" w:line="312" w:lineRule="auto"/>
-        <w:jc w:val="both"/>
-      </w:pPr>
-      <w:r>
-        <w:rPr>
-          <w:rFonts w:ascii="Times New Roman" w:hAnsi="Times New Roman"/>
-          <w:b/>
-          <w:i/>
-          <w:color w:val="B40000"/>
-          <w:sz w:val="24"/>
-        </w:rPr>
-        <w:t>Giai đoạn 4: Biên tập hồ sơ, chuẩn hóa định dạng văn bản &amp; Chuẩn bị Slide bảo vệ</w:t>
-      </w:r>
-    </w:p>
-    <w:p>
-      <w:pPr>
-        <w:spacing w:before="0" w:after="40" w:line="312" w:lineRule="auto"/>
-        <w:jc w:val="both"/>
-      </w:pPr>
-      <w:r>
-        <w:rPr>
-          <w:rFonts w:ascii="Times New Roman" w:hAnsi="Times New Roman"/>
-          <w:b w:val="0"/>
-          <w:i w:val="0"/>
-          <w:color w:val="000000"/>
-          <w:sz w:val="24"/>
-        </w:rPr>
-        <w:t>• Chuẩn hóa toàn bộ định dạng font chữ Times New Roman, cỡ chữ, căn lề 2-2-3-2 cm cho các file báo cáo của nhóm theo đúng quy chuẩn trường Đại học Công nghệ Đông Á.</w:t>
-      </w:r>
-    </w:p>
-    <w:p>
-      <w:pPr>
-        <w:spacing w:before="0" w:after="40" w:line="312" w:lineRule="auto"/>
-        <w:jc w:val="both"/>
-      </w:pPr>
-      <w:r>
-        <w:rPr>
-          <w:rFonts w:ascii="Times New Roman" w:hAnsi="Times New Roman"/>
-          <w:b w:val="0"/>
-          <w:i w:val="0"/>
-          <w:color w:val="000000"/>
-          <w:sz w:val="24"/>
-        </w:rPr>
-        <w:t>• Chịu trách nhiệm biên tập mục Kiểm thử (mục 5.3) và phần Kết luận trong Chương 5.</w:t>
-      </w:r>
-    </w:p>
-    <w:p>
-      <w:pPr>
-        <w:spacing w:before="0" w:after="40" w:line="312" w:lineRule="auto"/>
-        <w:jc w:val="both"/>
-      </w:pPr>
-      <w:r>
-        <w:rPr>
-          <w:rFonts w:ascii="Times New Roman" w:hAnsi="Times New Roman"/>
-          <w:b w:val="0"/>
-          <w:i w:val="0"/>
-          <w:color w:val="000000"/>
-          <w:sz w:val="24"/>
-        </w:rPr>
-        <w:t>• Thiết kế bộ slide thuyết trình đồ án phục vụ buổi bảo vệ trước Hội đồng chấm thi.</w:t>
-      </w:r>
-    </w:p>
-    <w:p>
-      <w:pPr>
-        <w:spacing w:before="80" w:after="40" w:line="312" w:lineRule="auto"/>
+        <w:spacing w:before="120" w:after="280" w:line="312" w:lineRule="auto"/>
         <w:jc w:val="both"/>
       </w:pPr>
       <w:r>
@@ -2992,26 +5205,10 @@
           <w:rFonts w:ascii="Times New Roman" w:hAnsi="Times New Roman"/>
           <w:b/>
           <w:i w:val="0"/>
-          <w:color w:val="000000"/>
-          <w:sz w:val="24"/>
+          <w:color w:val="006400"/>
+          <w:sz w:val="23"/>
         </w:rPr>
-        <w:t>• Sản phẩm bàn giao cụ thể (Deliverables): Kế hoạch kiểm thử (Test Plan), bộ 22 Kịch bản kiểm thử (Test Cases), Bảng ma trận kết quả kiểm thử (Test Matrix đạt 100% Pass), biên tập mục 5.3 Chương 5, bộ slide thuyết trình.</w:t>
-      </w:r>
-    </w:p>
-    <w:p>
-      <w:pPr>
-        <w:spacing w:before="0" w:after="280" w:line="312" w:lineRule="auto"/>
-        <w:jc w:val="both"/>
-      </w:pPr>
-      <w:r>
-        <w:rPr>
-          <w:rFonts w:ascii="Times New Roman" w:hAnsi="Times New Roman"/>
-          <w:b/>
-          <w:i w:val="0"/>
-          <w:color w:val="008000"/>
-          <w:sz w:val="24"/>
-        </w:rPr>
-        <w:t>• Đánh giá mức độ hoàn thành nhiệm vụ: 100% - Hoàn thành xuất sắc nhiệm vụ QA/QC &amp; Biên tập hồ sơ.</w:t>
+        <w:t>• Sản phẩm bàn giao cụ thể của TƯƠNG ỨNG: CHƯƠNG : Mã nguồn phần mềm hoàn chỉnh (chạy mượt mà qua CHAY_UNG_DUNG.bat); Báo cáo toàn văn Chương V và Kết luận; Bộ 22 Test Cases (Pass 100%); Bộ slide thuyết trình đồ án.</w:t>
       </w:r>
     </w:p>
     <w:p>
@@ -3024,8 +5221,8 @@
           <w:rFonts w:ascii="Times New Roman" w:hAnsi="Times New Roman"/>
           <w:b w:val="0"/>
           <w:i w:val="0"/>
-          <w:color w:val="C8C8C8"/>
-          <w:sz w:val="20"/>
+          <w:color w:val="D2D2D2"/>
+          <w:sz w:val="18"/>
         </w:rPr>
         <w:t>------------------------------------------------------------------------------------------------------------------------</w:t>
       </w:r>
@@ -3043,7 +5240,7 @@
           <w:color w:val="003366"/>
           <w:sz w:val="28"/>
         </w:rPr>
-        <w:t>PHẦN II. MA TRẬN PHÂN CÔNG THEO 22 TÍNH NĂNG HỆ THỐNG (RACI MATRIX)</w:t>
+        <w:t>PHẦN II. MA TRẬN PHÂN CÔNG TRÁCH NHIỆM 22 TÍNH NĂNG THEO CHUẨN RACI</w:t>
       </w:r>
     </w:p>
     <w:p>
@@ -3059,7 +5256,7 @@
           <w:color w:val="000000"/>
           <w:sz w:val="22"/>
         </w:rPr>
-        <w:t>Quy ước vai trò: [R - Responsible: Người trực tiếp lập trình/thực thi] | [A - Accountable: Người chịu trách nhiệm phê duyệt] | [C - Consulted: Người tư vấn/hỗ trợ nghiệp vụ] | [I - Informed: Người theo dõi/kiểm thử].</w:t>
+        <w:t>Quy ước vai trò: [R - Responsible: Người trực tiếp lập trình/thực thi] | [A - Accountable: Nhóm trưởng chịu trách nhiệm nghiệm thu] | [C - Consulted: Người tư vấn nghiệp vụ/giao diện] | [I - Informed: Người kiểm thử/theo dõi chất lượng].</w:t>
       </w:r>
     </w:p>
     <w:tbl>
@@ -4439,7 +6636,7 @@
                 <w:color w:val="000000"/>
                 <w:sz w:val="22"/>
               </w:rPr>
-              <w:t>Gửi/Xem ảnh phóng to toàn màn hình</w:t>
+              <w:t>Gửi/Xem ảnh thumbnail &amp; Lightbox phóng to</w:t>
             </w:r>
           </w:p>
         </w:tc>
@@ -5423,7 +7620,7 @@
                 <w:color w:val="000000"/>
                 <w:sz w:val="22"/>
               </w:rPr>
-              <w:t>Cuộc gọi Thoại &amp; Video (Camera PIP)</w:t>
+              <w:t>Cuộc gọi Thoại &amp; Video (Camera PIP, Screen Share)</w:t>
             </w:r>
           </w:p>
         </w:tc>
